--- a/Research/Final Report/DataAnalyticsCapstone_AnirudhHarathi.docx
+++ b/Research/Final Report/DataAnalyticsCapstone_AnirudhHarathi.docx
@@ -5,7 +5,7 @@
     <w:sdt>
       <w:sdtPr>
         <w:rPr>
-          <w:rFonts w:eastAsiaTheme="minorHAnsi"/>
+          <w:rFonts w:ascii="Times New Roman" w:eastAsiaTheme="minorHAnsi" w:hAnsi="Times New Roman" w:cs="Times New Roman"/>
           <w:color w:val="000000" w:themeColor="text1"/>
           <w:kern w:val="2"/>
           <w:sz w:val="28"/>
@@ -21,7 +21,7 @@
       </w:sdtPr>
       <w:sdtEndPr>
         <w:rPr>
-          <w:rFonts w:ascii="Times New Roman" w:eastAsia="Times New Roman" w:hAnsi="Times New Roman" w:cs="Times New Roman"/>
+          <w:rFonts w:eastAsia="Times New Roman"/>
           <w:kern w:val="0"/>
           <w:sz w:val="24"/>
           <w:szCs w:val="24"/>
@@ -2309,7 +2309,7 @@
                 <w:noProof/>
                 <w:webHidden/>
               </w:rPr>
-              <w:t>23</w:t>
+              <w:t>22</w:t>
             </w:r>
             <w:r>
               <w:rPr>
@@ -3390,7 +3390,7 @@
                 <w:noProof/>
                 <w:webHidden/>
               </w:rPr>
-              <w:t>39</w:t>
+              <w:t>38</w:t>
             </w:r>
             <w:r>
               <w:rPr>
@@ -3607,7 +3607,7 @@
                 <w:noProof/>
                 <w:webHidden/>
               </w:rPr>
-              <w:t>42</w:t>
+              <w:t>41</w:t>
             </w:r>
             <w:r>
               <w:rPr>
@@ -3753,7 +3753,7 @@
                 <w:noProof/>
                 <w:webHidden/>
               </w:rPr>
-              <w:t>45</w:t>
+              <w:t>44</w:t>
             </w:r>
             <w:r>
               <w:rPr>
@@ -3826,7 +3826,7 @@
                 <w:noProof/>
                 <w:webHidden/>
               </w:rPr>
-              <w:t>47</w:t>
+              <w:t>46</w:t>
             </w:r>
             <w:r>
               <w:rPr>
@@ -3899,7 +3899,7 @@
                 <w:noProof/>
                 <w:webHidden/>
               </w:rPr>
-              <w:t>48</w:t>
+              <w:t>47</w:t>
             </w:r>
             <w:r>
               <w:rPr>
@@ -4960,7 +4960,7 @@
             <w:noProof/>
             <w:webHidden/>
           </w:rPr>
-          <w:t>24</w:t>
+          <w:t>23</w:t>
         </w:r>
         <w:r>
           <w:rPr>
@@ -5392,7 +5392,7 @@
             <w:noProof/>
             <w:webHidden/>
           </w:rPr>
-          <w:t>37</w:t>
+          <w:t>36</w:t>
         </w:r>
         <w:r>
           <w:rPr>
@@ -5824,7 +5824,7 @@
             <w:noProof/>
             <w:webHidden/>
           </w:rPr>
-          <w:t>44</w:t>
+          <w:t>43</w:t>
         </w:r>
         <w:r>
           <w:rPr>
@@ -6027,7 +6027,7 @@
             <w:noProof/>
             <w:webHidden/>
           </w:rPr>
-          <w:t>33</w:t>
+          <w:t>32</w:t>
         </w:r>
         <w:r>
           <w:rPr>
@@ -6315,7 +6315,7 @@
             <w:noProof/>
             <w:webHidden/>
           </w:rPr>
-          <w:t>39</w:t>
+          <w:t>38</w:t>
         </w:r>
         <w:r>
           <w:rPr>
@@ -6387,7 +6387,7 @@
             <w:noProof/>
             <w:webHidden/>
           </w:rPr>
-          <w:t>40</w:t>
+          <w:t>39</w:t>
         </w:r>
         <w:r>
           <w:rPr>
@@ -6459,7 +6459,7 @@
             <w:noProof/>
             <w:webHidden/>
           </w:rPr>
-          <w:t>41</w:t>
+          <w:t>40</w:t>
         </w:r>
         <w:r>
           <w:rPr>
@@ -6528,7 +6528,33 @@
         <w:jc w:val="both"/>
       </w:pPr>
       <w:r>
-        <w:t>Healthcare infrastructure availability varies widely across the districts in India. There is a challenge to identify and prioritize districts that require more attention in terms of infrastructure. In this work, we develop and test a data-driven decision support framework, aided by AI, for district-level healthcare infrastructure evaluation and prioritization. We created a harmonized analytical dataset of 488 districts and 18 variables related to healthcare infrastructure, demographic characteristics and health outcomes using publicly available data from the Rural Health Statistics (RHS), Census of India 2011 and the National Family Health Survey (NFHS-5). For a standardized measure of relative infrastructure gaps, a Healthcare Infrastructure Gap Index (HIGI) was constructed based on five population-normalized healthcare infrastructure indicators. After that, K-Means clustering was used to extract district profiles based on healthcare, demographic, and health characteristics. Random Forest regression was used to provide a complementary predictive perspective for HIGI-based prioritization. The HIGI values ranged from 0.0861 to 0.9765 and were associated with selected health outcome indicators. Three district profiles were identified with a Silhouette Score of 0.2018 and Davies-Bouldin Index of 1.6442, indicating useful but moderately separated analytical profiles. The Random Forest model yielded a test R squared of 0.7092 with an MAE of 0.0524 and an RMSE of 0.0770. The observed HIGI and out-of-fold AI-assisted rankings had a Spearman value of .653 (p &lt; 0.001) with 10% overlap in the top 20 districts. The findings suggest that integrated analytics, composite indicators, clustering and machine learning can serve as complementary evidence for planning of healthcare infrastructure at district-level. The framework is designed as a decision support tool, with ultimate prioritization depending on policy, budgetary, feasibility, geographic, staffing and expert considerations.</w:t>
+        <w:t xml:space="preserve">Healthcare infrastructure availability varies widely across the districts in India. There is a challenge to identify and prioritize districts that require more attention in terms of infrastructure. In this work, we develop and test a data-driven decision support framework, aided by AI, for district-level healthcare infrastructure evaluation and prioritization. We created a harmonized analytical dataset of 488 districts and 18 </w:t>
+      </w:r>
+      <w:r>
+        <w:t>features</w:t>
+      </w:r>
+      <w:r>
+        <w:t xml:space="preserve"> related to healthcare infrastructure, demographic characteristics and health outcomes using publicly available data from the Rural Health Statistics (RHS), Census 2011 and the National Family Health Survey (NFHS-5). For a standardized measure of relative infrastructure gaps, a Healthcare Infrastructure Gap Index (HIGI) was constructed based on five population-normalized healthcare infrastructure indicators. After that, K-Means clustering was used to extract district profiles based on healthcare, demographic, and health characteristics. Random Forest regression was used to provide a complementary predictive perspective for HIGI-based prioritization. The HIGI values ranged from 0.0861 to 0.9765 and were associated with selected health outcome indicators. Three district profiles were identified with a Silhouette </w:t>
+      </w:r>
+      <w:proofErr w:type="gramStart"/>
+      <w:r>
+        <w:t xml:space="preserve">Score </w:t>
+      </w:r>
+      <w:r>
+        <w:t xml:space="preserve"> </w:t>
+      </w:r>
+      <w:r>
+        <w:t>0.2018</w:t>
+      </w:r>
+      <w:proofErr w:type="gramEnd"/>
+      <w:r>
+        <w:t xml:space="preserve"> and </w:t>
+      </w:r>
+      <w:r>
+        <w:t>DBI</w:t>
+      </w:r>
+      <w:r>
+        <w:t xml:space="preserve"> of 1.6442, indicating useful but moderately separated analytical profiles. The Random Forest model yielded a test R squared of 0.7092 with an MAE of 0.0524 and an RMSE of 0.0770. The observed HIGI and out-of-fold AI-assisted rankings had a Spearman value of .653 (p &lt; 0.001) with 10% overlap in the top 20 districts. The findings suggest that integrated analytics, composite indicators, clustering and machine learning can serve as complementary evidence for planning of healthcare infrastructure at district-level. The framework is designed as a decision support tool, with ultimate prioritization depending on policy, budgetary, feasibility, geographic, staffing and expert considerations.</w:t>
       </w:r>
     </w:p>
     <w:p>
@@ -6587,7 +6613,19 @@
         <w:t>ough</w:t>
       </w:r>
       <w:r>
-        <w:t xml:space="preserve"> sources like Rural Health Statistics (RHS), Census of India and National Family Health Survey (NFHS-5). However, these datasets measure different aspects of the health care system and are often analyzed separately. Integrated analytical approach could give a more comprehensive basis for the evaluation of infrastructure gaps and identification of priority districts.</w:t>
+        <w:t xml:space="preserve"> sources like RH</w:t>
+      </w:r>
+      <w:r>
+        <w:t>S</w:t>
+      </w:r>
+      <w:r>
+        <w:t xml:space="preserve">, Census </w:t>
+      </w:r>
+      <w:r>
+        <w:t xml:space="preserve">2011 </w:t>
+      </w:r>
+      <w:r>
+        <w:t>and NFHS-5. However, these datasets measure different aspects of the health care system and are often analyzed separately. Integrated analytical approach could give a more comprehensive basis for the evaluation of infrastructure gaps and identification of priority districts.</w:t>
       </w:r>
     </w:p>
     <w:p>
@@ -6642,7 +6680,7 @@
         <w:ind w:firstLine="720"/>
       </w:pPr>
       <w:r>
-        <w:t>India has made great progress in expanding its public healthcare system by investing in primary, secondary and tertiary healthcare facilities. However, there is still a huge disparity among districts in the health infrastructure leading to disparity in access to health care services. Disparities in the availability of Primary Health Centers (PHCs), Community Health Centers (CHCs), hospitals and other health facilities, and in population characteristics and health outcomes, hamper the identification of districts that need priority infrastructure investment.</w:t>
+        <w:t>India has made great progress in expanding its public healthcare system by investing in primary, secondary and tertiary healthcare facilities. However, there is still a huge disparity among districts in the health infrastructure leading to disparity in access to health care. Disparities in the availability of PHCs, CHCs, hospitals and other facilities, and in population characteristics and health outcomes, hamper the identification of districts that need priority infrastructure investment.</w:t>
       </w:r>
     </w:p>
     <w:p>
@@ -6715,7 +6753,21 @@
         <w:ind w:firstLine="720"/>
       </w:pPr>
       <w:r>
-        <w:t>The objective of this study is to design and evaluate a data-driven AI-assisted decision-support framework for identification and prioritization of gaps in healthcare infrastructure across Indian districts. The framework combines publicly available district level health infrastructure, demographic and health outcome data from official Government of India sources.</w:t>
+        <w:t xml:space="preserve">The </w:t>
+      </w:r>
+      <w:r>
+        <w:t xml:space="preserve">goal </w:t>
+      </w:r>
+      <w:r>
+        <w:t xml:space="preserve">of this study is to design and </w:t>
+      </w:r>
+      <w:proofErr w:type="gramStart"/>
+      <w:r>
+        <w:t>asses</w:t>
+      </w:r>
+      <w:proofErr w:type="gramEnd"/>
+      <w:r>
+        <w:t xml:space="preserve"> a data-driven AI-assisted decision-support framework for identification and prioritization of gaps in healthcare infrastructure across Indian districts. The framework combines publicly available district level health infrastructure, demographic and health outcome data from official Government of India sources.</w:t>
       </w:r>
     </w:p>
     <w:p>
@@ -6767,7 +6819,7 @@
         <w:ind w:firstLine="720"/>
       </w:pPr>
       <w:r>
-        <w:t>The study is concerned the evaluation of the differences in the public healthcare infrastructure at the district level in India using secondary data collected from the official sources of Government of India.</w:t>
+        <w:t>The study is concerned the evaluation of the differences in the public healthcare infrastructure at the district level in India using secondary data collected from official sources of Government of India.</w:t>
       </w:r>
     </w:p>
     <w:p>
@@ -6950,7 +7002,15 @@
         <w:ind w:firstLine="720"/>
       </w:pPr>
       <w:r>
-        <w:t>The aim of this study is to develop and evaluate an AI-assisted, data-driven framework that integrates district-level healthcare infrastructure, demographic, and health outcome data to identify, assess, and prioritize healthcare infrastructure gaps across Indian districts</w:t>
+        <w:t xml:space="preserve">The aim of this study is to develop and </w:t>
+      </w:r>
+      <w:proofErr w:type="gramStart"/>
+      <w:r>
+        <w:t>asses</w:t>
+      </w:r>
+      <w:proofErr w:type="gramEnd"/>
+      <w:r>
+        <w:t xml:space="preserve"> an AI-assisted, data-driven framework that integrates district-level healthcare infrastructure, demographic, and health outcome data to identify, assess, and prioritize healthcare infrastructure gaps across Indian districts</w:t>
       </w:r>
       <w:r>
         <w:t>.</w:t>
@@ -7062,7 +7122,13 @@
         <w:ind w:firstLine="720"/>
       </w:pPr>
       <w:r>
-        <w:t>To apply statistical and machine learning techniques to identify patterns and groups of districts with similar healthcare infrastructure, demographic characteristics, and health outcomes, and to examine factors associated with variation in healthcare infrastructure gaps</w:t>
+        <w:t xml:space="preserve">To apply statistical and </w:t>
+      </w:r>
+      <w:r>
+        <w:t>ML</w:t>
+      </w:r>
+      <w:r>
+        <w:t xml:space="preserve"> techniques to identify patterns and groups of districts with similar healthcare infrastructure, demographic characteristics, and health outcomes, and to examine factors associated with variation in healthcare infrastructure gaps</w:t>
       </w:r>
       <w:r>
         <w:t>.</w:t>
@@ -7241,7 +7307,13 @@
         <w:t>Null Hypothesis (H0₁):</w:t>
       </w:r>
       <w:r>
-        <w:t xml:space="preserve"> There is no meaningful association between healthcare infrastructure indicators and selected health outcomes across Indian districts</w:t>
+        <w:t xml:space="preserve"> There is no meaningful </w:t>
+      </w:r>
+      <w:r>
+        <w:t>connection</w:t>
+      </w:r>
+      <w:r>
+        <w:t xml:space="preserve"> between healthcare infrastructure indicators and selected health outcomes across Indian districts</w:t>
       </w:r>
       <w:r>
         <w:t>.</w:t>
@@ -7293,7 +7365,13 @@
         <w:t>Null Hypothesis (H0₂):</w:t>
       </w:r>
       <w:r>
-        <w:t xml:space="preserve"> There is no meaningful association between demographic characteristics and healthcare infrastructure availability across Indian districts</w:t>
+        <w:t xml:space="preserve"> There is no meaningful </w:t>
+      </w:r>
+      <w:r>
+        <w:t>connection</w:t>
+      </w:r>
+      <w:r>
+        <w:t xml:space="preserve"> between demographic characteristics and healthcare infrastructure availability across Indian districts</w:t>
       </w:r>
       <w:r>
         <w:t>.</w:t>
@@ -7447,7 +7525,13 @@
         <w:ind w:firstLine="720"/>
       </w:pPr>
       <w:r>
-        <w:t xml:space="preserve">Power calculations used a significance level of α = 0.05 and a statistical power of 0.80. Where calculations based on effect size were appropriate, a medium effect size was </w:t>
+        <w:t>Power calculations used a</w:t>
+      </w:r>
+      <w:r>
+        <w:t xml:space="preserve">n </w:t>
+      </w:r>
+      <w:r>
+        <w:t xml:space="preserve">α = 0.05 and a statistical power of 0.80. Where calculations based on effect size were appropriate, a medium effect size was </w:t>
       </w:r>
       <w:proofErr w:type="gramStart"/>
       <w:r>
@@ -8242,7 +8326,7 @@
         <w:t>f = 0.25</w:t>
       </w:r>
       <w:r>
-        <w:t xml:space="preserve">, α = 0.05, and 80% power gives a minimum requirement of approximately </w:t>
+        <w:t xml:space="preserve">, α = 0.05, and 80% power gives a minimum requirement of </w:t>
       </w:r>
       <w:r>
         <w:rPr>
@@ -8661,7 +8745,13 @@
               <w:rPr>
                 <w:rFonts w:asciiTheme="minorHAnsi" w:hAnsiTheme="minorHAnsi" w:cstheme="minorHAnsi"/>
               </w:rPr>
-              <w:t>K-Means clustering with Silhouette Score and Davies–Bouldin Index</w:t>
+              <w:t xml:space="preserve">K-Means with Silhouette Score and </w:t>
+            </w:r>
+            <w:r>
+              <w:rPr>
+                <w:rFonts w:asciiTheme="minorHAnsi" w:hAnsiTheme="minorHAnsi" w:cstheme="minorHAnsi"/>
+              </w:rPr>
+              <w:t>DBI</w:t>
             </w:r>
           </w:p>
         </w:tc>
@@ -8738,6 +8828,7 @@
                 <w:rStyle w:val="Strong"/>
                 <w:rFonts w:asciiTheme="minorHAnsi" w:hAnsiTheme="minorHAnsi" w:cstheme="minorHAnsi"/>
               </w:rPr>
+              <w:lastRenderedPageBreak/>
               <w:t>H04</w:t>
             </w:r>
           </w:p>
@@ -8893,7 +8984,13 @@
         <w:t>(2019)</w:t>
       </w:r>
       <w:r>
-        <w:t>. develop a composite index for measuring health-system performance in India</w:t>
+        <w:t xml:space="preserve"> develop</w:t>
+      </w:r>
+      <w:r>
+        <w:t>ed</w:t>
+      </w:r>
+      <w:r>
+        <w:t xml:space="preserve"> a composite index for measuring health-system performance in India</w:t>
       </w:r>
       <w:r>
         <w:t>.</w:t>
@@ -8976,7 +9073,7 @@
         <w:t xml:space="preserve">provided </w:t>
       </w:r>
       <w:r>
-        <w:t xml:space="preserve">by the </w:t>
+        <w:t xml:space="preserve">by </w:t>
       </w:r>
       <w:r>
         <w:rPr>
@@ -8984,7 +9081,13 @@
           <w:b w:val="0"/>
           <w:bCs w:val="0"/>
         </w:rPr>
-        <w:t>Organization</w:t>
+        <w:t>OECD &amp; JRC,</w:t>
+      </w:r>
+      <w:r>
+        <w:rPr>
+          <w:rStyle w:val="Strong"/>
+        </w:rPr>
+        <w:t xml:space="preserve"> </w:t>
       </w:r>
       <w:r>
         <w:rPr>
@@ -8992,21 +9095,7 @@
           <w:b w:val="0"/>
           <w:bCs w:val="0"/>
         </w:rPr>
-        <w:t xml:space="preserve"> for Economic Co-operation and Development and Joint Research Centre (OECD &amp; JRC,</w:t>
-      </w:r>
-      <w:r>
-        <w:rPr>
-          <w:rStyle w:val="Strong"/>
-        </w:rPr>
-        <w:t xml:space="preserve"> </w:t>
-      </w:r>
-      <w:r>
-        <w:rPr>
-          <w:rStyle w:val="Strong"/>
-          <w:b w:val="0"/>
-          <w:bCs w:val="0"/>
-        </w:rPr>
-        <w:t>2008)</w:t>
+        <w:t>2008</w:t>
       </w:r>
       <w:r>
         <w:t xml:space="preserve"> handbook on constructing composite indicators</w:t>
@@ -9549,7 +9638,13 @@
         <w:ind w:firstLine="720"/>
       </w:pPr>
       <w:r>
-        <w:t>The literature reviewed supports three important elements of this study, namely multidimensional healthcare measurement, composite-index construction, and the use of analytics for evidence-based decision-making. However, the present study brings these together at Indian district level by integrating RHS, Census 2011 and NFHS-5 datasets into a common analytical framework.</w:t>
+        <w:t>The literature reviewed supports three important elements of this study, namely multidimensional healthcare measurement, composite-index construction, and use of analytics for evidence-based decision</w:t>
+      </w:r>
+      <w:r>
+        <w:t xml:space="preserve"> </w:t>
+      </w:r>
+      <w:r>
+        <w:t>making. However, present study brings these together at Indian district level by integrating RHS, Census 2011 and NFHS-5 datasets into a common analytical framework.</w:t>
       </w:r>
     </w:p>
     <w:p>
@@ -9872,7 +9967,7 @@
               <w:jc w:val="center"/>
             </w:pPr>
             <w:r>
-              <w:t>Census of India 2011</w:t>
+              <w:t>Census 2011</w:t>
             </w:r>
           </w:p>
         </w:tc>
@@ -10226,17 +10321,19 @@
             <w:pPr>
               <w:cnfStyle w:val="000000000000" w:firstRow="0" w:lastRow="0" w:firstColumn="0" w:lastColumn="0" w:oddVBand="0" w:evenVBand="0" w:oddHBand="0" w:evenHBand="0" w:firstRowFirstColumn="0" w:firstRowLastColumn="0" w:lastRowFirstColumn="0" w:lastRowLastColumn="0"/>
             </w:pPr>
-            <w:r>
-              <w:t>Ministry of Health and Family Welfare (</w:t>
-            </w:r>
             <w:proofErr w:type="spellStart"/>
             <w:r>
               <w:t>MoHFW</w:t>
             </w:r>
             <w:proofErr w:type="spellEnd"/>
             <w:r>
-              <w:t>), Government of India</w:t>
-            </w:r>
+              <w:t xml:space="preserve">, </w:t>
+            </w:r>
+            <w:proofErr w:type="spellStart"/>
+            <w:r>
+              <w:t>GoI</w:t>
+            </w:r>
+            <w:proofErr w:type="spellEnd"/>
           </w:p>
         </w:tc>
       </w:tr>
@@ -10371,7 +10468,21 @@
       </w:r>
       <w:proofErr w:type="spellEnd"/>
       <w:r>
-        <w:t>), Government of India, which provides district level information on public health infrastructure in the country. The choice of the dataset is due to the presence of the main indicators of infrastructure, necessary to assess the accessibility of health care and the availability of services at the level of districts.</w:t>
+        <w:t xml:space="preserve">), </w:t>
+      </w:r>
+      <w:proofErr w:type="spellStart"/>
+      <w:r>
+        <w:t>GoI</w:t>
+      </w:r>
+      <w:proofErr w:type="spellEnd"/>
+      <w:r>
+        <w:t xml:space="preserve">, which provides district level information on public health infrastructure in the country. The choice of the dataset is due to the presence of the main indicators of infrastructure, necessary to assess the access </w:t>
+      </w:r>
+      <w:r>
+        <w:t>to</w:t>
+      </w:r>
+      <w:r>
+        <w:t xml:space="preserve"> health care and the availability of services at the level of districts.</w:t>
       </w:r>
     </w:p>
     <w:p>
@@ -10415,9 +10526,9 @@
         <w:tblLook w:val="06A0" w:firstRow="1" w:lastRow="0" w:firstColumn="1" w:lastColumn="0" w:noHBand="1" w:noVBand="1"/>
       </w:tblPr>
       <w:tblGrid>
-        <w:gridCol w:w="2347"/>
-        <w:gridCol w:w="3600"/>
-        <w:gridCol w:w="3069"/>
+        <w:gridCol w:w="2362"/>
+        <w:gridCol w:w="3592"/>
+        <w:gridCol w:w="3062"/>
       </w:tblGrid>
       <w:tr>
         <w:trPr>
@@ -10477,11 +10588,14 @@
             <w:tcW w:w="2420" w:type="dxa"/>
           </w:tcPr>
           <w:p>
-            <w:r>
-              <w:t xml:space="preserve">Sub </w:t>
-            </w:r>
             <w:proofErr w:type="spellStart"/>
             <w:r>
+              <w:t>Sub</w:t>
+            </w:r>
+            <w:r>
+              <w:t>_</w:t>
+            </w:r>
+            <w:r>
               <w:t>Centres</w:t>
             </w:r>
             <w:proofErr w:type="spellEnd"/>
@@ -10496,13 +10610,11 @@
               <w:cnfStyle w:val="000000000000" w:firstRow="0" w:lastRow="0" w:firstColumn="0" w:lastColumn="0" w:oddVBand="0" w:evenVBand="0" w:oddHBand="0" w:evenHBand="0" w:firstRowFirstColumn="0" w:firstRowLastColumn="0" w:lastRowFirstColumn="0" w:lastRowLastColumn="0"/>
             </w:pPr>
             <w:r>
-              <w:t xml:space="preserve">Number of Sub </w:t>
-            </w:r>
-            <w:proofErr w:type="spellStart"/>
-            <w:r>
-              <w:t>Centres</w:t>
-            </w:r>
-            <w:proofErr w:type="spellEnd"/>
+              <w:t>Sub Centre</w:t>
+            </w:r>
+            <w:r>
+              <w:t xml:space="preserve"> count</w:t>
+            </w:r>
           </w:p>
         </w:tc>
         <w:tc>
@@ -10543,13 +10655,11 @@
               <w:cnfStyle w:val="000000000000" w:firstRow="0" w:lastRow="0" w:firstColumn="0" w:lastColumn="0" w:oddVBand="0" w:evenVBand="0" w:oddHBand="0" w:evenHBand="0" w:firstRowFirstColumn="0" w:firstRowLastColumn="0" w:lastRowFirstColumn="0" w:lastRowLastColumn="0"/>
             </w:pPr>
             <w:r>
-              <w:t xml:space="preserve">Number of Primary Health </w:t>
-            </w:r>
-            <w:proofErr w:type="spellStart"/>
-            <w:r>
-              <w:t>Centres</w:t>
-            </w:r>
-            <w:proofErr w:type="spellEnd"/>
+              <w:t>Primary Health Centre</w:t>
+            </w:r>
+            <w:r>
+              <w:t xml:space="preserve"> count</w:t>
+            </w:r>
           </w:p>
         </w:tc>
         <w:tc>
@@ -10590,13 +10700,11 @@
               <w:cnfStyle w:val="000000000000" w:firstRow="0" w:lastRow="0" w:firstColumn="0" w:lastColumn="0" w:oddVBand="0" w:evenVBand="0" w:oddHBand="0" w:evenHBand="0" w:firstRowFirstColumn="0" w:firstRowLastColumn="0" w:lastRowFirstColumn="0" w:lastRowLastColumn="0"/>
             </w:pPr>
             <w:r>
-              <w:t xml:space="preserve">Number of Community Health </w:t>
-            </w:r>
-            <w:proofErr w:type="spellStart"/>
-            <w:r>
-              <w:t>Centres</w:t>
-            </w:r>
-            <w:proofErr w:type="spellEnd"/>
+              <w:t>Community Health Centre</w:t>
+            </w:r>
+            <w:r>
+              <w:t xml:space="preserve"> count</w:t>
+            </w:r>
           </w:p>
         </w:tc>
         <w:tc>
@@ -10637,7 +10745,10 @@
               <w:cnfStyle w:val="000000000000" w:firstRow="0" w:lastRow="0" w:firstColumn="0" w:lastColumn="0" w:oddVBand="0" w:evenVBand="0" w:oddHBand="0" w:evenHBand="0" w:firstRowFirstColumn="0" w:firstRowLastColumn="0" w:lastRowFirstColumn="0" w:lastRowLastColumn="0"/>
             </w:pPr>
             <w:r>
-              <w:t>Number of Sub-Divisional Hospitals</w:t>
+              <w:t>Sub-Divisional Hospitals</w:t>
+            </w:r>
+            <w:r>
+              <w:t xml:space="preserve"> count</w:t>
             </w:r>
           </w:p>
         </w:tc>
@@ -10679,7 +10790,10 @@
               <w:cnfStyle w:val="000000000000" w:firstRow="0" w:lastRow="0" w:firstColumn="0" w:lastColumn="0" w:oddVBand="0" w:evenVBand="0" w:oddHBand="0" w:evenHBand="0" w:firstRowFirstColumn="0" w:firstRowLastColumn="0" w:lastRowFirstColumn="0" w:lastRowLastColumn="0"/>
             </w:pPr>
             <w:r>
-              <w:t>Number of District Hospitals</w:t>
+              <w:t>District Hospital</w:t>
+            </w:r>
+            <w:r>
+              <w:t xml:space="preserve"> count</w:t>
             </w:r>
           </w:p>
         </w:tc>
@@ -10719,16 +10833,19 @@
         <w:ind w:firstLine="720"/>
       </w:pPr>
       <w:r>
+        <w:t xml:space="preserve">The selected variables together depict the hierarchical structure of the public healthcare delivery system in India </w:t>
+      </w:r>
+      <w:proofErr w:type="gramStart"/>
+      <w:r>
+        <w:t>and also</w:t>
+      </w:r>
+      <w:proofErr w:type="gramEnd"/>
+      <w:r>
+        <w:t xml:space="preserve"> provide the infrastructure indicators required for </w:t>
+      </w:r>
+      <w:r>
         <w:lastRenderedPageBreak/>
-        <w:t xml:space="preserve">The selected variables together depict the hierarchical structure of the public healthcare delivery system in India </w:t>
-      </w:r>
-      <w:proofErr w:type="gramStart"/>
-      <w:r>
-        <w:t>and also</w:t>
-      </w:r>
-      <w:proofErr w:type="gramEnd"/>
-      <w:r>
-        <w:t xml:space="preserve"> provide the infrastructure indicators required for further exploratory analysis and construction of the Healthcare Infrastructure Gap Index (HIGI).</w:t>
+        <w:t>further exploratory analysis and construction of the Healthcare Infrastructure Gap Index (HIGI).</w:t>
       </w:r>
     </w:p>
     <w:p>
@@ -10849,7 +10966,7 @@
               <w:cnfStyle w:val="000000000000" w:firstRow="0" w:lastRow="0" w:firstColumn="0" w:lastColumn="0" w:oddVBand="0" w:evenVBand="0" w:oddHBand="0" w:evenHBand="0" w:firstRowFirstColumn="0" w:firstRowLastColumn="0" w:lastRowFirstColumn="0" w:lastRowLastColumn="0"/>
             </w:pPr>
             <w:r>
-              <w:t>Census of India 2011</w:t>
+              <w:t>Census 2011</w:t>
             </w:r>
           </w:p>
         </w:tc>
@@ -11006,7 +11123,7 @@
         <w:ind w:firstLine="720"/>
       </w:pPr>
       <w:r>
-        <w:t>Official national census is the Census of India 2011, conducted by the office of the Registrar General and Census Commissioner, India. It contains a wealth of demographic, social and economic information at several levels of administration.</w:t>
+        <w:t>Official national census is the Census 2011, conducted by the office of the Registrar General and Census Commissioner, India. It contains a wealth of demographic, social and economic information at several levels of administration.</w:t>
       </w:r>
     </w:p>
     <w:p>
@@ -11335,7 +11452,6 @@
               <w:rPr>
                 <w:rFonts w:eastAsiaTheme="minorEastAsia"/>
               </w:rPr>
-              <w:lastRenderedPageBreak/>
               <w:t>No_HH</w:t>
             </w:r>
             <w:proofErr w:type="spellEnd"/>
@@ -11387,7 +11503,11 @@
         <w:ind w:firstLine="720"/>
       </w:pPr>
       <w:r>
-        <w:t xml:space="preserve">The selected demographic variables are proxies of the potential district-level demand for healthcare services. The size of the population requiring health care services is measured by population and household counts, and demographic context that may affect health care awareness, service </w:t>
+        <w:t xml:space="preserve">The selected demographic variables are proxies of the potential district-level demand for healthcare services. The size of the population requiring health care services is measured </w:t>
+      </w:r>
+      <w:r>
+        <w:lastRenderedPageBreak/>
+        <w:t xml:space="preserve">by population and household counts, and demographic context that may affect health care awareness, service </w:t>
       </w:r>
       <w:proofErr w:type="spellStart"/>
       <w:r>
@@ -11525,7 +11645,7 @@
               <w:cnfStyle w:val="000000000000" w:firstRow="0" w:lastRow="0" w:firstColumn="0" w:lastColumn="0" w:oddVBand="0" w:evenVBand="0" w:oddHBand="0" w:evenHBand="0" w:firstRowFirstColumn="0" w:firstRowLastColumn="0" w:lastRowFirstColumn="0" w:lastRowLastColumn="0"/>
             </w:pPr>
             <w:r>
-              <w:t>National Family Health Survey (NFHS-5)</w:t>
+              <w:t>NFHS-5</w:t>
             </w:r>
           </w:p>
         </w:tc>
@@ -11554,7 +11674,7 @@
               <w:cnfStyle w:val="000000000000" w:firstRow="0" w:lastRow="0" w:firstColumn="0" w:lastColumn="0" w:oddVBand="0" w:evenVBand="0" w:oddHBand="0" w:evenHBand="0" w:firstRowFirstColumn="0" w:firstRowLastColumn="0" w:lastRowFirstColumn="0" w:lastRowLastColumn="0"/>
             </w:pPr>
             <w:r>
-              <w:t>International Institute for Population Sciences (IIPS) and Ministry of Health &amp; Family Welfare (</w:t>
+              <w:t xml:space="preserve">IIPS and </w:t>
             </w:r>
             <w:proofErr w:type="spellStart"/>
             <w:r>
@@ -11562,8 +11682,13 @@
             </w:r>
             <w:proofErr w:type="spellEnd"/>
             <w:r>
-              <w:t>), Government of India</w:t>
-            </w:r>
+              <w:t xml:space="preserve">, </w:t>
+            </w:r>
+            <w:proofErr w:type="spellStart"/>
+            <w:r>
+              <w:t>GoI</w:t>
+            </w:r>
+            <w:proofErr w:type="spellEnd"/>
           </w:p>
         </w:tc>
       </w:tr>
@@ -11733,7 +11858,13 @@
         <w:ind w:firstLine="720"/>
       </w:pPr>
       <w:r>
-        <w:t>The NFHS-5 is a nationally representative health survey conducted by the International Institute for Population Sciences (IIPS) under the stewardship of the Ministry of Health and Family Welfare (</w:t>
+        <w:t>The NFHS-5 is a n</w:t>
+      </w:r>
+      <w:r>
+        <w:t>ational level</w:t>
+      </w:r>
+      <w:r>
+        <w:t xml:space="preserve"> health survey conducted by the International Institute for Population Sciences (IIPS) under of the Ministry of Health and Family Welfare (</w:t>
       </w:r>
       <w:proofErr w:type="spellStart"/>
       <w:r>
@@ -11750,8 +11881,11 @@
         <w:ind w:firstLine="720"/>
       </w:pPr>
       <w:r>
+        <w:t xml:space="preserve">A subset of health outcome indicators was selected to evaluate access to healthcare, service use and population health for this study. These variables complement the healthcare infrastructure indicators from the RHS dataset and the demographic indicators from the </w:t>
+      </w:r>
+      <w:r>
         <w:lastRenderedPageBreak/>
-        <w:t>A subset of health outcome indicators was selected to evaluate access to healthcare, service use and population health for this study. These variables complement the healthcare infrastructure indicators from the RHS dataset and the demographic indicators from the Census dataset to allow for a multidimensional assessment of healthcare disparities across the districts.</w:t>
+        <w:t>Census dataset to allow for a multidimensional assessment of healthcare disparities across the districts.</w:t>
       </w:r>
     </w:p>
     <w:p>
@@ -11864,7 +11998,7 @@
               <w:cnfStyle w:val="000000000000" w:firstRow="0" w:lastRow="0" w:firstColumn="0" w:lastColumn="0" w:oddVBand="0" w:evenVBand="0" w:oddHBand="0" w:evenHBand="0" w:firstRowFirstColumn="0" w:firstRowLastColumn="0" w:lastRowFirstColumn="0" w:lastRowLastColumn="0"/>
             </w:pPr>
             <w:r>
-              <w:t>Population covered under a health insurance or financing scheme (%)</w:t>
+              <w:t>% with health coverage</w:t>
             </w:r>
           </w:p>
         </w:tc>
@@ -11908,7 +12042,7 @@
               <w:cnfStyle w:val="000000000000" w:firstRow="0" w:lastRow="0" w:firstColumn="0" w:lastColumn="0" w:oddVBand="0" w:evenVBand="0" w:oddHBand="0" w:evenHBand="0" w:firstRowFirstColumn="0" w:firstRowLastColumn="0" w:lastRowFirstColumn="0" w:lastRowLastColumn="0"/>
             </w:pPr>
             <w:r>
-              <w:t>Births occurring in healthcare institutions (%)</w:t>
+              <w:t>% with institutional coverage</w:t>
             </w:r>
           </w:p>
         </w:tc>
@@ -11960,7 +12094,7 @@
               <w:cnfStyle w:val="000000000000" w:firstRow="0" w:lastRow="0" w:firstColumn="0" w:lastColumn="0" w:oddVBand="0" w:evenVBand="0" w:oddHBand="0" w:evenHBand="0" w:firstRowFirstColumn="0" w:firstRowLastColumn="0" w:lastRowFirstColumn="0" w:lastRowLastColumn="0"/>
             </w:pPr>
             <w:r>
-              <w:t>Births attended by skilled healthcare personnel (%)</w:t>
+              <w:t>% attended by skilled personnel</w:t>
             </w:r>
           </w:p>
         </w:tc>
@@ -12004,7 +12138,7 @@
               <w:cnfStyle w:val="000000000000" w:firstRow="0" w:lastRow="0" w:firstColumn="0" w:lastColumn="0" w:oddVBand="0" w:evenVBand="0" w:oddHBand="0" w:evenHBand="0" w:firstRowFirstColumn="0" w:firstRowLastColumn="0" w:lastRowFirstColumn="0" w:lastRowLastColumn="0"/>
             </w:pPr>
             <w:r>
-              <w:t>Fully immunized children (%)</w:t>
+              <w:t>% fully immunized</w:t>
             </w:r>
           </w:p>
         </w:tc>
@@ -12046,7 +12180,7 @@
               <w:cnfStyle w:val="000000000000" w:firstRow="0" w:lastRow="0" w:firstColumn="0" w:lastColumn="0" w:oddVBand="0" w:evenVBand="0" w:oddHBand="0" w:evenHBand="0" w:firstRowFirstColumn="0" w:firstRowLastColumn="0" w:lastRowFirstColumn="0" w:lastRowLastColumn="0"/>
             </w:pPr>
             <w:r>
-              <w:t>Children under five years who are stunted (%)</w:t>
+              <w:t>% of children stunted</w:t>
             </w:r>
           </w:p>
         </w:tc>
@@ -12088,7 +12222,7 @@
               <w:cnfStyle w:val="000000000000" w:firstRow="0" w:lastRow="0" w:firstColumn="0" w:lastColumn="0" w:oddVBand="0" w:evenVBand="0" w:oddHBand="0" w:evenHBand="0" w:firstRowFirstColumn="0" w:firstRowLastColumn="0" w:lastRowFirstColumn="0" w:lastRowLastColumn="0"/>
             </w:pPr>
             <w:r>
-              <w:t>Children under five years who are underweight (%)</w:t>
+              <w:t>% of children underweight</w:t>
             </w:r>
           </w:p>
         </w:tc>
@@ -12101,7 +12235,13 @@
               <w:cnfStyle w:val="000000000000" w:firstRow="0" w:lastRow="0" w:firstColumn="0" w:lastColumn="0" w:oddVBand="0" w:evenVBand="0" w:oddHBand="0" w:evenHBand="0" w:firstRowFirstColumn="0" w:firstRowLastColumn="0" w:lastRowFirstColumn="0" w:lastRowLastColumn="0"/>
             </w:pPr>
             <w:r>
-              <w:t>Represents nutritional status of children</w:t>
+              <w:t xml:space="preserve">Represents nutritional status </w:t>
+            </w:r>
+            <w:r>
+              <w:t>for</w:t>
+            </w:r>
+            <w:r>
+              <w:t xml:space="preserve"> children</w:t>
             </w:r>
           </w:p>
         </w:tc>
@@ -12132,15 +12272,7 @@
               <w:cnfStyle w:val="000000000000" w:firstRow="0" w:lastRow="0" w:firstColumn="0" w:lastColumn="0" w:oddVBand="0" w:evenVBand="0" w:oddHBand="0" w:evenHBand="0" w:firstRowFirstColumn="0" w:firstRowLastColumn="0" w:lastRowFirstColumn="0" w:lastRowLastColumn="0"/>
             </w:pPr>
             <w:r>
-              <w:t xml:space="preserve">Women aged 15–49 years who are </w:t>
-            </w:r>
-            <w:proofErr w:type="spellStart"/>
-            <w:r>
-              <w:t>anaemic</w:t>
-            </w:r>
-            <w:proofErr w:type="spellEnd"/>
-            <w:r>
-              <w:t xml:space="preserve"> (%)</w:t>
+              <w:t>% of women with anemia</w:t>
             </w:r>
           </w:p>
         </w:tc>
@@ -12213,11 +12345,7 @@
         <w:ind w:firstLine="720"/>
       </w:pPr>
       <w:r>
-        <w:t xml:space="preserve">The three source datasets were merged to create a harmonized analytical dataset at the district level, suitable for exploring disparities in healthcare infrastructure across India. The </w:t>
-      </w:r>
-      <w:r>
-        <w:lastRenderedPageBreak/>
-        <w:t>datasets came from different governmental sources and had inconsistencies in the naming conventions of the districts and their administrative classifications. Hence, a systematic preprocessing and harmonization process was accomplished before integration.</w:t>
+        <w:t>The three source datasets were merged to create a harmonized analytical dataset at the district level, suitable for exploring disparities in healthcare infrastructure across India. The datasets came from different governmental sources and had inconsistencies in the naming conventions of the districts and their administrative classifications. Hence, a systematic preprocessing and harmonization process was accomplished before integration.</w:t>
       </w:r>
     </w:p>
     <w:p>
@@ -12226,6 +12354,7 @@
         <w:ind w:firstLine="720"/>
       </w:pPr>
       <w:r>
+        <w:lastRenderedPageBreak/>
         <w:t xml:space="preserve">Data cleaning and harmonization processes were used to standardize district names across </w:t>
       </w:r>
       <w:proofErr w:type="gramStart"/>
@@ -12331,7 +12460,7 @@
               <w:cnfStyle w:val="100000000000" w:firstRow="1" w:lastRow="0" w:firstColumn="0" w:lastColumn="0" w:oddVBand="0" w:evenVBand="0" w:oddHBand="0" w:evenHBand="0" w:firstRowFirstColumn="0" w:firstRowLastColumn="0" w:lastRowFirstColumn="0" w:lastRowLastColumn="0"/>
             </w:pPr>
             <w:r>
-              <w:t>Number of Variables</w:t>
+              <w:t>Variable count</w:t>
             </w:r>
           </w:p>
         </w:tc>
@@ -12368,7 +12497,7 @@
             </w:r>
             <w:proofErr w:type="spellEnd"/>
             <w:r>
-              <w:t>, PHCs, CHCs, Sub-Divisional Hospitals, District Hospitals</w:t>
+              <w:t>, PHCs, CHCs, Sub-Divisional Hospital, District Hospital</w:t>
             </w:r>
           </w:p>
         </w:tc>
@@ -13033,13 +13162,16 @@
               <w:cnfStyle w:val="000000000000" w:firstRow="0" w:lastRow="0" w:firstColumn="0" w:lastColumn="0" w:oddVBand="0" w:evenVBand="0" w:oddHBand="0" w:evenHBand="0" w:firstRowFirstColumn="0" w:firstRowLastColumn="0" w:lastRowFirstColumn="0" w:lastRowLastColumn="0"/>
             </w:pPr>
             <w:r>
-              <w:t xml:space="preserve">Number of Sub </w:t>
+              <w:t xml:space="preserve">Sub </w:t>
             </w:r>
             <w:proofErr w:type="spellStart"/>
             <w:r>
-              <w:t>Centres</w:t>
+              <w:t>centres</w:t>
             </w:r>
             <w:proofErr w:type="spellEnd"/>
+            <w:r>
+              <w:t xml:space="preserve"> count</w:t>
+            </w:r>
           </w:p>
         </w:tc>
         <w:tc>
@@ -13106,13 +13238,11 @@
               <w:cnfStyle w:val="000000000000" w:firstRow="0" w:lastRow="0" w:firstColumn="0" w:lastColumn="0" w:oddVBand="0" w:evenVBand="0" w:oddHBand="0" w:evenHBand="0" w:firstRowFirstColumn="0" w:firstRowLastColumn="0" w:lastRowFirstColumn="0" w:lastRowLastColumn="0"/>
             </w:pPr>
             <w:r>
-              <w:t xml:space="preserve">Number of Primary Health </w:t>
-            </w:r>
-            <w:proofErr w:type="spellStart"/>
-            <w:r>
-              <w:t>Centres</w:t>
-            </w:r>
-            <w:proofErr w:type="spellEnd"/>
+              <w:t>Primary Health Centre</w:t>
+            </w:r>
+            <w:r>
+              <w:t xml:space="preserve"> count</w:t>
+            </w:r>
           </w:p>
         </w:tc>
         <w:tc>
@@ -13179,13 +13309,11 @@
               <w:cnfStyle w:val="000000000000" w:firstRow="0" w:lastRow="0" w:firstColumn="0" w:lastColumn="0" w:oddVBand="0" w:evenVBand="0" w:oddHBand="0" w:evenHBand="0" w:firstRowFirstColumn="0" w:firstRowLastColumn="0" w:lastRowFirstColumn="0" w:lastRowLastColumn="0"/>
             </w:pPr>
             <w:r>
-              <w:t xml:space="preserve">Number of Community Health </w:t>
-            </w:r>
-            <w:proofErr w:type="spellStart"/>
-            <w:r>
-              <w:t>Centres</w:t>
-            </w:r>
-            <w:proofErr w:type="spellEnd"/>
+              <w:t>Community Health Centre</w:t>
+            </w:r>
+            <w:r>
+              <w:t xml:space="preserve"> count</w:t>
+            </w:r>
           </w:p>
         </w:tc>
         <w:tc>
@@ -13254,7 +13382,10 @@
               <w:cnfStyle w:val="000000000000" w:firstRow="0" w:lastRow="0" w:firstColumn="0" w:lastColumn="0" w:oddVBand="0" w:evenVBand="0" w:oddHBand="0" w:evenHBand="0" w:firstRowFirstColumn="0" w:firstRowLastColumn="0" w:lastRowFirstColumn="0" w:lastRowLastColumn="0"/>
             </w:pPr>
             <w:r>
-              <w:t>Number of Sub-Divisional Hospitals</w:t>
+              <w:t>Sub-Divisional Hospital</w:t>
+            </w:r>
+            <w:r>
+              <w:t xml:space="preserve"> count</w:t>
             </w:r>
           </w:p>
         </w:tc>
@@ -13324,7 +13455,10 @@
               <w:cnfStyle w:val="000000000000" w:firstRow="0" w:lastRow="0" w:firstColumn="0" w:lastColumn="0" w:oddVBand="0" w:evenVBand="0" w:oddHBand="0" w:evenHBand="0" w:firstRowFirstColumn="0" w:firstRowLastColumn="0" w:lastRowFirstColumn="0" w:lastRowLastColumn="0"/>
             </w:pPr>
             <w:r>
-              <w:t>Number of District Hospitals</w:t>
+              <w:t>District Hospital</w:t>
+            </w:r>
+            <w:r>
+              <w:t xml:space="preserve"> count</w:t>
             </w:r>
           </w:p>
         </w:tc>
@@ -13584,7 +13718,6 @@
           <w:p>
             <w:proofErr w:type="spellStart"/>
             <w:r>
-              <w:lastRenderedPageBreak/>
               <w:t>No_HH</w:t>
             </w:r>
             <w:proofErr w:type="spellEnd"/>
@@ -13655,6 +13788,7 @@
           <w:p>
             <w:proofErr w:type="spellStart"/>
             <w:r>
+              <w:lastRenderedPageBreak/>
               <w:t>Health_Insurance</w:t>
             </w:r>
             <w:proofErr w:type="spellEnd"/>
@@ -13669,7 +13803,7 @@
               <w:cnfStyle w:val="000000000000" w:firstRow="0" w:lastRow="0" w:firstColumn="0" w:lastColumn="0" w:oddVBand="0" w:evenVBand="0" w:oddHBand="0" w:evenHBand="0" w:firstRowFirstColumn="0" w:firstRowLastColumn="0" w:lastRowFirstColumn="0" w:lastRowLastColumn="0"/>
             </w:pPr>
             <w:r>
-              <w:t>Population covered by health insurance (%)</w:t>
+              <w:t>% with health coverage</w:t>
             </w:r>
           </w:p>
         </w:tc>
@@ -13739,7 +13873,7 @@
               <w:cnfStyle w:val="000000000000" w:firstRow="0" w:lastRow="0" w:firstColumn="0" w:lastColumn="0" w:oddVBand="0" w:evenVBand="0" w:oddHBand="0" w:evenHBand="0" w:firstRowFirstColumn="0" w:firstRowLastColumn="0" w:lastRowFirstColumn="0" w:lastRowLastColumn="0"/>
             </w:pPr>
             <w:r>
-              <w:t>Institutional births (%)</w:t>
+              <w:t>% of institutional deliveries</w:t>
             </w:r>
           </w:p>
         </w:tc>
@@ -13809,7 +13943,7 @@
               <w:cnfStyle w:val="000000000000" w:firstRow="0" w:lastRow="0" w:firstColumn="0" w:lastColumn="0" w:oddVBand="0" w:evenVBand="0" w:oddHBand="0" w:evenHBand="0" w:firstRowFirstColumn="0" w:firstRowLastColumn="0" w:lastRowFirstColumn="0" w:lastRowLastColumn="0"/>
             </w:pPr>
             <w:r>
-              <w:t>Births attended by skilled health personnel (%)</w:t>
+              <w:t>% attended by skilled personnel</w:t>
             </w:r>
           </w:p>
         </w:tc>
@@ -13879,7 +14013,7 @@
               <w:cnfStyle w:val="000000000000" w:firstRow="0" w:lastRow="0" w:firstColumn="0" w:lastColumn="0" w:oddVBand="0" w:evenVBand="0" w:oddHBand="0" w:evenHBand="0" w:firstRowFirstColumn="0" w:firstRowLastColumn="0" w:lastRowFirstColumn="0" w:lastRowLastColumn="0"/>
             </w:pPr>
             <w:r>
-              <w:t>Fully immunized children (%)</w:t>
+              <w:t>% immunized</w:t>
             </w:r>
           </w:p>
         </w:tc>
@@ -13947,7 +14081,7 @@
               <w:cnfStyle w:val="000000000000" w:firstRow="0" w:lastRow="0" w:firstColumn="0" w:lastColumn="0" w:oddVBand="0" w:evenVBand="0" w:oddHBand="0" w:evenHBand="0" w:firstRowFirstColumn="0" w:firstRowLastColumn="0" w:lastRowFirstColumn="0" w:lastRowLastColumn="0"/>
             </w:pPr>
             <w:r>
-              <w:t>Children under five years who are stunted (%)</w:t>
+              <w:t>% children stunted</w:t>
             </w:r>
           </w:p>
         </w:tc>
@@ -14015,7 +14149,7 @@
               <w:cnfStyle w:val="000000000000" w:firstRow="0" w:lastRow="0" w:firstColumn="0" w:lastColumn="0" w:oddVBand="0" w:evenVBand="0" w:oddHBand="0" w:evenHBand="0" w:firstRowFirstColumn="0" w:firstRowLastColumn="0" w:lastRowFirstColumn="0" w:lastRowLastColumn="0"/>
             </w:pPr>
             <w:r>
-              <w:t>Children under five years who are underweight (%)</w:t>
+              <w:t>% children underweight</w:t>
             </w:r>
           </w:p>
         </w:tc>
@@ -14085,16 +14219,13 @@
               <w:cnfStyle w:val="000000000000" w:firstRow="0" w:lastRow="0" w:firstColumn="0" w:lastColumn="0" w:oddVBand="0" w:evenVBand="0" w:oddHBand="0" w:evenHBand="0" w:firstRowFirstColumn="0" w:firstRowLastColumn="0" w:lastRowFirstColumn="0" w:lastRowLastColumn="0"/>
             </w:pPr>
             <w:r>
-              <w:t xml:space="preserve">Women aged 15–49 years who are </w:t>
+              <w:t xml:space="preserve">% women with </w:t>
             </w:r>
             <w:proofErr w:type="spellStart"/>
             <w:r>
-              <w:t>anaemic</w:t>
+              <w:t>Anaemia</w:t>
             </w:r>
             <w:proofErr w:type="spellEnd"/>
-            <w:r>
-              <w:t xml:space="preserve"> (%)</w:t>
-            </w:r>
           </w:p>
         </w:tc>
         <w:tc>
@@ -14150,53 +14281,34 @@
       </w:pPr>
       <w:r>
         <w:t xml:space="preserve">The final integrated dataset consists of </w:t>
+      </w:r>
+      <w:r>
+        <w:t xml:space="preserve">18 </w:t>
+      </w:r>
+      <w:r>
+        <w:t>features</w:t>
+      </w:r>
+      <w:r>
+        <w:t xml:space="preserve">, including </w:t>
+      </w:r>
+      <w:r>
+        <w:t>2 identifier variables, 5 healthcare infrastructure variables, 4 demographic variables</w:t>
+      </w:r>
+      <w:r>
+        <w:t xml:space="preserve">, and </w:t>
+      </w:r>
+      <w:r>
+        <w:t>7 health outcome</w:t>
       </w:r>
       <w:r>
         <w:rPr>
           <w:b/>
           <w:bCs/>
         </w:rPr>
-        <w:t>18 variables</w:t>
-      </w:r>
-      <w:r>
-        <w:t xml:space="preserve">, including </w:t>
-      </w:r>
-      <w:r>
-        <w:rPr>
-          <w:b/>
-          <w:bCs/>
-        </w:rPr>
-        <w:t>2 identifier variables</w:t>
-      </w:r>
-      <w:r>
-        <w:t xml:space="preserve">, </w:t>
-      </w:r>
-      <w:r>
-        <w:rPr>
-          <w:b/>
-          <w:bCs/>
-        </w:rPr>
-        <w:t>5 healthcare infrastructure variables</w:t>
-      </w:r>
-      <w:r>
-        <w:t xml:space="preserve">, </w:t>
-      </w:r>
-      <w:r>
-        <w:rPr>
-          <w:b/>
-          <w:bCs/>
-        </w:rPr>
-        <w:t>4 demographic variables</w:t>
-      </w:r>
-      <w:r>
-        <w:t xml:space="preserve">, and </w:t>
-      </w:r>
-      <w:r>
-        <w:rPr>
-          <w:b/>
-          <w:bCs/>
-        </w:rPr>
-        <w:t>7 health outcome variables</w:t>
+        <w:t xml:space="preserve"> </w:t>
+      </w:r>
+      <w:r>
+        <w:t>variables</w:t>
       </w:r>
       <w:r>
         <w:t xml:space="preserve">. </w:t>
@@ -14239,7 +14351,31 @@
         <w:t>T</w:t>
       </w:r>
       <w:r>
-        <w:t>o promote transparency and reproducibility, all project artefacts developed during this study are maintained in a GitHub repository. The repository serves as the central location for the analytical workflow, project documentation, and version-controlled source code used throughout the study.</w:t>
+        <w:t xml:space="preserve">o promote transparency and reproducibility, all project </w:t>
+      </w:r>
+      <w:r>
+        <w:t>files</w:t>
+      </w:r>
+      <w:r>
+        <w:t xml:space="preserve"> developed during this </w:t>
+      </w:r>
+      <w:r>
+        <w:t>project</w:t>
+      </w:r>
+      <w:r>
+        <w:t xml:space="preserve"> are </w:t>
+      </w:r>
+      <w:r>
+        <w:t>stored</w:t>
+      </w:r>
+      <w:r>
+        <w:t xml:space="preserve"> in a </w:t>
+      </w:r>
+      <w:r>
+        <w:t>git hub</w:t>
+      </w:r>
+      <w:r>
+        <w:t xml:space="preserve"> repo. The repository serves as the central location for the analytical workflow, project documentation, and version-controlled source code used throughout the study.</w:t>
       </w:r>
     </w:p>
     <w:p>
@@ -14272,7 +14408,6 @@
           <w:szCs w:val="24"/>
           <w:lang w:val="en-US"/>
         </w:rPr>
-        <w:lastRenderedPageBreak/>
         <w:t>Jupyter Notebook containing data preprocessing, integration, exploratory data analysis (EDA), and visualizations.</w:t>
       </w:r>
     </w:p>
@@ -14365,6 +14500,7 @@
         <w:spacing w:before="240" w:after="240" w:line="480" w:lineRule="auto"/>
       </w:pPr>
       <w:r>
+        <w:lastRenderedPageBreak/>
         <w:t>The project repository can be accessed using the following link:</w:t>
       </w:r>
     </w:p>
@@ -14418,7 +14554,19 @@
         <w:ind w:firstLine="720"/>
       </w:pPr>
       <w:r>
-        <w:t xml:space="preserve">The study uses a quantitative, data driven research methodology based on secondary datasets available in public domain from official sources of Government of India. The study uses data preparation, exploratory data analysis (EDA), statistical analysis and machine learning techniques to examine inequities in healthcare infrastructure across Indian districts. </w:t>
+        <w:t xml:space="preserve">The </w:t>
+      </w:r>
+      <w:r>
+        <w:t>project</w:t>
+      </w:r>
+      <w:r>
+        <w:t xml:space="preserve"> uses a quantitative, data driven research methodology based on secondary datasets available in public domain from official sources of Government of India. The study uses data preparation, statistical analysis and </w:t>
+      </w:r>
+      <w:r>
+        <w:t>ML</w:t>
+      </w:r>
+      <w:r>
+        <w:t xml:space="preserve"> techniques to examine inequities in healthcare infrastructure across Indian districts. </w:t>
       </w:r>
     </w:p>
     <w:p>
@@ -14656,7 +14804,6 @@
       </w:pPr>
       <w:bookmarkStart w:id="38" w:name="_Toc240285489"/>
       <w:r>
-        <w:lastRenderedPageBreak/>
         <w:t>Research Design</w:t>
       </w:r>
       <w:bookmarkEnd w:id="38"/>
@@ -14667,7 +14814,13 @@
         <w:ind w:firstLine="720"/>
       </w:pPr>
       <w:r>
-        <w:t>This study has adopted a quantitative observational research design with secondary data collected from publicly available sources of the Government of India. Districts are the unit of analysis, enabling a comparative assessment of the availability of healthcare infrastructure, demographic characteristics, and health outcomes across India.</w:t>
+        <w:t xml:space="preserve">This </w:t>
+      </w:r>
+      <w:r>
+        <w:t>project</w:t>
+      </w:r>
+      <w:r>
+        <w:t xml:space="preserve"> has adopted a quantitative observational research design with secondary data collected from publicly available sources of the Government of India. Districts are the unit of analysis, enabling a comparative assessment of the availability of healthcare infrastructure, demographic characteristics, and health outcomes across India.</w:t>
       </w:r>
     </w:p>
     <w:p>
@@ -14676,6 +14829,7 @@
         <w:ind w:firstLine="720"/>
       </w:pPr>
       <w:r>
+        <w:lastRenderedPageBreak/>
         <w:t xml:space="preserve">The study combines data from </w:t>
       </w:r>
       <w:r>
@@ -14753,7 +14907,6 @@
         <w:ind w:firstLine="720"/>
       </w:pPr>
       <w:r>
-        <w:lastRenderedPageBreak/>
         <w:t>Prior to exploratory analysis, data quality procedures were applied to the integrated dataset; duplicates, missing values, inconsistent data types and invalid data entries were identified and removed.</w:t>
       </w:r>
     </w:p>
@@ -14925,6 +15078,7 @@
           </w:tcPr>
           <w:p>
             <w:r>
+              <w:lastRenderedPageBreak/>
               <w:t>Dataset integration</w:t>
             </w:r>
           </w:p>
@@ -15047,7 +15201,7 @@
         <w:ind w:firstLine="720"/>
       </w:pPr>
       <w:r>
-        <w:t>Exploratory Data Analysis (EDA) was conducted to understand the characteristics of the integrated dataset prior to statistical modelling. The objective of this stage was to evaluate data quality, examine variable distributions, identify missing values and outliers, and explore potential relationships among the selected variables.</w:t>
+        <w:t>EDA was conducted to understand the characteristics of the integrated dataset prior to statistical modelling. The objective of this stage was to evaluate data quality, examine variable distributions, identify missing values and outliers, and explore potential relationships among the selected variables.</w:t>
       </w:r>
     </w:p>
     <w:p>
@@ -15096,11 +15250,13 @@
         <w:ind w:firstLine="720"/>
       </w:pPr>
       <w:r>
-        <w:t xml:space="preserve">To quantify the relative healthcare infrastructure gaps across districts, we developed a standardized measure called Healthcare Infrastructure Gap Index (HIGI). The index uses five </w:t>
-      </w:r>
-      <w:r>
-        <w:lastRenderedPageBreak/>
-        <w:t>indicators of health care infrastructure from Rural Health Statistics (RHS) i.e. Sub Centers, PHCs, CHCs, Sub-Divisional Hospitals and District Hospitals.</w:t>
+        <w:t>To quantify the relative healthcare infrastructure gaps across districts, we developed a standardized measure called Healthcare Infrastructure Gap Index (HIGI). The index uses five indicators of health care infrastructure from RH</w:t>
+      </w:r>
+      <w:r>
+        <w:t>S</w:t>
+      </w:r>
+      <w:r>
+        <w:t>.</w:t>
       </w:r>
     </w:p>
     <w:p>
@@ -15126,6 +15282,7 @@
       </w:pPr>
       <w:bookmarkStart w:id="43" w:name="_Toc240285493"/>
       <w:r>
+        <w:lastRenderedPageBreak/>
         <w:t>Statis</w:t>
       </w:r>
       <w:r>
@@ -15171,6 +15328,10 @@
       <w:bookmarkEnd w:id="44"/>
     </w:p>
     <w:p>
+      <w:pPr>
+        <w:spacing w:line="480" w:lineRule="auto"/>
+        <w:ind w:firstLine="720"/>
+      </w:pPr>
       <w:r>
         <w:t xml:space="preserve">The framework integrates the healthcare infrastructure, demographic details and the health outcome related data into a single analytic workflow. After the completion of data integration of the fragmented datasets, its cleaning, exploratory data analysis, </w:t>
       </w:r>
@@ -15190,6 +15351,8 @@
           <w:ilvl w:val="0"/>
           <w:numId w:val="23"/>
         </w:numPr>
+        <w:spacing w:line="480" w:lineRule="auto"/>
+        <w:ind w:firstLine="720"/>
       </w:pPr>
       <w:r>
         <w:t>HIGI construction which is used to measure the relative infrastructure gaps.</w:t>
@@ -15202,6 +15365,8 @@
           <w:ilvl w:val="0"/>
           <w:numId w:val="23"/>
         </w:numPr>
+        <w:spacing w:line="480" w:lineRule="auto"/>
+        <w:ind w:firstLine="720"/>
       </w:pPr>
       <w:r>
         <w:t>K-Means clustering to develop the contextual district profiles and</w:t>
@@ -15214,12 +15379,18 @@
           <w:ilvl w:val="0"/>
           <w:numId w:val="23"/>
         </w:numPr>
+        <w:spacing w:line="480" w:lineRule="auto"/>
+        <w:ind w:firstLine="720"/>
       </w:pPr>
       <w:r>
         <w:t>Random forest regression for obtaining a complementary predictive perspective through an AI-assisted prioritization</w:t>
       </w:r>
     </w:p>
     <w:p>
+      <w:pPr>
+        <w:spacing w:line="480" w:lineRule="auto"/>
+        <w:ind w:firstLine="720"/>
+      </w:pPr>
       <w:r>
         <w:t>These obtained outputs are intended to help policy and expert decision makers rather than provide an automated</w:t>
       </w:r>
@@ -15707,7 +15878,13 @@
         <w:ind w:firstLine="720"/>
       </w:pPr>
       <w:r>
-        <w:t>The quality of clusters for K-Means clustering was evaluated using the Silhouette Score and Davies-Bouldin Index. The relationship between HIGI and some health indicators was explored using Spearman rank correlation.</w:t>
+        <w:t xml:space="preserve">The quality of clusters for K-Means was evaluated using the Silhouette Score and </w:t>
+      </w:r>
+      <w:r>
+        <w:t>DBI</w:t>
+      </w:r>
+      <w:r>
+        <w:t>. The relationship between HIGI and some health indicators was explored using Spearman rank correlation.</w:t>
       </w:r>
     </w:p>
     <w:p>
@@ -15889,7 +16066,7 @@
               <w:cnfStyle w:val="000000100000" w:firstRow="0" w:lastRow="0" w:firstColumn="0" w:lastColumn="0" w:oddVBand="0" w:evenVBand="0" w:oddHBand="1" w:evenHBand="0" w:firstRowFirstColumn="0" w:firstRowLastColumn="0" w:lastRowFirstColumn="0" w:lastRowLastColumn="0"/>
             </w:pPr>
             <w:r>
-              <w:t>Measures the average absolute difference between observed and predicted HIGI values</w:t>
+              <w:t>Average of prediction error for HIGI without considering the error direction</w:t>
             </w:r>
           </w:p>
         </w:tc>
@@ -16081,7 +16258,7 @@
               <w:cnfStyle w:val="000000000000" w:firstRow="0" w:lastRow="0" w:firstColumn="0" w:lastColumn="0" w:oddVBand="0" w:evenVBand="0" w:oddHBand="0" w:evenHBand="0" w:firstRowFirstColumn="0" w:firstRowLastColumn="0" w:lastRowFirstColumn="0" w:lastRowLastColumn="0"/>
             </w:pPr>
             <w:r>
-              <w:t>Measures prediction error while giving greater weight to larger errors</w:t>
+              <w:t xml:space="preserve">Prediction error measure that penalizes larger deviations more strongly </w:t>
             </w:r>
           </w:p>
         </w:tc>
@@ -17300,7 +17477,13 @@
         <w:ind w:firstLine="720"/>
       </w:pPr>
       <w:r>
-        <w:t>The integrated analytical dataset was subjected to a systematic data cleaning process to ensure data quality and consistency before the exploratory analysis and modelling. The goal of this step was to find inconsistencies, confirm data types, look for missing values and ensure the integrity of the merged dataset.</w:t>
+        <w:t xml:space="preserve">The integrated analytical dataset was subjected to a systematic data cleaning process to </w:t>
+      </w:r>
+      <w:r>
+        <w:t>make sure of the</w:t>
+      </w:r>
+      <w:r>
+        <w:t xml:space="preserve"> data quality and consistency before analysis and modelling. The goal of this step was to find inconsistencies, confirm data types, look for missing values and ensure the integrity of the merged dataset.</w:t>
       </w:r>
     </w:p>
     <w:p>
@@ -17833,7 +18016,7 @@
         <w:ind w:firstLine="720"/>
       </w:pPr>
       <w:r>
-        <w:t>Exploratory Data Analysis (EDA) was conducted to understand the characteristics of the integrated analytical dataset and identify underlying patterns, relationships, and potential anomalies before statistical modelling. The analysis focused on evaluating data quality, summarizing the distribution of variables, examining relationships among healthcare infrastructure and health outcome indicators, and generating preliminary insights to support subsequent modelling.</w:t>
+        <w:t>EDA was conducted to understand the characteristics of the integrated analytical dataset and identify underlying patterns, relationships, and potential anomalies before statistical modelling. The analysis focused on evaluating data quality, summarizing the distribution of variables, examining relationships among healthcare infrastructure and health outcome indicators, and generating preliminary insights to support subsequent modelling.</w:t>
       </w:r>
     </w:p>
     <w:p>
@@ -17850,7 +18033,6 @@
         <w:pStyle w:val="Heading4"/>
       </w:pPr>
       <w:r>
-        <w:lastRenderedPageBreak/>
         <w:t>Descriptive Statistics</w:t>
       </w:r>
     </w:p>
@@ -17863,18 +18045,43 @@
         <w:rPr>
           <w:rFonts w:ascii="Calibri" w:eastAsia="Calibri" w:hAnsi="Calibri" w:cs="Calibri"/>
         </w:rPr>
-        <w:t>Descriptive statistics were calculated to present the central tendency, spread and range of each numeric variable included in the study. These statistics give a general idea of the variation that exists across the 488 districts.</w:t>
-      </w:r>
-    </w:p>
-    <w:p>
-      <w:pPr>
-        <w:spacing w:line="480" w:lineRule="auto"/>
-        <w:ind w:firstLine="720"/>
-      </w:pPr>
+        <w:t>Descriptive statistics w</w:t>
+      </w:r>
       <w:r>
         <w:rPr>
           <w:rFonts w:ascii="Calibri" w:eastAsia="Calibri" w:hAnsi="Calibri" w:cs="Calibri"/>
         </w:rPr>
+        <w:t>as</w:t>
+      </w:r>
+      <w:r>
+        <w:rPr>
+          <w:rFonts w:ascii="Calibri" w:eastAsia="Calibri" w:hAnsi="Calibri" w:cs="Calibri"/>
+        </w:rPr>
+        <w:t xml:space="preserve"> calculated to present the central, spread and range </w:t>
+      </w:r>
+      <w:r>
+        <w:rPr>
+          <w:rFonts w:ascii="Calibri" w:eastAsia="Calibri" w:hAnsi="Calibri" w:cs="Calibri"/>
+        </w:rPr>
+        <w:t>for</w:t>
+      </w:r>
+      <w:r>
+        <w:rPr>
+          <w:rFonts w:ascii="Calibri" w:eastAsia="Calibri" w:hAnsi="Calibri" w:cs="Calibri"/>
+        </w:rPr>
+        <w:t xml:space="preserve"> each numeric variable included in the study. These statistics give a general idea of the variation that exists across the 488 districts.</w:t>
+      </w:r>
+    </w:p>
+    <w:p>
+      <w:pPr>
+        <w:spacing w:line="480" w:lineRule="auto"/>
+        <w:ind w:firstLine="720"/>
+      </w:pPr>
+      <w:r>
+        <w:rPr>
+          <w:rFonts w:ascii="Calibri" w:eastAsia="Calibri" w:hAnsi="Calibri" w:cs="Calibri"/>
+        </w:rPr>
+        <w:lastRenderedPageBreak/>
         <w:t>The descriptive analysis indicates large differences across districts in availability of health care infrastructure, population characteristics and health outcomes. The large ranges of several variables indicate considerable regional variation and therefore warrant the need for a composite infrastructure index that can capture such variations.</w:t>
       </w:r>
     </w:p>
@@ -17916,15 +18123,19 @@
         <w:ind w:firstLine="720"/>
       </w:pPr>
       <w:r>
-        <w:t xml:space="preserve">The variables of health care infrastructure are positively skewed with </w:t>
-      </w:r>
-      <w:proofErr w:type="gramStart"/>
-      <w:r>
-        <w:t>the majority of</w:t>
-      </w:r>
-      <w:proofErr w:type="gramEnd"/>
-      <w:r>
-        <w:t xml:space="preserve"> the districts having relatively lower number of health care facilities while a few districts have </w:t>
+        <w:t xml:space="preserve">The variables of health care infrastructure are positively skewed </w:t>
+      </w:r>
+      <w:r>
+        <w:t>where</w:t>
+      </w:r>
+      <w:r>
+        <w:t xml:space="preserve"> majority of the districts </w:t>
+      </w:r>
+      <w:r>
+        <w:t>were found to be having</w:t>
+      </w:r>
+      <w:r>
+        <w:t xml:space="preserve"> relatively lower number of health facilities while a few districts have </w:t>
       </w:r>
       <w:proofErr w:type="gramStart"/>
       <w:r>
@@ -17945,7 +18156,6 @@
         <w:rPr>
           <w:noProof/>
         </w:rPr>
-        <w:lastRenderedPageBreak/>
         <w:drawing>
           <wp:inline distT="0" distB="0" distL="0" distR="0" wp14:anchorId="32D8423E" wp14:editId="2DC66B53">
             <wp:extent cx="4260715" cy="2842840"/>
@@ -18032,6 +18242,7 @@
         <w:ind w:firstLine="720"/>
       </w:pPr>
       <w:r>
+        <w:lastRenderedPageBreak/>
         <w:t>The demographic indicators are also characterized by different degrees of dispersion. Population variables show strong right skewness due to the presence of districts with high population density. Literacy related indicators show comparatively less variation. Such differences reflect the demographic heterogeneity across districts in India.</w:t>
       </w:r>
     </w:p>
@@ -18127,7 +18338,6 @@
         <w:ind w:firstLine="720"/>
       </w:pPr>
       <w:r>
-        <w:lastRenderedPageBreak/>
         <w:t>In general, health outcome indicators have more concentrated distributions than infrastructure variables. Many districts have relatively high values for institutional births, skilled birth attendance and full immunization, while the wide variation observed in indicators such as stunting, underweight prevalence and women anemia suggests the persistence of disparities in maternal and child health outcomes.</w:t>
       </w:r>
     </w:p>
@@ -18141,6 +18351,7 @@
         <w:rPr>
           <w:noProof/>
         </w:rPr>
+        <w:lastRenderedPageBreak/>
         <w:drawing>
           <wp:inline distT="0" distB="0" distL="0" distR="0" wp14:anchorId="789A0719" wp14:editId="13BBBA50">
             <wp:extent cx="4377447" cy="3277623"/>
@@ -18223,7 +18434,13 @@
         <w:ind w:firstLine="720"/>
       </w:pPr>
       <w:r>
-        <w:t>A Pearson correlation analysis was conducted to explore the relationships between healthcare infrastructure, demographic characteristics and selected health outcome indicators. The correlation matrix obtained gives an overall picture of the strength and direction of pairwise relationships between the variables included in the study.</w:t>
+        <w:t xml:space="preserve">A Pearson correlation analysis was </w:t>
+      </w:r>
+      <w:r>
+        <w:t>done</w:t>
+      </w:r>
+      <w:r>
+        <w:t xml:space="preserve"> to explore the relationship between healthcare infrastructure, demographic characteristics and selected health outcome indicators. The correlation matrix obtained gives an overall picture of the strength and direction of pairwise relationships between the variables included in the study.</w:t>
       </w:r>
     </w:p>
     <w:p>
@@ -18232,31 +18449,7 @@
         <w:ind w:firstLine="720"/>
       </w:pPr>
       <w:r>
-        <w:t xml:space="preserve">The analysis shows a strong positive correlation among the variables of healthcare infrastructure such as Sub </w:t>
-      </w:r>
-      <w:proofErr w:type="spellStart"/>
-      <w:r>
-        <w:t>Centres</w:t>
-      </w:r>
-      <w:proofErr w:type="spellEnd"/>
-      <w:r>
-        <w:t xml:space="preserve">, Primary Health </w:t>
-      </w:r>
-      <w:proofErr w:type="spellStart"/>
-      <w:r>
-        <w:t>Centres</w:t>
-      </w:r>
-      <w:proofErr w:type="spellEnd"/>
-      <w:r>
-        <w:t xml:space="preserve"> (PHCs), Community Health </w:t>
-      </w:r>
-      <w:proofErr w:type="spellStart"/>
-      <w:r>
-        <w:t>Centres</w:t>
-      </w:r>
-      <w:proofErr w:type="spellEnd"/>
-      <w:r>
-        <w:t xml:space="preserve"> (CHCs) and district population signifying that the districts with higher population generally have higher healthcare infrastructure capacity.</w:t>
+        <w:t>The analysis shows a strong positive correlation among the variables of healthcare infrastructure such as Sub Centre, PHC, CHC and district population signifying that the districts with higher population generally have higher healthcare infrastructure capacity.</w:t>
       </w:r>
     </w:p>
     <w:p>
@@ -18265,7 +18458,6 @@
         <w:ind w:firstLine="720"/>
       </w:pPr>
       <w:r>
-        <w:lastRenderedPageBreak/>
         <w:t>Healthcare infrastructure was also found to have a positive association with favorable health outcome indicators like Institutional Births and Skilled Birth Attendance. In contrast, Stunting and Underweight as negative health indicators have negative relationships with some of the healthcare infrastructure variables, meaning that better availability of healthcare may be associated with better maternal and child health outcomes.</w:t>
       </w:r>
     </w:p>
@@ -18303,6 +18495,7 @@
         <w:rPr>
           <w:noProof/>
         </w:rPr>
+        <w:lastRenderedPageBreak/>
         <w:drawing>
           <wp:inline distT="0" distB="0" distL="0" distR="0" wp14:anchorId="4759B922" wp14:editId="790C3D41">
             <wp:extent cx="4395732" cy="3891064"/>
@@ -18431,7 +18624,6 @@
           <w:sz w:val="24"/>
           <w:szCs w:val="24"/>
         </w:rPr>
-        <w:lastRenderedPageBreak/>
         <w:t xml:space="preserve">Population size is positively associated with the availability of healthcare facilities. </w:t>
       </w:r>
     </w:p>
@@ -18478,7 +18670,31 @@
           <w:sz w:val="24"/>
           <w:szCs w:val="24"/>
         </w:rPr>
-        <w:t xml:space="preserve">Child malnutrition indicators such as Stunting and Underweight demonstrate negative associations with several healthcare infrastructure variables. </w:t>
+        <w:t>M</w:t>
+      </w:r>
+      <w:r>
+        <w:rPr>
+          <w:rFonts w:ascii="Times New Roman" w:eastAsia="Times New Roman" w:hAnsi="Times New Roman" w:cs="Times New Roman"/>
+          <w:sz w:val="24"/>
+          <w:szCs w:val="24"/>
+        </w:rPr>
+        <w:t xml:space="preserve">alnutrition indicators </w:t>
+      </w:r>
+      <w:r>
+        <w:rPr>
+          <w:rFonts w:ascii="Times New Roman" w:eastAsia="Times New Roman" w:hAnsi="Times New Roman" w:cs="Times New Roman"/>
+          <w:sz w:val="24"/>
+          <w:szCs w:val="24"/>
+        </w:rPr>
+        <w:t>like</w:t>
+      </w:r>
+      <w:r>
+        <w:rPr>
+          <w:rFonts w:ascii="Times New Roman" w:eastAsia="Times New Roman" w:hAnsi="Times New Roman" w:cs="Times New Roman"/>
+          <w:sz w:val="24"/>
+          <w:szCs w:val="24"/>
+        </w:rPr>
+        <w:t xml:space="preserve"> Stunting and Underweight demonstrate negative associations with several healthcare infrastructure variables. </w:t>
       </w:r>
     </w:p>
     <w:p>
@@ -18524,6 +18740,7 @@
           <w:sz w:val="24"/>
           <w:szCs w:val="24"/>
         </w:rPr>
+        <w:lastRenderedPageBreak/>
         <w:t>The observed relationships provide a strong basis for constructing the Healthcare Infrastructure Gap Index (HIGI) and developing predictive models in the subsequent chapter.</w:t>
       </w:r>
     </w:p>
@@ -18582,7 +18799,6 @@
         <w:ind w:firstLine="720"/>
       </w:pPr>
       <w:r>
-        <w:lastRenderedPageBreak/>
         <w:t>The HIGI offers a single comparable measure that can be used to rank districts and identify areas for further assessment. It is intended to be a decision support indicator and not a direct measure of healthcare quality, service effectiveness or causal healthcare access.</w:t>
       </w:r>
     </w:p>
@@ -18618,9 +18834,8 @@
         <w:tblLook w:val="04A0" w:firstRow="1" w:lastRow="0" w:firstColumn="1" w:lastColumn="0" w:noHBand="0" w:noVBand="1"/>
       </w:tblPr>
       <w:tblGrid>
-        <w:gridCol w:w="3145"/>
-        <w:gridCol w:w="3330"/>
-        <w:gridCol w:w="1440"/>
+        <w:gridCol w:w="6655"/>
+        <w:gridCol w:w="1800"/>
       </w:tblGrid>
       <w:tr>
         <w:trPr>
@@ -18629,7 +18844,7 @@
         <w:tc>
           <w:tcPr>
             <w:cnfStyle w:val="001000000000" w:firstRow="0" w:lastRow="0" w:firstColumn="1" w:lastColumn="0" w:oddVBand="0" w:evenVBand="0" w:oddHBand="0" w:evenHBand="0" w:firstRowFirstColumn="0" w:firstRowLastColumn="0" w:lastRowFirstColumn="0" w:lastRowLastColumn="0"/>
-            <w:tcW w:w="3145" w:type="dxa"/>
+            <w:tcW w:w="6655" w:type="dxa"/>
             <w:hideMark/>
           </w:tcPr>
           <w:p>
@@ -18637,28 +18852,16 @@
               <w:jc w:val="center"/>
             </w:pPr>
             <w:r>
-              <w:t>State</w:t>
-            </w:r>
-          </w:p>
-        </w:tc>
-        <w:tc>
-          <w:tcPr>
-            <w:tcW w:w="3330" w:type="dxa"/>
-            <w:hideMark/>
-          </w:tcPr>
-          <w:p>
-            <w:pPr>
-              <w:jc w:val="center"/>
-              <w:cnfStyle w:val="100000000000" w:firstRow="1" w:lastRow="0" w:firstColumn="0" w:lastColumn="0" w:oddVBand="0" w:evenVBand="0" w:oddHBand="0" w:evenHBand="0" w:firstRowFirstColumn="0" w:firstRowLastColumn="0" w:lastRowFirstColumn="0" w:lastRowLastColumn="0"/>
-            </w:pPr>
-            <w:r>
               <w:t>District</w:t>
             </w:r>
-          </w:p>
-        </w:tc>
-        <w:tc>
-          <w:tcPr>
-            <w:tcW w:w="1440" w:type="dxa"/>
+            <w:r>
+              <w:t xml:space="preserve"> (State)</w:t>
+            </w:r>
+          </w:p>
+        </w:tc>
+        <w:tc>
+          <w:tcPr>
+            <w:tcW w:w="1800" w:type="dxa"/>
             <w:hideMark/>
           </w:tcPr>
           <w:p>
@@ -18679,32 +18882,21 @@
         <w:tc>
           <w:tcPr>
             <w:cnfStyle w:val="001000000000" w:firstRow="0" w:lastRow="0" w:firstColumn="1" w:lastColumn="0" w:oddVBand="0" w:evenVBand="0" w:oddHBand="0" w:evenHBand="0" w:firstRowFirstColumn="0" w:firstRowLastColumn="0" w:lastRowFirstColumn="0" w:lastRowLastColumn="0"/>
-            <w:tcW w:w="3145" w:type="dxa"/>
+            <w:tcW w:w="6655" w:type="dxa"/>
             <w:hideMark/>
           </w:tcPr>
           <w:p>
             <w:r>
-              <w:t>Uttar Pradesh</w:t>
-            </w:r>
-          </w:p>
-        </w:tc>
-        <w:tc>
-          <w:tcPr>
-            <w:tcW w:w="3330" w:type="dxa"/>
-            <w:hideMark/>
-          </w:tcPr>
-          <w:p>
-            <w:pPr>
-              <w:cnfStyle w:val="000000100000" w:firstRow="0" w:lastRow="0" w:firstColumn="0" w:lastColumn="0" w:oddVBand="0" w:evenVBand="0" w:oddHBand="1" w:evenHBand="0" w:firstRowFirstColumn="0" w:firstRowLastColumn="0" w:lastRowFirstColumn="0" w:lastRowLastColumn="0"/>
-            </w:pPr>
-            <w:r>
               <w:t>Ghaziabad</w:t>
             </w:r>
-          </w:p>
-        </w:tc>
-        <w:tc>
-          <w:tcPr>
-            <w:tcW w:w="1440" w:type="dxa"/>
+            <w:r>
+              <w:t xml:space="preserve"> (UP)</w:t>
+            </w:r>
+          </w:p>
+        </w:tc>
+        <w:tc>
+          <w:tcPr>
+            <w:tcW w:w="1800" w:type="dxa"/>
             <w:hideMark/>
           </w:tcPr>
           <w:p>
@@ -18722,32 +18914,21 @@
         <w:tc>
           <w:tcPr>
             <w:cnfStyle w:val="001000000000" w:firstRow="0" w:lastRow="0" w:firstColumn="1" w:lastColumn="0" w:oddVBand="0" w:evenVBand="0" w:oddHBand="0" w:evenHBand="0" w:firstRowFirstColumn="0" w:firstRowLastColumn="0" w:lastRowFirstColumn="0" w:lastRowLastColumn="0"/>
-            <w:tcW w:w="3145" w:type="dxa"/>
+            <w:tcW w:w="6655" w:type="dxa"/>
             <w:hideMark/>
           </w:tcPr>
           <w:p>
             <w:r>
-              <w:t>Tamil Nadu</w:t>
-            </w:r>
-          </w:p>
-        </w:tc>
-        <w:tc>
-          <w:tcPr>
-            <w:tcW w:w="3330" w:type="dxa"/>
-            <w:hideMark/>
-          </w:tcPr>
-          <w:p>
-            <w:pPr>
-              <w:cnfStyle w:val="000000000000" w:firstRow="0" w:lastRow="0" w:firstColumn="0" w:lastColumn="0" w:oddVBand="0" w:evenVBand="0" w:oddHBand="0" w:evenHBand="0" w:firstRowFirstColumn="0" w:firstRowLastColumn="0" w:lastRowFirstColumn="0" w:lastRowLastColumn="0"/>
-            </w:pPr>
-            <w:r>
               <w:t>Kancheepuram</w:t>
             </w:r>
-          </w:p>
-        </w:tc>
-        <w:tc>
-          <w:tcPr>
-            <w:tcW w:w="1440" w:type="dxa"/>
+            <w:r>
+              <w:t xml:space="preserve"> (TN)</w:t>
+            </w:r>
+          </w:p>
+        </w:tc>
+        <w:tc>
+          <w:tcPr>
+            <w:tcW w:w="1800" w:type="dxa"/>
             <w:hideMark/>
           </w:tcPr>
           <w:p>
@@ -18768,32 +18949,21 @@
         <w:tc>
           <w:tcPr>
             <w:cnfStyle w:val="001000000000" w:firstRow="0" w:lastRow="0" w:firstColumn="1" w:lastColumn="0" w:oddVBand="0" w:evenVBand="0" w:oddHBand="0" w:evenHBand="0" w:firstRowFirstColumn="0" w:firstRowLastColumn="0" w:lastRowFirstColumn="0" w:lastRowLastColumn="0"/>
-            <w:tcW w:w="3145" w:type="dxa"/>
+            <w:tcW w:w="6655" w:type="dxa"/>
             <w:hideMark/>
           </w:tcPr>
           <w:p>
             <w:r>
-              <w:t>Uttar Pradesh</w:t>
-            </w:r>
-          </w:p>
-        </w:tc>
-        <w:tc>
-          <w:tcPr>
-            <w:tcW w:w="3330" w:type="dxa"/>
-            <w:hideMark/>
-          </w:tcPr>
-          <w:p>
-            <w:pPr>
-              <w:cnfStyle w:val="000000100000" w:firstRow="0" w:lastRow="0" w:firstColumn="0" w:lastColumn="0" w:oddVBand="0" w:evenVBand="0" w:oddHBand="1" w:evenHBand="0" w:firstRowFirstColumn="0" w:firstRowLastColumn="0" w:lastRowFirstColumn="0" w:lastRowLastColumn="0"/>
-            </w:pPr>
-            <w:r>
               <w:t>Moradabad</w:t>
             </w:r>
-          </w:p>
-        </w:tc>
-        <w:tc>
-          <w:tcPr>
-            <w:tcW w:w="1440" w:type="dxa"/>
+            <w:r>
+              <w:t xml:space="preserve"> (UP)</w:t>
+            </w:r>
+          </w:p>
+        </w:tc>
+        <w:tc>
+          <w:tcPr>
+            <w:tcW w:w="1800" w:type="dxa"/>
             <w:hideMark/>
           </w:tcPr>
           <w:p>
@@ -18811,32 +18981,21 @@
         <w:tc>
           <w:tcPr>
             <w:cnfStyle w:val="001000000000" w:firstRow="0" w:lastRow="0" w:firstColumn="1" w:lastColumn="0" w:oddVBand="0" w:evenVBand="0" w:oddHBand="0" w:evenHBand="0" w:firstRowFirstColumn="0" w:firstRowLastColumn="0" w:lastRowFirstColumn="0" w:lastRowLastColumn="0"/>
-            <w:tcW w:w="3145" w:type="dxa"/>
+            <w:tcW w:w="6655" w:type="dxa"/>
             <w:hideMark/>
           </w:tcPr>
           <w:p>
             <w:r>
-              <w:t>Gujarat</w:t>
-            </w:r>
-          </w:p>
-        </w:tc>
-        <w:tc>
-          <w:tcPr>
-            <w:tcW w:w="3330" w:type="dxa"/>
-            <w:hideMark/>
-          </w:tcPr>
-          <w:p>
-            <w:pPr>
-              <w:cnfStyle w:val="000000000000" w:firstRow="0" w:lastRow="0" w:firstColumn="0" w:lastColumn="0" w:oddVBand="0" w:evenVBand="0" w:oddHBand="0" w:evenHBand="0" w:firstRowFirstColumn="0" w:firstRowLastColumn="0" w:lastRowFirstColumn="0" w:lastRowLastColumn="0"/>
-            </w:pPr>
-            <w:r>
               <w:t>Ahmadabad</w:t>
             </w:r>
-          </w:p>
-        </w:tc>
-        <w:tc>
-          <w:tcPr>
-            <w:tcW w:w="1440" w:type="dxa"/>
+            <w:r>
+              <w:t xml:space="preserve"> (GJ)</w:t>
+            </w:r>
+          </w:p>
+        </w:tc>
+        <w:tc>
+          <w:tcPr>
+            <w:tcW w:w="1800" w:type="dxa"/>
             <w:hideMark/>
           </w:tcPr>
           <w:p>
@@ -18857,32 +19016,21 @@
         <w:tc>
           <w:tcPr>
             <w:cnfStyle w:val="001000000000" w:firstRow="0" w:lastRow="0" w:firstColumn="1" w:lastColumn="0" w:oddVBand="0" w:evenVBand="0" w:oddHBand="0" w:evenHBand="0" w:firstRowFirstColumn="0" w:firstRowLastColumn="0" w:lastRowFirstColumn="0" w:lastRowLastColumn="0"/>
-            <w:tcW w:w="3145" w:type="dxa"/>
+            <w:tcW w:w="6655" w:type="dxa"/>
             <w:hideMark/>
           </w:tcPr>
           <w:p>
             <w:r>
-              <w:t>Haryana</w:t>
-            </w:r>
-          </w:p>
-        </w:tc>
-        <w:tc>
-          <w:tcPr>
-            <w:tcW w:w="3330" w:type="dxa"/>
-            <w:hideMark/>
-          </w:tcPr>
-          <w:p>
-            <w:pPr>
-              <w:cnfStyle w:val="000000100000" w:firstRow="0" w:lastRow="0" w:firstColumn="0" w:lastColumn="0" w:oddVBand="0" w:evenVBand="0" w:oddHBand="1" w:evenHBand="0" w:firstRowFirstColumn="0" w:firstRowLastColumn="0" w:lastRowFirstColumn="0" w:lastRowLastColumn="0"/>
-            </w:pPr>
-            <w:r>
               <w:t>Faridabad</w:t>
             </w:r>
-          </w:p>
-        </w:tc>
-        <w:tc>
-          <w:tcPr>
-            <w:tcW w:w="1440" w:type="dxa"/>
+            <w:r>
+              <w:t xml:space="preserve"> (HR)</w:t>
+            </w:r>
+          </w:p>
+        </w:tc>
+        <w:tc>
+          <w:tcPr>
+            <w:tcW w:w="1800" w:type="dxa"/>
             <w:hideMark/>
           </w:tcPr>
           <w:p>
@@ -18900,32 +19048,21 @@
         <w:tc>
           <w:tcPr>
             <w:cnfStyle w:val="001000000000" w:firstRow="0" w:lastRow="0" w:firstColumn="1" w:lastColumn="0" w:oddVBand="0" w:evenVBand="0" w:oddHBand="0" w:evenHBand="0" w:firstRowFirstColumn="0" w:firstRowLastColumn="0" w:lastRowFirstColumn="0" w:lastRowLastColumn="0"/>
-            <w:tcW w:w="3145" w:type="dxa"/>
+            <w:tcW w:w="6655" w:type="dxa"/>
             <w:hideMark/>
           </w:tcPr>
           <w:p>
             <w:r>
-              <w:t>Tamil Nadu</w:t>
-            </w:r>
-          </w:p>
-        </w:tc>
-        <w:tc>
-          <w:tcPr>
-            <w:tcW w:w="3330" w:type="dxa"/>
-            <w:hideMark/>
-          </w:tcPr>
-          <w:p>
-            <w:pPr>
-              <w:cnfStyle w:val="000000000000" w:firstRow="0" w:lastRow="0" w:firstColumn="0" w:lastColumn="0" w:oddVBand="0" w:evenVBand="0" w:oddHBand="0" w:evenHBand="0" w:firstRowFirstColumn="0" w:firstRowLastColumn="0" w:lastRowFirstColumn="0" w:lastRowLastColumn="0"/>
-            </w:pPr>
-            <w:r>
               <w:t>Vellore</w:t>
             </w:r>
-          </w:p>
-        </w:tc>
-        <w:tc>
-          <w:tcPr>
-            <w:tcW w:w="1440" w:type="dxa"/>
+            <w:r>
+              <w:t xml:space="preserve"> (TN)</w:t>
+            </w:r>
+          </w:p>
+        </w:tc>
+        <w:tc>
+          <w:tcPr>
+            <w:tcW w:w="1800" w:type="dxa"/>
             <w:hideMark/>
           </w:tcPr>
           <w:p>
@@ -18946,32 +19083,21 @@
         <w:tc>
           <w:tcPr>
             <w:cnfStyle w:val="001000000000" w:firstRow="0" w:lastRow="0" w:firstColumn="1" w:lastColumn="0" w:oddVBand="0" w:evenVBand="0" w:oddHBand="0" w:evenHBand="0" w:firstRowFirstColumn="0" w:firstRowLastColumn="0" w:lastRowFirstColumn="0" w:lastRowLastColumn="0"/>
-            <w:tcW w:w="3145" w:type="dxa"/>
+            <w:tcW w:w="6655" w:type="dxa"/>
             <w:hideMark/>
           </w:tcPr>
           <w:p>
             <w:r>
-              <w:t>West Bengal</w:t>
-            </w:r>
-          </w:p>
-        </w:tc>
-        <w:tc>
-          <w:tcPr>
-            <w:tcW w:w="3330" w:type="dxa"/>
-            <w:hideMark/>
-          </w:tcPr>
-          <w:p>
-            <w:pPr>
-              <w:cnfStyle w:val="000000100000" w:firstRow="0" w:lastRow="0" w:firstColumn="0" w:lastColumn="0" w:oddVBand="0" w:evenVBand="0" w:oddHBand="1" w:evenHBand="0" w:firstRowFirstColumn="0" w:firstRowLastColumn="0" w:lastRowFirstColumn="0" w:lastRowLastColumn="0"/>
-            </w:pPr>
-            <w:r>
               <w:t>Jalpaiguri</w:t>
             </w:r>
-          </w:p>
-        </w:tc>
-        <w:tc>
-          <w:tcPr>
-            <w:tcW w:w="1440" w:type="dxa"/>
+            <w:r>
+              <w:t xml:space="preserve"> (WB)</w:t>
+            </w:r>
+          </w:p>
+        </w:tc>
+        <w:tc>
+          <w:tcPr>
+            <w:tcW w:w="1800" w:type="dxa"/>
             <w:hideMark/>
           </w:tcPr>
           <w:p>
@@ -18989,32 +19115,21 @@
         <w:tc>
           <w:tcPr>
             <w:cnfStyle w:val="001000000000" w:firstRow="0" w:lastRow="0" w:firstColumn="1" w:lastColumn="0" w:oddVBand="0" w:evenVBand="0" w:oddHBand="0" w:evenHBand="0" w:firstRowFirstColumn="0" w:firstRowLastColumn="0" w:lastRowFirstColumn="0" w:lastRowLastColumn="0"/>
-            <w:tcW w:w="3145" w:type="dxa"/>
+            <w:tcW w:w="6655" w:type="dxa"/>
             <w:hideMark/>
           </w:tcPr>
           <w:p>
             <w:r>
-              <w:t>Chhattisgarh</w:t>
-            </w:r>
-          </w:p>
-        </w:tc>
-        <w:tc>
-          <w:tcPr>
-            <w:tcW w:w="3330" w:type="dxa"/>
-            <w:hideMark/>
-          </w:tcPr>
-          <w:p>
-            <w:pPr>
-              <w:cnfStyle w:val="000000000000" w:firstRow="0" w:lastRow="0" w:firstColumn="0" w:lastColumn="0" w:oddVBand="0" w:evenVBand="0" w:oddHBand="0" w:evenHBand="0" w:firstRowFirstColumn="0" w:firstRowLastColumn="0" w:lastRowFirstColumn="0" w:lastRowLastColumn="0"/>
-            </w:pPr>
-            <w:r>
               <w:t>Raipur</w:t>
             </w:r>
-          </w:p>
-        </w:tc>
-        <w:tc>
-          <w:tcPr>
-            <w:tcW w:w="1440" w:type="dxa"/>
+            <w:r>
+              <w:t xml:space="preserve"> (CG)</w:t>
+            </w:r>
+          </w:p>
+        </w:tc>
+        <w:tc>
+          <w:tcPr>
+            <w:tcW w:w="1800" w:type="dxa"/>
             <w:hideMark/>
           </w:tcPr>
           <w:p>
@@ -19035,32 +19150,21 @@
         <w:tc>
           <w:tcPr>
             <w:cnfStyle w:val="001000000000" w:firstRow="0" w:lastRow="0" w:firstColumn="1" w:lastColumn="0" w:oddVBand="0" w:evenVBand="0" w:oddHBand="0" w:evenHBand="0" w:firstRowFirstColumn="0" w:firstRowLastColumn="0" w:lastRowFirstColumn="0" w:lastRowLastColumn="0"/>
-            <w:tcW w:w="3145" w:type="dxa"/>
+            <w:tcW w:w="6655" w:type="dxa"/>
             <w:hideMark/>
           </w:tcPr>
           <w:p>
             <w:r>
-              <w:t>Uttar Pradesh</w:t>
-            </w:r>
-          </w:p>
-        </w:tc>
-        <w:tc>
-          <w:tcPr>
-            <w:tcW w:w="3330" w:type="dxa"/>
-            <w:hideMark/>
-          </w:tcPr>
-          <w:p>
-            <w:pPr>
-              <w:cnfStyle w:val="000000100000" w:firstRow="0" w:lastRow="0" w:firstColumn="0" w:lastColumn="0" w:oddVBand="0" w:evenVBand="0" w:oddHBand="1" w:evenHBand="0" w:firstRowFirstColumn="0" w:firstRowLastColumn="0" w:lastRowFirstColumn="0" w:lastRowLastColumn="0"/>
-            </w:pPr>
-            <w:r>
               <w:t>Muzaffarnagar</w:t>
             </w:r>
-          </w:p>
-        </w:tc>
-        <w:tc>
-          <w:tcPr>
-            <w:tcW w:w="1440" w:type="dxa"/>
+            <w:r>
+              <w:t xml:space="preserve"> (UP)</w:t>
+            </w:r>
+          </w:p>
+        </w:tc>
+        <w:tc>
+          <w:tcPr>
+            <w:tcW w:w="1800" w:type="dxa"/>
             <w:hideMark/>
           </w:tcPr>
           <w:p>
@@ -19078,32 +19182,22 @@
         <w:tc>
           <w:tcPr>
             <w:cnfStyle w:val="001000000000" w:firstRow="0" w:lastRow="0" w:firstColumn="1" w:lastColumn="0" w:oddVBand="0" w:evenVBand="0" w:oddHBand="0" w:evenHBand="0" w:firstRowFirstColumn="0" w:firstRowLastColumn="0" w:lastRowFirstColumn="0" w:lastRowLastColumn="0"/>
-            <w:tcW w:w="3145" w:type="dxa"/>
+            <w:tcW w:w="6655" w:type="dxa"/>
             <w:hideMark/>
           </w:tcPr>
           <w:p>
             <w:r>
-              <w:t>Jharkhand</w:t>
-            </w:r>
-          </w:p>
-        </w:tc>
-        <w:tc>
-          <w:tcPr>
-            <w:tcW w:w="3330" w:type="dxa"/>
-            <w:hideMark/>
-          </w:tcPr>
-          <w:p>
-            <w:pPr>
-              <w:cnfStyle w:val="000000000000" w:firstRow="0" w:lastRow="0" w:firstColumn="0" w:lastColumn="0" w:oddVBand="0" w:evenVBand="0" w:oddHBand="0" w:evenHBand="0" w:firstRowFirstColumn="0" w:firstRowLastColumn="0" w:lastRowFirstColumn="0" w:lastRowLastColumn="0"/>
-            </w:pPr>
-            <w:r>
+              <w:lastRenderedPageBreak/>
               <w:t>Dhanbad</w:t>
             </w:r>
-          </w:p>
-        </w:tc>
-        <w:tc>
-          <w:tcPr>
-            <w:tcW w:w="1440" w:type="dxa"/>
+            <w:r>
+              <w:t xml:space="preserve"> (JH)</w:t>
+            </w:r>
+          </w:p>
+        </w:tc>
+        <w:tc>
+          <w:tcPr>
+            <w:tcW w:w="1800" w:type="dxa"/>
             <w:hideMark/>
           </w:tcPr>
           <w:p>
@@ -19150,9 +19244,8 @@
         <w:tblLook w:val="04A0" w:firstRow="1" w:lastRow="0" w:firstColumn="1" w:lastColumn="0" w:noHBand="0" w:noVBand="1"/>
       </w:tblPr>
       <w:tblGrid>
-        <w:gridCol w:w="3235"/>
-        <w:gridCol w:w="3240"/>
-        <w:gridCol w:w="1440"/>
+        <w:gridCol w:w="6655"/>
+        <w:gridCol w:w="1800"/>
       </w:tblGrid>
       <w:tr>
         <w:trPr>
@@ -19161,7 +19254,7 @@
         <w:tc>
           <w:tcPr>
             <w:cnfStyle w:val="001000000000" w:firstRow="0" w:lastRow="0" w:firstColumn="1" w:lastColumn="0" w:oddVBand="0" w:evenVBand="0" w:oddHBand="0" w:evenHBand="0" w:firstRowFirstColumn="0" w:firstRowLastColumn="0" w:lastRowFirstColumn="0" w:lastRowLastColumn="0"/>
-            <w:tcW w:w="3235" w:type="dxa"/>
+            <w:tcW w:w="6655" w:type="dxa"/>
             <w:hideMark/>
           </w:tcPr>
           <w:p>
@@ -19169,28 +19262,16 @@
               <w:jc w:val="center"/>
             </w:pPr>
             <w:r>
-              <w:t>State</w:t>
-            </w:r>
-          </w:p>
-        </w:tc>
-        <w:tc>
-          <w:tcPr>
-            <w:tcW w:w="3240" w:type="dxa"/>
-            <w:hideMark/>
-          </w:tcPr>
-          <w:p>
-            <w:pPr>
-              <w:jc w:val="center"/>
-              <w:cnfStyle w:val="100000000000" w:firstRow="1" w:lastRow="0" w:firstColumn="0" w:lastColumn="0" w:oddVBand="0" w:evenVBand="0" w:oddHBand="0" w:evenHBand="0" w:firstRowFirstColumn="0" w:firstRowLastColumn="0" w:lastRowFirstColumn="0" w:lastRowLastColumn="0"/>
-            </w:pPr>
-            <w:r>
               <w:t>District</w:t>
             </w:r>
-          </w:p>
-        </w:tc>
-        <w:tc>
-          <w:tcPr>
-            <w:tcW w:w="1440" w:type="dxa"/>
+            <w:r>
+              <w:t xml:space="preserve"> (State)</w:t>
+            </w:r>
+          </w:p>
+        </w:tc>
+        <w:tc>
+          <w:tcPr>
+            <w:tcW w:w="1800" w:type="dxa"/>
             <w:hideMark/>
           </w:tcPr>
           <w:p>
@@ -19211,32 +19292,21 @@
         <w:tc>
           <w:tcPr>
             <w:cnfStyle w:val="001000000000" w:firstRow="0" w:lastRow="0" w:firstColumn="1" w:lastColumn="0" w:oddVBand="0" w:evenVBand="0" w:oddHBand="0" w:evenHBand="0" w:firstRowFirstColumn="0" w:firstRowLastColumn="0" w:lastRowFirstColumn="0" w:lastRowLastColumn="0"/>
-            <w:tcW w:w="3235" w:type="dxa"/>
+            <w:tcW w:w="6655" w:type="dxa"/>
             <w:hideMark/>
           </w:tcPr>
           <w:p>
             <w:r>
-              <w:t>Himachal Pradesh</w:t>
-            </w:r>
-          </w:p>
-        </w:tc>
-        <w:tc>
-          <w:tcPr>
-            <w:tcW w:w="3240" w:type="dxa"/>
-            <w:hideMark/>
-          </w:tcPr>
-          <w:p>
-            <w:pPr>
-              <w:cnfStyle w:val="000000100000" w:firstRow="0" w:lastRow="0" w:firstColumn="0" w:lastColumn="0" w:oddVBand="0" w:evenVBand="0" w:oddHBand="1" w:evenHBand="0" w:firstRowFirstColumn="0" w:firstRowLastColumn="0" w:lastRowFirstColumn="0" w:lastRowLastColumn="0"/>
-            </w:pPr>
-            <w:r>
               <w:t>Kinnaur</w:t>
             </w:r>
-          </w:p>
-        </w:tc>
-        <w:tc>
-          <w:tcPr>
-            <w:tcW w:w="1440" w:type="dxa"/>
+            <w:r>
+              <w:t xml:space="preserve"> (HP)</w:t>
+            </w:r>
+          </w:p>
+        </w:tc>
+        <w:tc>
+          <w:tcPr>
+            <w:tcW w:w="1800" w:type="dxa"/>
             <w:hideMark/>
           </w:tcPr>
           <w:p>
@@ -19254,34 +19324,23 @@
         <w:tc>
           <w:tcPr>
             <w:cnfStyle w:val="001000000000" w:firstRow="0" w:lastRow="0" w:firstColumn="1" w:lastColumn="0" w:oddVBand="0" w:evenVBand="0" w:oddHBand="0" w:evenHBand="0" w:firstRowFirstColumn="0" w:firstRowLastColumn="0" w:lastRowFirstColumn="0" w:lastRowLastColumn="0"/>
-            <w:tcW w:w="3235" w:type="dxa"/>
+            <w:tcW w:w="6655" w:type="dxa"/>
             <w:hideMark/>
           </w:tcPr>
           <w:p>
-            <w:r>
-              <w:t>Arunachal Pradesh</w:t>
-            </w:r>
-          </w:p>
-        </w:tc>
-        <w:tc>
-          <w:tcPr>
-            <w:tcW w:w="3240" w:type="dxa"/>
-            <w:hideMark/>
-          </w:tcPr>
-          <w:p>
-            <w:pPr>
-              <w:cnfStyle w:val="000000000000" w:firstRow="0" w:lastRow="0" w:firstColumn="0" w:lastColumn="0" w:oddVBand="0" w:evenVBand="0" w:oddHBand="0" w:evenHBand="0" w:firstRowFirstColumn="0" w:firstRowLastColumn="0" w:lastRowFirstColumn="0" w:lastRowLastColumn="0"/>
-            </w:pPr>
             <w:proofErr w:type="spellStart"/>
             <w:r>
               <w:t>Anjaw</w:t>
             </w:r>
             <w:proofErr w:type="spellEnd"/>
-          </w:p>
-        </w:tc>
-        <w:tc>
-          <w:tcPr>
-            <w:tcW w:w="1440" w:type="dxa"/>
+            <w:r>
+              <w:t xml:space="preserve"> (AR)</w:t>
+            </w:r>
+          </w:p>
+        </w:tc>
+        <w:tc>
+          <w:tcPr>
+            <w:tcW w:w="1800" w:type="dxa"/>
             <w:hideMark/>
           </w:tcPr>
           <w:p>
@@ -19302,34 +19361,23 @@
         <w:tc>
           <w:tcPr>
             <w:cnfStyle w:val="001000000000" w:firstRow="0" w:lastRow="0" w:firstColumn="1" w:lastColumn="0" w:oddVBand="0" w:evenVBand="0" w:oddHBand="0" w:evenHBand="0" w:firstRowFirstColumn="0" w:firstRowLastColumn="0" w:lastRowFirstColumn="0" w:lastRowLastColumn="0"/>
-            <w:tcW w:w="3235" w:type="dxa"/>
+            <w:tcW w:w="6655" w:type="dxa"/>
             <w:hideMark/>
           </w:tcPr>
           <w:p>
-            <w:r>
-              <w:t>Arunachal Pradesh</w:t>
-            </w:r>
-          </w:p>
-        </w:tc>
-        <w:tc>
-          <w:tcPr>
-            <w:tcW w:w="3240" w:type="dxa"/>
-            <w:hideMark/>
-          </w:tcPr>
-          <w:p>
-            <w:pPr>
-              <w:cnfStyle w:val="000000100000" w:firstRow="0" w:lastRow="0" w:firstColumn="0" w:lastColumn="0" w:oddVBand="0" w:evenVBand="0" w:oddHBand="1" w:evenHBand="0" w:firstRowFirstColumn="0" w:firstRowLastColumn="0" w:lastRowFirstColumn="0" w:lastRowLastColumn="0"/>
-            </w:pPr>
             <w:proofErr w:type="spellStart"/>
             <w:r>
               <w:t>Tawang</w:t>
             </w:r>
             <w:proofErr w:type="spellEnd"/>
-          </w:p>
-        </w:tc>
-        <w:tc>
-          <w:tcPr>
-            <w:tcW w:w="1440" w:type="dxa"/>
+            <w:r>
+              <w:t xml:space="preserve"> (AR)</w:t>
+            </w:r>
+          </w:p>
+        </w:tc>
+        <w:tc>
+          <w:tcPr>
+            <w:tcW w:w="1800" w:type="dxa"/>
             <w:hideMark/>
           </w:tcPr>
           <w:p>
@@ -19347,32 +19395,21 @@
         <w:tc>
           <w:tcPr>
             <w:cnfStyle w:val="001000000000" w:firstRow="0" w:lastRow="0" w:firstColumn="1" w:lastColumn="0" w:oddVBand="0" w:evenVBand="0" w:oddHBand="0" w:evenHBand="0" w:firstRowFirstColumn="0" w:firstRowLastColumn="0" w:lastRowFirstColumn="0" w:lastRowLastColumn="0"/>
-            <w:tcW w:w="3235" w:type="dxa"/>
+            <w:tcW w:w="6655" w:type="dxa"/>
             <w:hideMark/>
           </w:tcPr>
           <w:p>
             <w:r>
-              <w:t>Arunachal Pradesh</w:t>
-            </w:r>
-          </w:p>
-        </w:tc>
-        <w:tc>
-          <w:tcPr>
-            <w:tcW w:w="3240" w:type="dxa"/>
-            <w:hideMark/>
-          </w:tcPr>
-          <w:p>
-            <w:pPr>
-              <w:cnfStyle w:val="000000000000" w:firstRow="0" w:lastRow="0" w:firstColumn="0" w:lastColumn="0" w:oddVBand="0" w:evenVBand="0" w:oddHBand="0" w:evenHBand="0" w:firstRowFirstColumn="0" w:firstRowLastColumn="0" w:lastRowFirstColumn="0" w:lastRowLastColumn="0"/>
-            </w:pPr>
-            <w:r>
               <w:t>Upper Siang</w:t>
             </w:r>
-          </w:p>
-        </w:tc>
-        <w:tc>
-          <w:tcPr>
-            <w:tcW w:w="1440" w:type="dxa"/>
+            <w:r>
+              <w:t xml:space="preserve"> (AR)</w:t>
+            </w:r>
+          </w:p>
+        </w:tc>
+        <w:tc>
+          <w:tcPr>
+            <w:tcW w:w="1800" w:type="dxa"/>
             <w:hideMark/>
           </w:tcPr>
           <w:p>
@@ -19393,32 +19430,21 @@
         <w:tc>
           <w:tcPr>
             <w:cnfStyle w:val="001000000000" w:firstRow="0" w:lastRow="0" w:firstColumn="1" w:lastColumn="0" w:oddVBand="0" w:evenVBand="0" w:oddHBand="0" w:evenHBand="0" w:firstRowFirstColumn="0" w:firstRowLastColumn="0" w:lastRowFirstColumn="0" w:lastRowLastColumn="0"/>
-            <w:tcW w:w="3235" w:type="dxa"/>
+            <w:tcW w:w="6655" w:type="dxa"/>
             <w:hideMark/>
           </w:tcPr>
           <w:p>
             <w:r>
-              <w:t>Himachal Pradesh</w:t>
-            </w:r>
-          </w:p>
-        </w:tc>
-        <w:tc>
-          <w:tcPr>
-            <w:tcW w:w="3240" w:type="dxa"/>
-            <w:hideMark/>
-          </w:tcPr>
-          <w:p>
-            <w:pPr>
-              <w:cnfStyle w:val="000000100000" w:firstRow="0" w:lastRow="0" w:firstColumn="0" w:lastColumn="0" w:oddVBand="0" w:evenVBand="0" w:oddHBand="1" w:evenHBand="0" w:firstRowFirstColumn="0" w:firstRowLastColumn="0" w:lastRowFirstColumn="0" w:lastRowLastColumn="0"/>
-            </w:pPr>
-            <w:r>
               <w:t>Shimla</w:t>
             </w:r>
-          </w:p>
-        </w:tc>
-        <w:tc>
-          <w:tcPr>
-            <w:tcW w:w="1440" w:type="dxa"/>
+            <w:r>
+              <w:t xml:space="preserve"> (HP)</w:t>
+            </w:r>
+          </w:p>
+        </w:tc>
+        <w:tc>
+          <w:tcPr>
+            <w:tcW w:w="1800" w:type="dxa"/>
             <w:hideMark/>
           </w:tcPr>
           <w:p>
@@ -19436,25 +19462,11 @@
         <w:tc>
           <w:tcPr>
             <w:cnfStyle w:val="001000000000" w:firstRow="0" w:lastRow="0" w:firstColumn="1" w:lastColumn="0" w:oddVBand="0" w:evenVBand="0" w:oddHBand="0" w:evenHBand="0" w:firstRowFirstColumn="0" w:firstRowLastColumn="0" w:lastRowFirstColumn="0" w:lastRowLastColumn="0"/>
-            <w:tcW w:w="3235" w:type="dxa"/>
+            <w:tcW w:w="6655" w:type="dxa"/>
             <w:hideMark/>
           </w:tcPr>
           <w:p>
             <w:r>
-              <w:t>Arunachal Pradesh</w:t>
-            </w:r>
-          </w:p>
-        </w:tc>
-        <w:tc>
-          <w:tcPr>
-            <w:tcW w:w="3240" w:type="dxa"/>
-            <w:hideMark/>
-          </w:tcPr>
-          <w:p>
-            <w:pPr>
-              <w:cnfStyle w:val="000000000000" w:firstRow="0" w:lastRow="0" w:firstColumn="0" w:lastColumn="0" w:oddVBand="0" w:evenVBand="0" w:oddHBand="0" w:evenHBand="0" w:firstRowFirstColumn="0" w:firstRowLastColumn="0" w:lastRowFirstColumn="0" w:lastRowLastColumn="0"/>
-            </w:pPr>
-            <w:r>
               <w:t xml:space="preserve">Lower </w:t>
             </w:r>
             <w:proofErr w:type="spellStart"/>
@@ -19465,11 +19477,14 @@
             <w:r>
               <w:t xml:space="preserve"> Valley</w:t>
             </w:r>
-          </w:p>
-        </w:tc>
-        <w:tc>
-          <w:tcPr>
-            <w:tcW w:w="1440" w:type="dxa"/>
+            <w:r>
+              <w:t xml:space="preserve"> (AR)</w:t>
+            </w:r>
+          </w:p>
+        </w:tc>
+        <w:tc>
+          <w:tcPr>
+            <w:tcW w:w="1800" w:type="dxa"/>
             <w:hideMark/>
           </w:tcPr>
           <w:p>
@@ -19490,24 +19505,10 @@
         <w:tc>
           <w:tcPr>
             <w:cnfStyle w:val="001000000000" w:firstRow="0" w:lastRow="0" w:firstColumn="1" w:lastColumn="0" w:oddVBand="0" w:evenVBand="0" w:oddHBand="0" w:evenHBand="0" w:firstRowFirstColumn="0" w:firstRowLastColumn="0" w:lastRowFirstColumn="0" w:lastRowLastColumn="0"/>
-            <w:tcW w:w="3235" w:type="dxa"/>
+            <w:tcW w:w="6655" w:type="dxa"/>
             <w:hideMark/>
           </w:tcPr>
           <w:p>
-            <w:r>
-              <w:t>Arunachal Pradesh</w:t>
-            </w:r>
-          </w:p>
-        </w:tc>
-        <w:tc>
-          <w:tcPr>
-            <w:tcW w:w="3240" w:type="dxa"/>
-            <w:hideMark/>
-          </w:tcPr>
-          <w:p>
-            <w:pPr>
-              <w:cnfStyle w:val="000000100000" w:firstRow="0" w:lastRow="0" w:firstColumn="0" w:lastColumn="0" w:oddVBand="0" w:evenVBand="0" w:oddHBand="1" w:evenHBand="0" w:firstRowFirstColumn="0" w:firstRowLastColumn="0" w:lastRowFirstColumn="0" w:lastRowLastColumn="0"/>
-            </w:pPr>
             <w:proofErr w:type="spellStart"/>
             <w:r>
               <w:t>Dibang</w:t>
@@ -19516,11 +19517,14 @@
             <w:r>
               <w:t xml:space="preserve"> Valley</w:t>
             </w:r>
-          </w:p>
-        </w:tc>
-        <w:tc>
-          <w:tcPr>
-            <w:tcW w:w="1440" w:type="dxa"/>
+            <w:r>
+              <w:t xml:space="preserve"> (AR)</w:t>
+            </w:r>
+          </w:p>
+        </w:tc>
+        <w:tc>
+          <w:tcPr>
+            <w:tcW w:w="1800" w:type="dxa"/>
             <w:hideMark/>
           </w:tcPr>
           <w:p>
@@ -19538,32 +19542,21 @@
         <w:tc>
           <w:tcPr>
             <w:cnfStyle w:val="001000000000" w:firstRow="0" w:lastRow="0" w:firstColumn="1" w:lastColumn="0" w:oddVBand="0" w:evenVBand="0" w:oddHBand="0" w:evenHBand="0" w:firstRowFirstColumn="0" w:firstRowLastColumn="0" w:lastRowFirstColumn="0" w:lastRowLastColumn="0"/>
-            <w:tcW w:w="3235" w:type="dxa"/>
+            <w:tcW w:w="6655" w:type="dxa"/>
             <w:hideMark/>
           </w:tcPr>
           <w:p>
             <w:r>
-              <w:t>Sikkim</w:t>
-            </w:r>
-          </w:p>
-        </w:tc>
-        <w:tc>
-          <w:tcPr>
-            <w:tcW w:w="3240" w:type="dxa"/>
-            <w:hideMark/>
-          </w:tcPr>
-          <w:p>
-            <w:pPr>
-              <w:cnfStyle w:val="000000000000" w:firstRow="0" w:lastRow="0" w:firstColumn="0" w:lastColumn="0" w:oddVBand="0" w:evenVBand="0" w:oddHBand="0" w:evenHBand="0" w:firstRowFirstColumn="0" w:firstRowLastColumn="0" w:lastRowFirstColumn="0" w:lastRowLastColumn="0"/>
-            </w:pPr>
-            <w:r>
               <w:t>North District</w:t>
             </w:r>
-          </w:p>
-        </w:tc>
-        <w:tc>
-          <w:tcPr>
-            <w:tcW w:w="1440" w:type="dxa"/>
+            <w:r>
+              <w:t xml:space="preserve"> (SK)</w:t>
+            </w:r>
+          </w:p>
+        </w:tc>
+        <w:tc>
+          <w:tcPr>
+            <w:tcW w:w="1800" w:type="dxa"/>
             <w:hideMark/>
           </w:tcPr>
           <w:p>
@@ -19584,32 +19577,21 @@
         <w:tc>
           <w:tcPr>
             <w:cnfStyle w:val="001000000000" w:firstRow="0" w:lastRow="0" w:firstColumn="1" w:lastColumn="0" w:oddVBand="0" w:evenVBand="0" w:oddHBand="0" w:evenHBand="0" w:firstRowFirstColumn="0" w:firstRowLastColumn="0" w:lastRowFirstColumn="0" w:lastRowLastColumn="0"/>
-            <w:tcW w:w="3235" w:type="dxa"/>
+            <w:tcW w:w="6655" w:type="dxa"/>
             <w:hideMark/>
           </w:tcPr>
           <w:p>
             <w:r>
-              <w:t>Himachal Pradesh</w:t>
-            </w:r>
-          </w:p>
-        </w:tc>
-        <w:tc>
-          <w:tcPr>
-            <w:tcW w:w="3240" w:type="dxa"/>
-            <w:hideMark/>
-          </w:tcPr>
-          <w:p>
-            <w:pPr>
-              <w:cnfStyle w:val="000000100000" w:firstRow="0" w:lastRow="0" w:firstColumn="0" w:lastColumn="0" w:oddVBand="0" w:evenVBand="0" w:oddHBand="1" w:evenHBand="0" w:firstRowFirstColumn="0" w:firstRowLastColumn="0" w:lastRowFirstColumn="0" w:lastRowLastColumn="0"/>
-            </w:pPr>
-            <w:r>
               <w:t>Bilaspur</w:t>
             </w:r>
-          </w:p>
-        </w:tc>
-        <w:tc>
-          <w:tcPr>
-            <w:tcW w:w="1440" w:type="dxa"/>
+            <w:r>
+              <w:t xml:space="preserve"> (HP)</w:t>
+            </w:r>
+          </w:p>
+        </w:tc>
+        <w:tc>
+          <w:tcPr>
+            <w:tcW w:w="1800" w:type="dxa"/>
             <w:hideMark/>
           </w:tcPr>
           <w:p>
@@ -19627,32 +19609,21 @@
         <w:tc>
           <w:tcPr>
             <w:cnfStyle w:val="001000000000" w:firstRow="0" w:lastRow="0" w:firstColumn="1" w:lastColumn="0" w:oddVBand="0" w:evenVBand="0" w:oddHBand="0" w:evenHBand="0" w:firstRowFirstColumn="0" w:firstRowLastColumn="0" w:lastRowFirstColumn="0" w:lastRowLastColumn="0"/>
-            <w:tcW w:w="3235" w:type="dxa"/>
+            <w:tcW w:w="6655" w:type="dxa"/>
             <w:hideMark/>
           </w:tcPr>
           <w:p>
             <w:r>
-              <w:t>Himachal Pradesh</w:t>
-            </w:r>
-          </w:p>
-        </w:tc>
-        <w:tc>
-          <w:tcPr>
-            <w:tcW w:w="3240" w:type="dxa"/>
-            <w:hideMark/>
-          </w:tcPr>
-          <w:p>
-            <w:pPr>
-              <w:cnfStyle w:val="000000000000" w:firstRow="0" w:lastRow="0" w:firstColumn="0" w:lastColumn="0" w:oddVBand="0" w:evenVBand="0" w:oddHBand="0" w:evenHBand="0" w:firstRowFirstColumn="0" w:firstRowLastColumn="0" w:lastRowFirstColumn="0" w:lastRowLastColumn="0"/>
-            </w:pPr>
-            <w:r>
               <w:t>Mandi</w:t>
             </w:r>
-          </w:p>
-        </w:tc>
-        <w:tc>
-          <w:tcPr>
-            <w:tcW w:w="1440" w:type="dxa"/>
+            <w:r>
+              <w:t xml:space="preserve"> (HP)</w:t>
+            </w:r>
+          </w:p>
+        </w:tc>
+        <w:tc>
+          <w:tcPr>
+            <w:tcW w:w="1800" w:type="dxa"/>
             <w:hideMark/>
           </w:tcPr>
           <w:p>
@@ -19684,7 +19655,13 @@
         <w:ind w:firstLine="720"/>
       </w:pPr>
       <w:r>
-        <w:t>Spearman rank correlation was used to examine the association between HIGI and selected health outcome indicators.</w:t>
+        <w:t xml:space="preserve">Spearman rank correlation was used to </w:t>
+      </w:r>
+      <w:r>
+        <w:t>check</w:t>
+      </w:r>
+      <w:r>
+        <w:t xml:space="preserve"> the association between HIGI and selected health outcome indicators.</w:t>
       </w:r>
     </w:p>
     <w:p>
@@ -20018,6 +19995,8 @@
       <w:r>
         <w:rPr>
           <w:rStyle w:val="Strong"/>
+          <w:b w:val="0"/>
+          <w:bCs w:val="0"/>
         </w:rPr>
         <w:t>health insurance coverage (ρ = −0.348)</w:t>
       </w:r>
@@ -20032,13 +20011,31 @@
         <w:ind w:firstLine="720"/>
       </w:pPr>
       <w:r>
-        <w:t xml:space="preserve">These findings support the use of HIGI as a comparative infrastructure-gap measure, while the associations should be interpreted as </w:t>
+        <w:t xml:space="preserve">These findings support the use of HIGI as a comparative infrastructure-gap measure, while the associations interpreted as </w:t>
       </w:r>
       <w:r>
         <w:rPr>
           <w:rStyle w:val="Strong"/>
+          <w:b w:val="0"/>
+          <w:bCs w:val="0"/>
         </w:rPr>
-        <w:t>relationships rather than causal effects</w:t>
+        <w:t xml:space="preserve">relationships </w:t>
+      </w:r>
+      <w:r>
+        <w:rPr>
+          <w:rStyle w:val="Strong"/>
+          <w:b w:val="0"/>
+          <w:bCs w:val="0"/>
+        </w:rPr>
+        <w:t>instead of</w:t>
+      </w:r>
+      <w:r>
+        <w:rPr>
+          <w:rStyle w:val="Strong"/>
+          <w:b w:val="0"/>
+          <w:bCs w:val="0"/>
+        </w:rPr>
+        <w:t xml:space="preserve"> causal effects</w:t>
       </w:r>
       <w:r>
         <w:t>.</w:t>
@@ -20050,6 +20047,7 @@
       </w:pPr>
       <w:bookmarkStart w:id="66" w:name="_Toc240285503"/>
       <w:r>
+        <w:lastRenderedPageBreak/>
         <w:t>District Clustering: RQ3</w:t>
       </w:r>
       <w:bookmarkEnd w:id="66"/>
@@ -20076,11 +20074,25 @@
       <w:r>
         <w:rPr>
           <w:rStyle w:val="Strong"/>
+          <w:b w:val="0"/>
+          <w:bCs w:val="0"/>
         </w:rPr>
         <w:t>three district profiles</w:t>
       </w:r>
       <w:r>
-        <w:t>. Cluster quality was assessed using the Silhouette Score and Davies–Bouldin Index.</w:t>
+        <w:t xml:space="preserve">. Cluster quality was </w:t>
+      </w:r>
+      <w:r>
+        <w:t>checked</w:t>
+      </w:r>
+      <w:r>
+        <w:t xml:space="preserve"> using the Silhouette Score and </w:t>
+      </w:r>
+      <w:r>
+        <w:t>DBI</w:t>
+      </w:r>
+      <w:r>
+        <w:t>.</w:t>
       </w:r>
     </w:p>
     <w:p>
@@ -20275,7 +20287,6 @@
         <w:rPr>
           <w:noProof/>
         </w:rPr>
-        <w:lastRenderedPageBreak/>
         <w:drawing>
           <wp:inline distT="0" distB="0" distL="0" distR="0" wp14:anchorId="4D53A0D8" wp14:editId="4E9E78A8">
             <wp:extent cx="3229583" cy="2627391"/>
@@ -20432,6 +20443,7 @@
       </w:pPr>
       <w:bookmarkStart w:id="70" w:name="_Toc240279553"/>
       <w:r>
+        <w:lastRenderedPageBreak/>
         <w:t xml:space="preserve">Table </w:t>
       </w:r>
       <w:fldSimple w:instr=" SEQ Table \* ARABIC ">
@@ -20795,7 +20807,6 @@
           <w:b w:val="0"/>
           <w:bCs w:val="0"/>
         </w:rPr>
-        <w:lastRenderedPageBreak/>
         <w:t>P_ILL</w:t>
       </w:r>
       <w:r>
@@ -20846,7 +20857,7 @@
           <w:noProof/>
         </w:rPr>
         <w:drawing>
-          <wp:inline distT="0" distB="0" distL="0" distR="0" wp14:anchorId="5F6D50CE" wp14:editId="290A8CE7">
+          <wp:inline distT="0" distB="0" distL="0" distR="0" wp14:anchorId="5F6D50CE" wp14:editId="47C7EB60">
             <wp:extent cx="3995293" cy="2191966"/>
             <wp:effectExtent l="0" t="0" r="5715" b="5715"/>
             <wp:docPr id="955948914" name="Picture 2"/>
@@ -20951,6 +20962,7 @@
       </w:pPr>
       <w:bookmarkStart w:id="72" w:name="_Toc240285505"/>
       <w:r>
+        <w:lastRenderedPageBreak/>
         <w:t>AI-Assisted District Prioritization: RQ4</w:t>
       </w:r>
       <w:bookmarkEnd w:id="72"/>
@@ -20992,10 +21004,6 @@
         <w:t xml:space="preserve">The two rankings showed a </w:t>
       </w:r>
       <w:r>
-        <w:rPr>
-          <w:b/>
-          <w:bCs/>
-        </w:rPr>
         <w:t>moderate positive association</w:t>
       </w:r>
       <w:r>
@@ -21022,18 +21030,6 @@
         </w:numPr>
         <w:spacing w:before="100" w:beforeAutospacing="1" w:after="100" w:afterAutospacing="1"/>
       </w:pPr>
-      <w:r>
-        <w:t xml:space="preserve">p &lt; 0.001 </w:t>
-      </w:r>
-    </w:p>
-    <w:p>
-      <w:pPr>
-        <w:numPr>
-          <w:ilvl w:val="0"/>
-          <w:numId w:val="20"/>
-        </w:numPr>
-        <w:spacing w:before="100" w:beforeAutospacing="1" w:after="100" w:afterAutospacing="1"/>
-      </w:pPr>
       <w:proofErr w:type="gramStart"/>
       <w:r>
         <w:t>Top-20</w:t>
@@ -21049,7 +21045,6 @@
         <w:ind w:firstLine="720"/>
       </w:pPr>
       <w:r>
-        <w:lastRenderedPageBreak/>
         <w:t xml:space="preserve">The moderate rank correlation indicates overall agreement between the two approaches, while the low </w:t>
       </w:r>
       <w:proofErr w:type="gramStart"/>
@@ -21172,7 +21167,11 @@
         <w:t>complementary prioritization perspective</w:t>
       </w:r>
       <w:r>
-        <w:t xml:space="preserve"> rather than simply reproducing the conventional HIGI ranking. The analysis does not establish that the AI-assisted approach is superior to HIGI-based prioritization; instead, it demonstrates its potential to provide an additional evidence base for district-level decision-making.</w:t>
+        <w:t xml:space="preserve"> rather than simply reproducing the conventional HIGI ranking. The analysis does not establish that the AI-assisted approach is superior to HIGI-based </w:t>
+      </w:r>
+      <w:r>
+        <w:lastRenderedPageBreak/>
+        <w:t>prioritization; instead, it demonstrates its potential to provide an additional evidence base for district-level decision-making.</w:t>
       </w:r>
     </w:p>
     <w:p>
@@ -21217,10 +21216,10 @@
         <w:tblLook w:val="04A0" w:firstRow="1" w:lastRow="0" w:firstColumn="1" w:lastColumn="0" w:noHBand="0" w:noVBand="1"/>
       </w:tblPr>
       <w:tblGrid>
-        <w:gridCol w:w="1278"/>
-        <w:gridCol w:w="2203"/>
-        <w:gridCol w:w="2206"/>
-        <w:gridCol w:w="3329"/>
+        <w:gridCol w:w="1277"/>
+        <w:gridCol w:w="2204"/>
+        <w:gridCol w:w="2205"/>
+        <w:gridCol w:w="3330"/>
       </w:tblGrid>
       <w:tr>
         <w:trPr>
@@ -21327,10 +21326,6 @@
               <w:cnfStyle w:val="000000100000" w:firstRow="0" w:lastRow="0" w:firstColumn="0" w:lastColumn="0" w:oddVBand="0" w:evenVBand="0" w:oddHBand="1" w:evenHBand="0" w:firstRowFirstColumn="0" w:firstRowLastColumn="0" w:lastRowFirstColumn="0" w:lastRowLastColumn="0"/>
             </w:pPr>
             <w:r>
-              <w:rPr>
-                <w:b/>
-                <w:bCs/>
-              </w:rPr>
               <w:t>488 districts × 18 variables</w:t>
             </w:r>
             <w:r>
@@ -21376,11 +21371,7 @@
               <w:cnfStyle w:val="000000000000" w:firstRow="0" w:lastRow="0" w:firstColumn="0" w:lastColumn="0" w:oddVBand="0" w:evenVBand="0" w:oddHBand="0" w:evenHBand="0" w:firstRowFirstColumn="0" w:firstRowLastColumn="0" w:lastRowFirstColumn="0" w:lastRowLastColumn="0"/>
             </w:pPr>
             <w:r>
-              <w:t>HIGI construction, ranking and health-</w:t>
-            </w:r>
-            <w:r>
-              <w:lastRenderedPageBreak/>
-              <w:t>outcome association analysis</w:t>
+              <w:t>HIGI construction, ranking and health-outcome association analysis</w:t>
             </w:r>
           </w:p>
         </w:tc>
@@ -21394,28 +21385,15 @@
               <w:cnfStyle w:val="000000000000" w:firstRow="0" w:lastRow="0" w:firstColumn="0" w:lastColumn="0" w:oddVBand="0" w:evenVBand="0" w:oddHBand="0" w:evenHBand="0" w:firstRowFirstColumn="0" w:firstRowLastColumn="0" w:lastRowFirstColumn="0" w:lastRowLastColumn="0"/>
             </w:pPr>
             <w:r>
-              <w:lastRenderedPageBreak/>
               <w:t xml:space="preserve">HIGI range: </w:t>
             </w:r>
             <w:r>
-              <w:rPr>
-                <w:b/>
-                <w:bCs/>
-              </w:rPr>
               <w:t>0.0861–0.9765</w:t>
             </w:r>
             <w:r>
-              <w:t xml:space="preserve">; </w:t>
-            </w:r>
-            <w:r>
-              <w:lastRenderedPageBreak/>
-              <w:t xml:space="preserve">strongest association with Health Insurance: </w:t>
-            </w:r>
-            <w:r>
-              <w:rPr>
-                <w:b/>
-                <w:bCs/>
-              </w:rPr>
+              <w:t xml:space="preserve">; strongest association with Health Insurance: </w:t>
+            </w:r>
+            <w:r>
               <w:t>ρ = −0.348</w:t>
             </w:r>
           </w:p>
@@ -21430,12 +21408,7 @@
               <w:cnfStyle w:val="000000000000" w:firstRow="0" w:lastRow="0" w:firstColumn="0" w:lastColumn="0" w:oddVBand="0" w:evenVBand="0" w:oddHBand="0" w:evenHBand="0" w:firstRowFirstColumn="0" w:firstRowLastColumn="0" w:lastRowFirstColumn="0" w:lastRowLastColumn="0"/>
             </w:pPr>
             <w:r>
-              <w:lastRenderedPageBreak/>
-              <w:t xml:space="preserve">HIGI provides a standardized basis for comparing relative </w:t>
-            </w:r>
-            <w:r>
-              <w:lastRenderedPageBreak/>
-              <w:t>infrastructure gaps across districts and shows meaningful associations with selected health outcomes.</w:t>
+              <w:t>HIGI provides a standardized basis for comparing relative infrastructure gaps across districts and shows meaningful associations with selected health outcomes.</w:t>
             </w:r>
           </w:p>
         </w:tc>
@@ -21452,7 +21425,6 @@
           </w:tcPr>
           <w:p>
             <w:r>
-              <w:lastRenderedPageBreak/>
               <w:t>RQ3</w:t>
             </w:r>
           </w:p>
@@ -21481,30 +21453,18 @@
               <w:cnfStyle w:val="000000100000" w:firstRow="0" w:lastRow="0" w:firstColumn="0" w:lastColumn="0" w:oddVBand="0" w:evenVBand="0" w:oddHBand="1" w:evenHBand="0" w:firstRowFirstColumn="0" w:firstRowLastColumn="0" w:lastRowFirstColumn="0" w:lastRowLastColumn="0"/>
             </w:pPr>
             <w:r>
-              <w:rPr>
-                <w:b/>
-                <w:bCs/>
-              </w:rPr>
               <w:t>3 district profiles</w:t>
             </w:r>
             <w:r>
               <w:t xml:space="preserve">; Silhouette = </w:t>
             </w:r>
             <w:r>
-              <w:rPr>
-                <w:b/>
-                <w:bCs/>
-              </w:rPr>
-              <w:t>0.2018</w:t>
-            </w:r>
-            <w:r>
-              <w:t xml:space="preserve">; Davies–Bouldin = </w:t>
-            </w:r>
-            <w:r>
-              <w:rPr>
-                <w:b/>
-                <w:bCs/>
-              </w:rPr>
+              <w:t>0.2018;</w:t>
+            </w:r>
+            <w:r>
+              <w:t xml:space="preserve"> Davies–Bouldin = </w:t>
+            </w:r>
+            <w:r>
               <w:t>1.6442</w:t>
             </w:r>
           </w:p>
@@ -21561,10 +21521,6 @@
               <w:cnfStyle w:val="000000000000" w:firstRow="0" w:lastRow="0" w:firstColumn="0" w:lastColumn="0" w:oddVBand="0" w:evenVBand="0" w:oddHBand="0" w:evenHBand="0" w:firstRowFirstColumn="0" w:firstRowLastColumn="0" w:lastRowFirstColumn="0" w:lastRowLastColumn="0"/>
             </w:pPr>
             <w:r>
-              <w:rPr>
-                <w:b/>
-                <w:bCs/>
-              </w:rPr>
               <w:t>ρ = 0.653, p &lt; 0.001</w:t>
             </w:r>
             <w:r>
@@ -21576,14 +21532,10 @@
             </w:r>
             <w:proofErr w:type="gramEnd"/>
             <w:r>
-              <w:t xml:space="preserve"> overlap = </w:t>
-            </w:r>
-            <w:r>
-              <w:rPr>
-                <w:b/>
-                <w:bCs/>
-              </w:rPr>
-              <w:t>10%</w:t>
+              <w:t xml:space="preserve"> overlap </w:t>
+            </w:r>
+            <w:r>
+              <w:t>= 10%</w:t>
             </w:r>
           </w:p>
         </w:tc>
@@ -21645,7 +21597,11 @@
         <w:ind w:firstLine="720"/>
       </w:pPr>
       <w:r>
-        <w:t>The completed analysis provides a data-driven framework that can support district level healthcare infrastructure planning. The framework combines the HIGI score, district profiles, and Random Forest predictions to provide multiple perspectives for identifying districts that may require further assessment and infrastructure attention</w:t>
+        <w:t xml:space="preserve">The completed analysis provides a data-driven framework that can support district level healthcare infrastructure planning. The framework combines the HIGI score, district </w:t>
+      </w:r>
+      <w:r>
+        <w:lastRenderedPageBreak/>
+        <w:t>profiles, and Random Forest predictions to provide multiple perspectives for identifying districts that may require further assessment and infrastructure attention</w:t>
       </w:r>
       <w:r>
         <w:t>.</w:t>
@@ -21722,7 +21678,6 @@
           <w:b w:val="0"/>
           <w:bCs w:val="0"/>
         </w:rPr>
-        <w:lastRenderedPageBreak/>
         <w:t>Use the AI-assisted ranking as a complementary signal</w:t>
       </w:r>
       <w:r>
@@ -21758,7 +21713,23 @@
         <w:ind w:firstLine="720"/>
       </w:pPr>
       <w:r>
-        <w:t>The framework is therefore intended to support, rather than automate, healthcare infrastructure allocation decisions. It can provide a common analytical basis for comparison across districts while retaining the role of policymakers and domain experts in final decision-making.</w:t>
+        <w:t xml:space="preserve">The framework is therefore intended to support, rather than automate, healthcare infrastructure allocation decisions. It can provide a common analytical basis for comparison across districts while retaining the role of policymakers and </w:t>
+      </w:r>
+      <w:proofErr w:type="gramStart"/>
+      <w:r>
+        <w:t>officers</w:t>
+      </w:r>
+      <w:proofErr w:type="gramEnd"/>
+      <w:r>
+        <w:t xml:space="preserve"> </w:t>
+      </w:r>
+      <w:proofErr w:type="spellStart"/>
+      <w:r>
+        <w:t>incharge</w:t>
+      </w:r>
+      <w:proofErr w:type="spellEnd"/>
+      <w:r>
+        <w:t xml:space="preserve"> in final decision-making.</w:t>
       </w:r>
     </w:p>
     <w:p>
@@ -21772,6 +21743,8 @@
       <w:r>
         <w:rPr>
           <w:rStyle w:val="Strong"/>
+          <w:b w:val="0"/>
+          <w:bCs w:val="0"/>
         </w:rPr>
         <w:t>0.653</w:t>
       </w:r>
@@ -21819,6 +21792,7 @@
         <w:ind w:firstLine="720"/>
       </w:pPr>
       <w:r>
+        <w:lastRenderedPageBreak/>
         <w:t>The clustering results offer another view of segmentation by identifying three district profiles. This can help planners identify high-population districts with infrastructure constraints and smaller districts with relatively better infrastructure profiles. Moreover, the predictive model provides an alternative means of ranking other than just mirroring the HIGI ranking.</w:t>
       </w:r>
     </w:p>
@@ -21829,7 +21803,6 @@
       </w:pPr>
       <w:proofErr w:type="gramStart"/>
       <w:r>
-        <w:lastRenderedPageBreak/>
         <w:t>So</w:t>
       </w:r>
       <w:proofErr w:type="gramEnd"/>
@@ -22303,6 +22276,7 @@
         <w:rPr>
           <w:lang w:val="en-US"/>
         </w:rPr>
+        <w:lastRenderedPageBreak/>
         <w:t>Significance of the study</w:t>
       </w:r>
       <w:bookmarkEnd w:id="78"/>
@@ -22331,7 +22305,6 @@
         <w:ind w:firstLine="720"/>
       </w:pPr>
       <w:r>
-        <w:lastRenderedPageBreak/>
         <w:t>From a practical standpoint, the framework can act as a guide for policymakers and healthcare administrators in moving from isolated indicators to a more systematic, evidence-based assessment process. The results also suggest that AI-assisted prioritization should be considered as a complementary analytical input, rather than a substitute for conventional measures or expert judgment.</w:t>
       </w:r>
     </w:p>
@@ -22341,7 +22314,13 @@
         <w:ind w:firstLine="720"/>
       </w:pPr>
       <w:r>
-        <w:t>From an academic perspective, this study demonstrates the application of data analytics and AI techniques to a real-world public healthcare planning problem using secondary government data. The overall approach may also be a methodological reference for similar evidence-based resource-allocation problems in other public-sector domains</w:t>
+        <w:t xml:space="preserve">From an academic perspective, this </w:t>
+      </w:r>
+      <w:r>
+        <w:t>project</w:t>
+      </w:r>
+      <w:r>
+        <w:t xml:space="preserve"> demonstrates the application of data analytics and AI techniques to a real-world public healthcare planning problem using secondary government data. The overall approach may also be a methodological reference for similar evidence-based resource-allocation problems in other public-sector domains</w:t>
       </w:r>
       <w:r>
         <w:t>.</w:t>
@@ -22368,7 +22347,13 @@
         <w:spacing w:before="100" w:beforeAutospacing="1" w:after="100" w:afterAutospacing="1" w:line="480" w:lineRule="auto"/>
       </w:pPr>
       <w:r>
-        <w:t>The study has the following limitations:</w:t>
+        <w:t xml:space="preserve">The </w:t>
+      </w:r>
+      <w:r>
+        <w:t>project</w:t>
+      </w:r>
+      <w:r>
+        <w:t xml:space="preserve"> has the following limitations:</w:t>
       </w:r>
     </w:p>
     <w:p>
@@ -22387,7 +22372,33 @@
         <w:t>Data vintage:</w:t>
       </w:r>
       <w:r>
-        <w:t xml:space="preserve"> The analysis combines datasets collected in different periods, including Census 2011, NFHS-5 (2019–2021), and Rural Health Statistics. These temporal differences may affect comparability and interpretation. </w:t>
+        <w:t xml:space="preserve"> Th</w:t>
+      </w:r>
+      <w:r>
+        <w:t>is project</w:t>
+      </w:r>
+      <w:r>
+        <w:t xml:space="preserve"> combines datasets collected in different periods, including Census 2011, NFHS-5</w:t>
+      </w:r>
+      <w:r>
+        <w:t xml:space="preserve">, </w:t>
+      </w:r>
+      <w:proofErr w:type="gramStart"/>
+      <w:r>
+        <w:t>and</w:t>
+      </w:r>
+      <w:r>
+        <w:t>,</w:t>
+      </w:r>
+      <w:proofErr w:type="gramEnd"/>
+      <w:r>
+        <w:t xml:space="preserve"> </w:t>
+      </w:r>
+      <w:r>
+        <w:t>RHS</w:t>
+      </w:r>
+      <w:r>
+        <w:t xml:space="preserve">. These temporal differences may affect comparability and interpretation. </w:t>
       </w:r>
     </w:p>
     <w:p>
@@ -22403,6 +22414,7 @@
           <w:b/>
           <w:bCs/>
         </w:rPr>
+        <w:lastRenderedPageBreak/>
         <w:t>Data coverage:</w:t>
       </w:r>
       <w:r>
@@ -22425,7 +22437,7 @@
         <w:t>HIGI interpretation:</w:t>
       </w:r>
       <w:r>
-        <w:t xml:space="preserve"> HIGI is a relative infrastructure-gap measure and should not be interpreted as a direct measure of healthcare quality, service effectiveness, or causal healthcare access. </w:t>
+        <w:t xml:space="preserve"> HIGI is a relative infrastructure-gap measure and not be interpreted as a direct measure of healthcare quality, service effectiveness, or causal healthcare access. </w:t>
       </w:r>
     </w:p>
     <w:p>
@@ -22460,7 +22472,6 @@
           <w:b/>
           <w:bCs/>
         </w:rPr>
-        <w:lastRenderedPageBreak/>
         <w:t>Generalizability:</w:t>
       </w:r>
       <w:r>
@@ -24982,7 +24993,7 @@
       <w:lvlText w:val="%1."/>
       <w:lvlJc w:val="left"/>
       <w:pPr>
-        <w:ind w:left="720" w:hanging="360"/>
+        <w:ind w:left="0" w:hanging="360"/>
       </w:pPr>
       <w:rPr>
         <w:rFonts w:hint="default"/>
@@ -24994,7 +25005,7 @@
       <w:lvlText w:val="%2."/>
       <w:lvlJc w:val="left"/>
       <w:pPr>
-        <w:ind w:left="1440" w:hanging="360"/>
+        <w:ind w:left="720" w:hanging="360"/>
       </w:pPr>
     </w:lvl>
     <w:lvl w:ilvl="2" w:tplc="0409001B" w:tentative="1">
@@ -25003,7 +25014,7 @@
       <w:lvlText w:val="%3."/>
       <w:lvlJc w:val="right"/>
       <w:pPr>
-        <w:ind w:left="2160" w:hanging="180"/>
+        <w:ind w:left="1440" w:hanging="180"/>
       </w:pPr>
     </w:lvl>
     <w:lvl w:ilvl="3" w:tplc="0409000F" w:tentative="1">
@@ -25012,7 +25023,7 @@
       <w:lvlText w:val="%4."/>
       <w:lvlJc w:val="left"/>
       <w:pPr>
-        <w:ind w:left="2880" w:hanging="360"/>
+        <w:ind w:left="2160" w:hanging="360"/>
       </w:pPr>
     </w:lvl>
     <w:lvl w:ilvl="4" w:tplc="04090019" w:tentative="1">
@@ -25021,7 +25032,7 @@
       <w:lvlText w:val="%5."/>
       <w:lvlJc w:val="left"/>
       <w:pPr>
-        <w:ind w:left="3600" w:hanging="360"/>
+        <w:ind w:left="2880" w:hanging="360"/>
       </w:pPr>
     </w:lvl>
     <w:lvl w:ilvl="5" w:tplc="0409001B" w:tentative="1">
@@ -25030,7 +25041,7 @@
       <w:lvlText w:val="%6."/>
       <w:lvlJc w:val="right"/>
       <w:pPr>
-        <w:ind w:left="4320" w:hanging="180"/>
+        <w:ind w:left="3600" w:hanging="180"/>
       </w:pPr>
     </w:lvl>
     <w:lvl w:ilvl="6" w:tplc="0409000F" w:tentative="1">
@@ -25039,7 +25050,7 @@
       <w:lvlText w:val="%7."/>
       <w:lvlJc w:val="left"/>
       <w:pPr>
-        <w:ind w:left="5040" w:hanging="360"/>
+        <w:ind w:left="4320" w:hanging="360"/>
       </w:pPr>
     </w:lvl>
     <w:lvl w:ilvl="7" w:tplc="04090019" w:tentative="1">
@@ -25048,7 +25059,7 @@
       <w:lvlText w:val="%8."/>
       <w:lvlJc w:val="left"/>
       <w:pPr>
-        <w:ind w:left="5760" w:hanging="360"/>
+        <w:ind w:left="5040" w:hanging="360"/>
       </w:pPr>
     </w:lvl>
     <w:lvl w:ilvl="8" w:tplc="0409001B" w:tentative="1">
@@ -25057,7 +25068,7 @@
       <w:lvlText w:val="%9."/>
       <w:lvlJc w:val="right"/>
       <w:pPr>
-        <w:ind w:left="6480" w:hanging="180"/>
+        <w:ind w:left="5760" w:hanging="180"/>
       </w:pPr>
     </w:lvl>
   </w:abstractNum>
@@ -27924,6 +27935,8 @@
     <w:rsid w:val="002470DB"/>
     <w:rsid w:val="00322422"/>
     <w:rsid w:val="004F284F"/>
+    <w:rsid w:val="00532522"/>
+    <w:rsid w:val="00533277"/>
     <w:rsid w:val="00660F03"/>
     <w:rsid w:val="00726ECD"/>
     <w:rsid w:val="008C531E"/>
@@ -27936,7 +27949,6 @@
     <w:rsid w:val="00C97763"/>
     <w:rsid w:val="00E337C0"/>
     <w:rsid w:val="00E91CD6"/>
-    <w:rsid w:val="00FD0B09"/>
   </w:rsids>
   <m:mathPr>
     <m:mathFont m:val="Cambria Math"/>

--- a/Research/Final Report/DataAnalyticsCapstone_AnirudhHarathi.docx
+++ b/Research/Final Report/DataAnalyticsCapstone_AnirudhHarathi.docx
@@ -6534,21 +6534,13 @@
         <w:t>features</w:t>
       </w:r>
       <w:r>
-        <w:t xml:space="preserve"> related to healthcare infrastructure, demographic characteristics and health outcomes using publicly available data from the Rural Health Statistics (RHS), Census 2011 and the National Family Health Survey (NFHS-5). For a standardized measure of relative infrastructure gaps, a Healthcare Infrastructure Gap Index (HIGI) was constructed based on five population-normalized healthcare infrastructure indicators. After that, K-Means clustering was used to extract district profiles based on healthcare, demographic, and health characteristics. Random Forest regression was used to provide a complementary predictive perspective for HIGI-based prioritization. The HIGI values ranged from 0.0861 to 0.9765 and were associated with selected health outcome indicators. Three district profiles were identified with a Silhouette </w:t>
-      </w:r>
-      <w:proofErr w:type="gramStart"/>
-      <w:r>
-        <w:t xml:space="preserve">Score </w:t>
+        <w:t xml:space="preserve"> related to healthcare infrastructure, demographic characteristics and health outcomes using publicly available data from the Rural Health Statistics (RHS), Census 2011 and the National Family Health Survey (NFHS-5). For a standardized measure of relative infrastructure gaps, a Healthcare Infrastructure Gap Index (HIGI) was constructed based on five population-normalized healthcare infrastructure indicators. After that, K-Means clustering was used to extract district profiles based on healthcare, demographic, and health characteristics. Random Forest regression was used to provide a complementary predictive perspective for HIGI-based prioritization. The HIGI values ranged from 0.0861 to 0.9765 and were associated with selected health outcome indicators. Three district profiles were identified with a Silhouette Score </w:t>
       </w:r>
       <w:r>
         <w:t xml:space="preserve"> </w:t>
       </w:r>
       <w:r>
-        <w:t>0.2018</w:t>
-      </w:r>
-      <w:proofErr w:type="gramEnd"/>
-      <w:r>
-        <w:t xml:space="preserve"> and </w:t>
+        <w:t xml:space="preserve">0.2018 and </w:t>
       </w:r>
       <w:r>
         <w:t>DBI</w:t>
@@ -6761,11 +6753,9 @@
       <w:r>
         <w:t xml:space="preserve">of this study is to design and </w:t>
       </w:r>
-      <w:proofErr w:type="gramStart"/>
       <w:r>
         <w:t>asses</w:t>
       </w:r>
-      <w:proofErr w:type="gramEnd"/>
       <w:r>
         <w:t xml:space="preserve"> a data-driven AI-assisted decision-support framework for identification and prioritization of gaps in healthcare infrastructure across Indian districts. The framework combines publicly available district level health infrastructure, demographic and health outcome data from official Government of India sources.</w:t>
       </w:r>
@@ -7004,11 +6994,9 @@
       <w:r>
         <w:t xml:space="preserve">The aim of this study is to develop and </w:t>
       </w:r>
-      <w:proofErr w:type="gramStart"/>
       <w:r>
         <w:t>asses</w:t>
       </w:r>
-      <w:proofErr w:type="gramEnd"/>
       <w:r>
         <w:t xml:space="preserve"> an AI-assisted, data-driven framework that integrates district-level healthcare infrastructure, demographic, and health outcome data to identify, assess, and prioritize healthcare infrastructure gaps across Indian districts</w:t>
       </w:r>
@@ -7531,15 +7519,7 @@
         <w:t xml:space="preserve">n </w:t>
       </w:r>
       <w:r>
-        <w:t xml:space="preserve">α = 0.05 and a statistical power of 0.80. Where calculations based on effect size were appropriate, a medium effect size was </w:t>
-      </w:r>
-      <w:proofErr w:type="gramStart"/>
-      <w:r>
-        <w:t>assumed .</w:t>
-      </w:r>
-      <w:proofErr w:type="gramEnd"/>
-      <w:r>
-        <w:t xml:space="preserve"> To address RQ1, a conservative confidence interval approach was used because the question is whether the integrated district-level dataset is adequate, not a test of a specific population parameter.</w:t>
+        <w:t>α = 0.05 and a statistical power of 0.80. Where calculations based on effect size were appropriate, a medium effect size was assumed . To address RQ1, a conservative confidence interval approach was used because the question is whether the integrated district-level dataset is adequate, not a test of a specific population parameter.</w:t>
       </w:r>
     </w:p>
     <w:p>
@@ -8869,21 +8849,7 @@
               <w:rPr>
                 <w:rFonts w:asciiTheme="minorHAnsi" w:hAnsiTheme="minorHAnsi" w:cstheme="minorHAnsi"/>
               </w:rPr>
-              <w:t xml:space="preserve">Spearman ρ = 0.653, p &lt; 0.001; </w:t>
-            </w:r>
-            <w:proofErr w:type="gramStart"/>
-            <w:r>
-              <w:rPr>
-                <w:rFonts w:asciiTheme="minorHAnsi" w:hAnsiTheme="minorHAnsi" w:cstheme="minorHAnsi"/>
-              </w:rPr>
-              <w:t>Top-20</w:t>
-            </w:r>
-            <w:proofErr w:type="gramEnd"/>
-            <w:r>
-              <w:rPr>
-                <w:rFonts w:asciiTheme="minorHAnsi" w:hAnsiTheme="minorHAnsi" w:cstheme="minorHAnsi"/>
-              </w:rPr>
-              <w:t xml:space="preserve"> overlap = 10%</w:t>
+              <w:t>Spearman ρ = 0.653, p &lt; 0.001; Top-20 overlap = 10%</w:t>
             </w:r>
           </w:p>
         </w:tc>
@@ -8961,15 +8927,7 @@
         <w:ind w:firstLine="720"/>
       </w:pPr>
       <w:r>
-        <w:t xml:space="preserve">The study relies on existing references that offer a solid base, including work on district-level health-system measurement, composite health indices, composite-indicator methodology, machine learning, and business intelligence. For example, Sharma, </w:t>
-      </w:r>
-      <w:proofErr w:type="spellStart"/>
-      <w:r>
-        <w:t>Prinja</w:t>
-      </w:r>
-      <w:proofErr w:type="spellEnd"/>
-      <w:r>
-        <w:t xml:space="preserve"> and Aggarwal</w:t>
+        <w:t>The study relies on existing references that offer a solid base, including work on district-level health-system measurement, composite health indices, composite-indicator methodology, machine learning, and business intelligence. For example, Sharma, Prinja and Aggarwal</w:t>
       </w:r>
       <w:r>
         <w:t xml:space="preserve"> (2017) examined the measurement of</w:t>
@@ -9028,15 +8986,7 @@
       </w:pPr>
       <w:r>
         <w:lastRenderedPageBreak/>
-        <w:t xml:space="preserve">The district level measurement is a practical basis for identifying geographical differences in healthcare-system performances. Research on district-level health system measurement has already shown the benefit of multiple indicators over </w:t>
-      </w:r>
-      <w:proofErr w:type="gramStart"/>
-      <w:r>
-        <w:t>a single one</w:t>
-      </w:r>
-      <w:proofErr w:type="gramEnd"/>
-      <w:r>
-        <w:t>. This supports the study methodology of evaluating healthcare infrastructure thr</w:t>
+        <w:t>The district level measurement is a practical basis for identifying geographical differences in healthcare-system performances. Research on district-level health system measurement has already shown the benefit of multiple indicators over a single one. This supports the study methodology of evaluating healthcare infrastructure thr</w:t>
       </w:r>
       <w:r>
         <w:t>ough</w:t>
@@ -9723,15 +9673,7 @@
         <w:ind w:firstLine="720"/>
       </w:pPr>
       <w:r>
-        <w:t xml:space="preserve">This section details the datasets employed in the study, their relevance to the research objectives and the variables chosen for analysis. By using a fusion of multiple government </w:t>
-      </w:r>
-      <w:proofErr w:type="gramStart"/>
-      <w:r>
-        <w:t>datasets</w:t>
-      </w:r>
-      <w:proofErr w:type="gramEnd"/>
-      <w:r>
-        <w:t xml:space="preserve"> we obtain a holistic picture of healthcare infrastructure availability, demographic characteristics and health outcomes across Indian districts.</w:t>
+        <w:t>This section details the datasets employed in the study, their relevance to the research objectives and the variables chosen for analysis. By using a fusion of multiple government datasets we obtain a holistic picture of healthcare infrastructure availability, demographic characteristics and health outcomes across Indian districts.</w:t>
       </w:r>
     </w:p>
     <w:p>
@@ -10158,15 +10100,7 @@
         <w:ind w:firstLine="720"/>
       </w:pPr>
       <w:r>
-        <w:t xml:space="preserve">The merging of these datasets allows a </w:t>
-      </w:r>
-      <w:proofErr w:type="gramStart"/>
-      <w:r>
-        <w:t>three dimensional</w:t>
-      </w:r>
-      <w:proofErr w:type="gramEnd"/>
-      <w:r>
-        <w:t xml:space="preserve"> exploration of health care access, population characteristics and health states.</w:t>
+        <w:t>The merging of these datasets allows a three dimensional exploration of health care access, population characteristics and health states.</w:t>
       </w:r>
     </w:p>
     <w:p>
@@ -10321,19 +10255,12 @@
             <w:pPr>
               <w:cnfStyle w:val="000000000000" w:firstRow="0" w:lastRow="0" w:firstColumn="0" w:lastColumn="0" w:oddVBand="0" w:evenVBand="0" w:oddHBand="0" w:evenHBand="0" w:firstRowFirstColumn="0" w:firstRowLastColumn="0" w:lastRowFirstColumn="0" w:lastRowLastColumn="0"/>
             </w:pPr>
-            <w:proofErr w:type="spellStart"/>
-            <w:r>
-              <w:t>MoHFW</w:t>
-            </w:r>
-            <w:proofErr w:type="spellEnd"/>
-            <w:r>
-              <w:t xml:space="preserve">, </w:t>
-            </w:r>
-            <w:proofErr w:type="spellStart"/>
+            <w:r>
+              <w:t xml:space="preserve">MoHFW, </w:t>
+            </w:r>
             <w:r>
               <w:t>GoI</w:t>
             </w:r>
-            <w:proofErr w:type="spellEnd"/>
           </w:p>
         </w:tc>
       </w:tr>
@@ -10460,21 +10387,11 @@
         <w:ind w:firstLine="720"/>
       </w:pPr>
       <w:r>
-        <w:t>RHS is an official publication of Ministry of Health and Family Welfare (</w:t>
-      </w:r>
-      <w:proofErr w:type="spellStart"/>
-      <w:r>
-        <w:t>MoHFW</w:t>
-      </w:r>
-      <w:proofErr w:type="spellEnd"/>
-      <w:r>
-        <w:t xml:space="preserve">), </w:t>
-      </w:r>
-      <w:proofErr w:type="spellStart"/>
+        <w:t xml:space="preserve">RHS is an official publication of Ministry of Health and Family Welfare (MoHFW), </w:t>
+      </w:r>
       <w:r>
         <w:t>GoI</w:t>
       </w:r>
-      <w:proofErr w:type="spellEnd"/>
       <w:r>
         <w:t xml:space="preserve">, which provides district level information on public health infrastructure in the country. The choice of the dataset is due to the presence of the main indicators of infrastructure, necessary to assess the access </w:t>
       </w:r>
@@ -10588,7 +10505,6 @@
             <w:tcW w:w="2420" w:type="dxa"/>
           </w:tcPr>
           <w:p>
-            <w:proofErr w:type="spellStart"/>
             <w:r>
               <w:t>Sub</w:t>
             </w:r>
@@ -10598,7 +10514,6 @@
             <w:r>
               <w:t>Centres</w:t>
             </w:r>
-            <w:proofErr w:type="spellEnd"/>
           </w:p>
         </w:tc>
         <w:tc>
@@ -10833,15 +10748,7 @@
         <w:ind w:firstLine="720"/>
       </w:pPr>
       <w:r>
-        <w:t xml:space="preserve">The selected variables together depict the hierarchical structure of the public healthcare delivery system in India </w:t>
-      </w:r>
-      <w:proofErr w:type="gramStart"/>
-      <w:r>
-        <w:t>and also</w:t>
-      </w:r>
-      <w:proofErr w:type="gramEnd"/>
-      <w:r>
-        <w:t xml:space="preserve"> provide the infrastructure indicators required for </w:t>
+        <w:t xml:space="preserve">The selected variables together depict the hierarchical structure of the public healthcare delivery system in India and also provide the infrastructure indicators required for </w:t>
       </w:r>
       <w:r>
         <w:lastRenderedPageBreak/>
@@ -11132,15 +11039,7 @@
         <w:ind w:firstLine="720"/>
       </w:pPr>
       <w:r>
-        <w:t xml:space="preserve">For this study, the dataset was preprocessed to include only district level records representing total </w:t>
-      </w:r>
-      <w:proofErr w:type="gramStart"/>
-      <w:r>
-        <w:t>population .</w:t>
-      </w:r>
-      <w:proofErr w:type="gramEnd"/>
-      <w:r>
-        <w:t xml:space="preserve"> Specifically, the records with Level = DISTRICT and TRU = Total were selected to maintain consistency with the district-level RHS and NFHS-5 datasets. This preprocessing resulted in a standardized demographic dataset ready for integration.</w:t>
+        <w:t>For this study, the dataset was preprocessed to include only district level records representing total population . Specifically, the records with Level = DISTRICT and TRU = Total were selected to maintain consistency with the district-level RHS and NFHS-5 datasets. This preprocessing resulted in a standardized demographic dataset ready for integration.</w:t>
       </w:r>
     </w:p>
     <w:p>
@@ -11447,14 +11346,12 @@
                 <w:rFonts w:eastAsiaTheme="minorEastAsia"/>
               </w:rPr>
             </w:pPr>
-            <w:proofErr w:type="spellStart"/>
             <w:r>
               <w:rPr>
                 <w:rFonts w:eastAsiaTheme="minorEastAsia"/>
               </w:rPr>
               <w:t>No_HH</w:t>
             </w:r>
-            <w:proofErr w:type="spellEnd"/>
           </w:p>
         </w:tc>
         <w:tc>
@@ -11507,15 +11404,7 @@
       </w:r>
       <w:r>
         <w:lastRenderedPageBreak/>
-        <w:t xml:space="preserve">by population and household counts, and demographic context that may affect health care awareness, service </w:t>
-      </w:r>
-      <w:proofErr w:type="spellStart"/>
-      <w:r>
-        <w:t>utilisation</w:t>
-      </w:r>
-      <w:proofErr w:type="spellEnd"/>
-      <w:r>
-        <w:t xml:space="preserve"> and health outcomes is provided by literacy and illiteracy levels. </w:t>
+        <w:t xml:space="preserve">by population and household counts, and demographic context that may affect health care awareness, service utilisation and health outcomes is provided by literacy and illiteracy levels. </w:t>
       </w:r>
     </w:p>
     <w:p>
@@ -11674,21 +11563,11 @@
               <w:cnfStyle w:val="000000000000" w:firstRow="0" w:lastRow="0" w:firstColumn="0" w:lastColumn="0" w:oddVBand="0" w:evenVBand="0" w:oddHBand="0" w:evenHBand="0" w:firstRowFirstColumn="0" w:firstRowLastColumn="0" w:lastRowFirstColumn="0" w:lastRowLastColumn="0"/>
             </w:pPr>
             <w:r>
-              <w:t xml:space="preserve">IIPS and </w:t>
-            </w:r>
-            <w:proofErr w:type="spellStart"/>
-            <w:r>
-              <w:t>MoHFW</w:t>
-            </w:r>
-            <w:proofErr w:type="spellEnd"/>
-            <w:r>
-              <w:t xml:space="preserve">, </w:t>
-            </w:r>
-            <w:proofErr w:type="spellStart"/>
+              <w:t xml:space="preserve">IIPS and MoHFW, </w:t>
+            </w:r>
             <w:r>
               <w:t>GoI</w:t>
             </w:r>
-            <w:proofErr w:type="spellEnd"/>
           </w:p>
         </w:tc>
       </w:tr>
@@ -11832,15 +11711,7 @@
               <w:cnfStyle w:val="000000000000" w:firstRow="0" w:lastRow="0" w:firstColumn="0" w:lastColumn="0" w:oddVBand="0" w:evenVBand="0" w:oddHBand="0" w:evenHBand="0" w:firstRowFirstColumn="0" w:firstRowLastColumn="0" w:lastRowFirstColumn="0" w:lastRowLastColumn="0"/>
             </w:pPr>
             <w:r>
-              <w:t xml:space="preserve">Provides district-level healthcare </w:t>
-            </w:r>
-            <w:proofErr w:type="spellStart"/>
-            <w:r>
-              <w:t>utilisation</w:t>
-            </w:r>
-            <w:proofErr w:type="spellEnd"/>
-            <w:r>
-              <w:t xml:space="preserve"> and health outcome indicators</w:t>
+              <w:t>Provides district-level healthcare utilisation and health outcome indicators</w:t>
             </w:r>
           </w:p>
         </w:tc>
@@ -11864,15 +11735,7 @@
         <w:t>ational level</w:t>
       </w:r>
       <w:r>
-        <w:t xml:space="preserve"> health survey conducted by the International Institute for Population Sciences (IIPS) under of the Ministry of Health and Family Welfare (</w:t>
-      </w:r>
-      <w:proofErr w:type="spellStart"/>
-      <w:r>
-        <w:t>MoHFW</w:t>
-      </w:r>
-      <w:proofErr w:type="spellEnd"/>
-      <w:r>
-        <w:t>), Government of India.  The survey provides detailed district-level data on maternal and child health, nutrition, health care utilization, disease prevalence and health related behaviors.</w:t>
+        <w:t xml:space="preserve"> health survey conducted by the International Institute for Population Sciences (IIPS) under of the Ministry of Health and Family Welfare (MoHFW), Government of India.  The survey provides detailed district-level data on maternal and child health, nutrition, health care utilization, disease prevalence and health related behaviors.</w:t>
       </w:r>
     </w:p>
     <w:p>
@@ -11982,11 +11845,9 @@
             <w:tcW w:w="1995" w:type="dxa"/>
           </w:tcPr>
           <w:p>
-            <w:proofErr w:type="spellStart"/>
             <w:r>
               <w:t>Health_Insurance</w:t>
             </w:r>
-            <w:proofErr w:type="spellEnd"/>
           </w:p>
         </w:tc>
         <w:tc>
@@ -12026,11 +11887,9 @@
             <w:tcW w:w="1995" w:type="dxa"/>
           </w:tcPr>
           <w:p>
-            <w:proofErr w:type="spellStart"/>
             <w:r>
               <w:t>Institutional_Births</w:t>
             </w:r>
-            <w:proofErr w:type="spellEnd"/>
           </w:p>
         </w:tc>
         <w:tc>
@@ -12055,15 +11914,7 @@
               <w:cnfStyle w:val="000000000000" w:firstRow="0" w:lastRow="0" w:firstColumn="0" w:lastColumn="0" w:oddVBand="0" w:evenVBand="0" w:oddHBand="0" w:evenHBand="0" w:firstRowFirstColumn="0" w:firstRowLastColumn="0" w:lastRowFirstColumn="0" w:lastRowLastColumn="0"/>
             </w:pPr>
             <w:r>
-              <w:t xml:space="preserve">Measures </w:t>
-            </w:r>
-            <w:proofErr w:type="spellStart"/>
-            <w:r>
-              <w:t>utilisation</w:t>
-            </w:r>
-            <w:proofErr w:type="spellEnd"/>
-            <w:r>
-              <w:t xml:space="preserve"> of institutional maternal healthcare services</w:t>
+              <w:t>Measures utilisation of institutional maternal healthcare services</w:t>
             </w:r>
           </w:p>
         </w:tc>
@@ -12078,11 +11929,9 @@
             <w:tcW w:w="1995" w:type="dxa"/>
           </w:tcPr>
           <w:p>
-            <w:proofErr w:type="spellStart"/>
             <w:r>
               <w:t>Skilled_Birth_Attendance</w:t>
             </w:r>
-            <w:proofErr w:type="spellEnd"/>
           </w:p>
         </w:tc>
         <w:tc>
@@ -12122,11 +11971,9 @@
             <w:tcW w:w="1995" w:type="dxa"/>
           </w:tcPr>
           <w:p>
-            <w:proofErr w:type="spellStart"/>
             <w:r>
               <w:t>Full_Immunization</w:t>
             </w:r>
-            <w:proofErr w:type="spellEnd"/>
           </w:p>
         </w:tc>
         <w:tc>
@@ -12256,11 +12103,9 @@
             <w:tcW w:w="1995" w:type="dxa"/>
           </w:tcPr>
           <w:p>
-            <w:proofErr w:type="spellStart"/>
             <w:r>
               <w:t>Women_Anaemia</w:t>
             </w:r>
-            <w:proofErr w:type="spellEnd"/>
           </w:p>
         </w:tc>
         <w:tc>
@@ -12303,15 +12148,7 @@
         <w:ind w:firstLine="720"/>
       </w:pPr>
       <w:r>
-        <w:t xml:space="preserve">The selected NFHS-5 variables represent key indicators of healthcare accessibility, service </w:t>
-      </w:r>
-      <w:proofErr w:type="spellStart"/>
-      <w:r>
-        <w:t>utilisation</w:t>
-      </w:r>
-      <w:proofErr w:type="spellEnd"/>
-      <w:r>
-        <w:t xml:space="preserve">, and health outcomes. Together, they provide insights into maternal and child health, preventive healthcare coverage, nutritional status, and financial access to healthcare services. </w:t>
+        <w:t xml:space="preserve">The selected NFHS-5 variables represent key indicators of healthcare accessibility, service utilisation, and health outcomes. Together, they provide insights into maternal and child health, preventive healthcare coverage, nutritional status, and financial access to healthcare services. </w:t>
       </w:r>
     </w:p>
     <w:p>
@@ -12355,15 +12192,7 @@
       </w:pPr>
       <w:r>
         <w:lastRenderedPageBreak/>
-        <w:t xml:space="preserve">Data cleaning and harmonization processes were used to standardize district names across </w:t>
-      </w:r>
-      <w:proofErr w:type="gramStart"/>
-      <w:r>
-        <w:t>all of</w:t>
-      </w:r>
-      <w:proofErr w:type="gramEnd"/>
-      <w:r>
-        <w:t xml:space="preserve"> the datasets. The Census dataset was filtered to retain only district level records representing total population and relevant healthcare infrastructure and health outcome variables were selected from RHS and NFHS-5 datasets respectively. The datasets were preprocessed and merged on the common identifiers of State and District.</w:t>
+        <w:t>Data cleaning and harmonization processes were used to standardize district names across all of the datasets. The Census dataset was filtered to retain only district level records representing total population and relevant healthcare infrastructure and health outcome variables were selected from RHS and NFHS-5 datasets respectively. The datasets were preprocessed and merged on the common identifiers of State and District.</w:t>
       </w:r>
     </w:p>
     <w:p>
@@ -12489,15 +12318,7 @@
               <w:cnfStyle w:val="000000000000" w:firstRow="0" w:lastRow="0" w:firstColumn="0" w:lastColumn="0" w:oddVBand="0" w:evenVBand="0" w:oddHBand="0" w:evenHBand="0" w:firstRowFirstColumn="0" w:firstRowLastColumn="0" w:lastRowFirstColumn="0" w:lastRowLastColumn="0"/>
             </w:pPr>
             <w:r>
-              <w:t xml:space="preserve">Sub </w:t>
-            </w:r>
-            <w:proofErr w:type="spellStart"/>
-            <w:r>
-              <w:t>Centres</w:t>
-            </w:r>
-            <w:proofErr w:type="spellEnd"/>
-            <w:r>
-              <w:t>, PHCs, CHCs, Sub-Divisional Hospital, District Hospital</w:t>
+              <w:t>Sub Centres, PHCs, CHCs, Sub-Divisional Hospital, District Hospital</w:t>
             </w:r>
           </w:p>
         </w:tc>
@@ -12583,13 +12404,8 @@
               <w:cnfStyle w:val="000000000000" w:firstRow="0" w:lastRow="0" w:firstColumn="0" w:lastColumn="0" w:oddVBand="0" w:evenVBand="0" w:oddHBand="0" w:evenHBand="0" w:firstRowFirstColumn="0" w:firstRowLastColumn="0" w:lastRowFirstColumn="0" w:lastRowLastColumn="0"/>
             </w:pPr>
             <w:r>
-              <w:t xml:space="preserve">Health Insurance, Institutional Births, Skilled Birth Attendance, Full Immunization, Stunting, Underweight, Women </w:t>
-            </w:r>
-            <w:proofErr w:type="spellStart"/>
-            <w:r>
-              <w:t>Anaemia</w:t>
-            </w:r>
-            <w:proofErr w:type="spellEnd"/>
+              <w:t>Health Insurance, Institutional Births, Skilled Birth Attendance, Full Immunization, Stunting, Underweight, Women Anaemia</w:t>
+            </w:r>
           </w:p>
         </w:tc>
         <w:tc>
@@ -13146,11 +12962,9 @@
             <w:tcW w:w="1515" w:type="dxa"/>
           </w:tcPr>
           <w:p>
-            <w:proofErr w:type="spellStart"/>
             <w:r>
               <w:t>Sub_Centres</w:t>
             </w:r>
-            <w:proofErr w:type="spellEnd"/>
           </w:p>
         </w:tc>
         <w:tc>
@@ -13162,15 +12976,7 @@
               <w:cnfStyle w:val="000000000000" w:firstRow="0" w:lastRow="0" w:firstColumn="0" w:lastColumn="0" w:oddVBand="0" w:evenVBand="0" w:oddHBand="0" w:evenHBand="0" w:firstRowFirstColumn="0" w:firstRowLastColumn="0" w:lastRowFirstColumn="0" w:lastRowLastColumn="0"/>
             </w:pPr>
             <w:r>
-              <w:t xml:space="preserve">Sub </w:t>
-            </w:r>
-            <w:proofErr w:type="spellStart"/>
-            <w:r>
-              <w:t>centres</w:t>
-            </w:r>
-            <w:proofErr w:type="spellEnd"/>
-            <w:r>
-              <w:t xml:space="preserve"> count</w:t>
+              <w:t>Sub centres count</w:t>
             </w:r>
           </w:p>
         </w:tc>
@@ -13366,11 +13172,9 @@
             <w:tcW w:w="1515" w:type="dxa"/>
           </w:tcPr>
           <w:p>
-            <w:proofErr w:type="spellStart"/>
             <w:r>
               <w:t>Sub_Divisional_Hospital</w:t>
             </w:r>
-            <w:proofErr w:type="spellEnd"/>
           </w:p>
         </w:tc>
         <w:tc>
@@ -13439,11 +13243,9 @@
             <w:tcW w:w="1515" w:type="dxa"/>
           </w:tcPr>
           <w:p>
-            <w:proofErr w:type="spellStart"/>
             <w:r>
               <w:t>District_Hospital</w:t>
             </w:r>
-            <w:proofErr w:type="spellEnd"/>
           </w:p>
         </w:tc>
         <w:tc>
@@ -13716,11 +13518,9 @@
             <w:tcW w:w="1515" w:type="dxa"/>
           </w:tcPr>
           <w:p>
-            <w:proofErr w:type="spellStart"/>
             <w:r>
               <w:t>No_HH</w:t>
             </w:r>
-            <w:proofErr w:type="spellEnd"/>
           </w:p>
         </w:tc>
         <w:tc>
@@ -13786,12 +13586,10 @@
             <w:tcW w:w="1515" w:type="dxa"/>
           </w:tcPr>
           <w:p>
-            <w:proofErr w:type="spellStart"/>
             <w:r>
               <w:lastRenderedPageBreak/>
               <w:t>Health_Insurance</w:t>
             </w:r>
-            <w:proofErr w:type="spellEnd"/>
           </w:p>
         </w:tc>
         <w:tc>
@@ -13857,11 +13655,9 @@
             <w:tcW w:w="1515" w:type="dxa"/>
           </w:tcPr>
           <w:p>
-            <w:proofErr w:type="spellStart"/>
             <w:r>
               <w:t>Institutional_Births</w:t>
             </w:r>
-            <w:proofErr w:type="spellEnd"/>
           </w:p>
         </w:tc>
         <w:tc>
@@ -13927,11 +13723,9 @@
             <w:tcW w:w="1515" w:type="dxa"/>
           </w:tcPr>
           <w:p>
-            <w:proofErr w:type="spellStart"/>
             <w:r>
               <w:t>Skilled_Birth_Attendance</w:t>
             </w:r>
-            <w:proofErr w:type="spellEnd"/>
           </w:p>
         </w:tc>
         <w:tc>
@@ -13997,11 +13791,9 @@
             <w:tcW w:w="1515" w:type="dxa"/>
           </w:tcPr>
           <w:p>
-            <w:proofErr w:type="spellStart"/>
             <w:r>
               <w:t>Full_Immunization</w:t>
             </w:r>
-            <w:proofErr w:type="spellEnd"/>
           </w:p>
         </w:tc>
         <w:tc>
@@ -14203,11 +13995,9 @@
             <w:tcW w:w="1515" w:type="dxa"/>
           </w:tcPr>
           <w:p>
-            <w:proofErr w:type="spellStart"/>
             <w:r>
               <w:t>Women_Anaemia</w:t>
             </w:r>
-            <w:proofErr w:type="spellEnd"/>
           </w:p>
         </w:tc>
         <w:tc>
@@ -14219,13 +14009,8 @@
               <w:cnfStyle w:val="000000000000" w:firstRow="0" w:lastRow="0" w:firstColumn="0" w:lastColumn="0" w:oddVBand="0" w:evenVBand="0" w:oddHBand="0" w:evenHBand="0" w:firstRowFirstColumn="0" w:firstRowLastColumn="0" w:lastRowFirstColumn="0" w:lastRowLastColumn="0"/>
             </w:pPr>
             <w:r>
-              <w:t xml:space="preserve">% women with </w:t>
-            </w:r>
-            <w:proofErr w:type="spellStart"/>
-            <w:r>
-              <w:t>Anaemia</w:t>
-            </w:r>
-            <w:proofErr w:type="spellEnd"/>
+              <w:t>% women with Anaemia</w:t>
+            </w:r>
           </w:p>
         </w:tc>
         <w:tc>
@@ -14833,13 +14618,8 @@
         <w:t xml:space="preserve">The study combines data from </w:t>
       </w:r>
       <w:r>
-        <w:t xml:space="preserve">the three </w:t>
-      </w:r>
-      <w:proofErr w:type="gramStart"/>
-      <w:r>
-        <w:t>dataset</w:t>
-      </w:r>
-      <w:proofErr w:type="gramEnd"/>
+        <w:t>the three dataset</w:t>
+      </w:r>
       <w:r>
         <w:t xml:space="preserve"> to build a complete analytical data set at the district level. The methodology combines data preparation, exploratory data analysis, statistical techniques and machine learning methods to identify disparities in infrastructure and to help develop the Healthcare Infrastructure Gap Index (HIGI).</w:t>
       </w:r>
@@ -14890,15 +14670,7 @@
         <w:ind w:firstLine="720"/>
       </w:pPr>
       <w:r>
-        <w:t xml:space="preserve">District Names District names were standardized because there were variations in nomenclature and administrative representations, since data were collected from a variety of government sources. The datasets were harmonized and merged </w:t>
-      </w:r>
-      <w:proofErr w:type="gramStart"/>
-      <w:r>
-        <w:t>on the basis of</w:t>
-      </w:r>
-      <w:proofErr w:type="gramEnd"/>
-      <w:r>
-        <w:t xml:space="preserve"> common identifiers of State and District to create an analytical dataset with 488 common districts and 18 variables.</w:t>
+        <w:t>District Names District names were standardized because there were variations in nomenclature and administrative representations, since data were collected from a variety of government sources. The datasets were harmonized and merged on the basis of common identifiers of State and District to create an analytical dataset with 488 common districts and 18 variables.</w:t>
       </w:r>
     </w:p>
     <w:p>
@@ -15265,16 +15037,11 @@
         <w:ind w:firstLine="720"/>
       </w:pPr>
       <w:r>
-        <w:t xml:space="preserve">To account for the differences in the size of the district population, each indicator of infrastructure was converted to a population normalized measure per 100,000 population. The extreme observations were clipped with a percentile-based treatment before normalization. The resulting indicators were equally combined to provide the HIGI score for each district. Higher values of HIGI imply relatively larger infrastructure gaps in the applied </w:t>
-      </w:r>
-      <w:proofErr w:type="gramStart"/>
-      <w:r>
-        <w:t>formulation.</w:t>
+        <w:t>To account for the differences in the size of the district population, each indicator of infrastructure was converted to a population normalized measure per 100,000 population. The extreme observations were clipped with a percentile-based treatment before normalization. The resulting indicators were equally combined to provide the HIGI score for each district. Higher values of HIGI imply relatively larger infrastructure gaps in the applied formulation.</w:t>
       </w:r>
       <w:r>
         <w:t>.</w:t>
       </w:r>
-      <w:proofErr w:type="gramEnd"/>
     </w:p>
     <w:p>
       <w:pPr>
@@ -15333,15 +15100,7 @@
         <w:ind w:firstLine="720"/>
       </w:pPr>
       <w:r>
-        <w:t xml:space="preserve">The framework integrates the healthcare infrastructure, demographic details and the health outcome related data into a single analytic workflow. After the completion of data integration of the fragmented datasets, its cleaning, exploratory data analysis, </w:t>
-      </w:r>
-      <w:proofErr w:type="gramStart"/>
-      <w:r>
-        <w:t>and,</w:t>
-      </w:r>
-      <w:proofErr w:type="gramEnd"/>
-      <w:r>
-        <w:t xml:space="preserve"> feature engineering three complementary analytical components are applied:</w:t>
+        <w:t>The framework integrates the healthcare infrastructure, demographic details and the health outcome related data into a single analytic workflow. After the completion of data integration of the fragmented datasets, its cleaning, exploratory data analysis, and, feature engineering three complementary analytical components are applied:</w:t>
       </w:r>
     </w:p>
     <w:p>
@@ -15893,15 +15652,7 @@
         <w:ind w:firstLine="720"/>
       </w:pPr>
       <w:r>
-        <w:t xml:space="preserve">We compared conventional HIGI rankings with rankings generated from Random Forest predictions for AI-assisted prioritization using Spearman rank correlation and </w:t>
-      </w:r>
-      <w:proofErr w:type="gramStart"/>
-      <w:r>
-        <w:t>Top-20</w:t>
-      </w:r>
-      <w:proofErr w:type="gramEnd"/>
-      <w:r>
-        <w:t xml:space="preserve"> district overlap.</w:t>
+        <w:t>We compared conventional HIGI rankings with rankings generated from Random Forest predictions for AI-assisted prioritization using Spearman rank correlation and Top-20 district overlap.</w:t>
       </w:r>
     </w:p>
     <w:p>
@@ -16861,15 +16612,7 @@
               <w:cnfStyle w:val="000000100000" w:firstRow="0" w:lastRow="0" w:firstColumn="0" w:lastColumn="0" w:oddVBand="0" w:evenVBand="0" w:oddHBand="1" w:evenHBand="0" w:firstRowFirstColumn="0" w:firstRowLastColumn="0" w:lastRowFirstColumn="0" w:lastRowLastColumn="0"/>
             </w:pPr>
             <w:r>
-              <w:t xml:space="preserve">Lower values indicate </w:t>
-            </w:r>
-            <w:proofErr w:type="gramStart"/>
-            <w:r>
-              <w:t>better-separated</w:t>
-            </w:r>
-            <w:proofErr w:type="gramEnd"/>
-            <w:r>
-              <w:t xml:space="preserve"> and more compact clusters</w:t>
+              <w:t>Lower values indicate better-separated and more compact clusters</w:t>
             </w:r>
           </w:p>
         </w:tc>
@@ -16943,21 +16686,12 @@
                 <w:bCs w:val="0"/>
               </w:rPr>
             </w:pPr>
-            <w:proofErr w:type="gramStart"/>
             <w:r>
               <w:rPr>
                 <w:b w:val="0"/>
                 <w:bCs w:val="0"/>
               </w:rPr>
-              <w:t>Top-20</w:t>
-            </w:r>
-            <w:proofErr w:type="gramEnd"/>
-            <w:r>
-              <w:rPr>
-                <w:b w:val="0"/>
-                <w:bCs w:val="0"/>
-              </w:rPr>
-              <w:t xml:space="preserve"> Overlap</w:t>
+              <w:t>Top-20 Overlap</w:t>
             </w:r>
           </w:p>
         </w:tc>
@@ -17045,15 +16779,7 @@
         <w:ind w:firstLine="720"/>
       </w:pPr>
       <w:r>
-        <w:t xml:space="preserve">For the completed analysis, MAE, RMSE, and R² were used for Random Forest regression; Silhouette Score and Davies–Bouldin Index were used for K-Means validation; and Spearman correlation together with </w:t>
-      </w:r>
-      <w:proofErr w:type="gramStart"/>
-      <w:r>
-        <w:t>Top-20</w:t>
-      </w:r>
-      <w:proofErr w:type="gramEnd"/>
-      <w:r>
-        <w:t xml:space="preserve"> overlap was used to compare conventional HIGI and AI-assisted prioritization.</w:t>
+        <w:t>For the completed analysis, MAE, RMSE, and R² were used for Random Forest regression; Silhouette Score and Davies–Bouldin Index were used for K-Means validation; and Spearman correlation together with Top-20 overlap was used to compare conventional HIGI and AI-assisted prioritization.</w:t>
       </w:r>
     </w:p>
     <w:p>
@@ -17075,7 +16801,7 @@
         <w:t>The four research questions were mapped to the analytical methods implemented in the completed study. Table 1</w:t>
       </w:r>
       <w:r>
-        <w:t>5</w:t>
+        <w:t>6</w:t>
       </w:r>
       <w:r>
         <w:t xml:space="preserve"> summarizes the analytical approach and the principal output generated for each research question</w:t>
@@ -17391,15 +17117,7 @@
               <w:cnfStyle w:val="000000000000" w:firstRow="0" w:lastRow="0" w:firstColumn="0" w:lastColumn="0" w:oddVBand="0" w:evenVBand="0" w:oddHBand="0" w:evenHBand="0" w:firstRowFirstColumn="0" w:firstRowLastColumn="0" w:lastRowFirstColumn="0" w:lastRowLastColumn="0"/>
             </w:pPr>
             <w:r>
-              <w:t xml:space="preserve">Random Forest prediction, out-of-fold predictions, Spearman rank comparison, and </w:t>
-            </w:r>
-            <w:proofErr w:type="gramStart"/>
-            <w:r>
-              <w:t>Top-20</w:t>
-            </w:r>
-            <w:proofErr w:type="gramEnd"/>
-            <w:r>
-              <w:t xml:space="preserve"> overlap analysis</w:t>
+              <w:t>Random Forest prediction, out-of-fold predictions, Spearman rank comparison, and Top-20 overlap analysis</w:t>
             </w:r>
           </w:p>
         </w:tc>
@@ -17413,15 +17131,7 @@
               <w:cnfStyle w:val="000000000000" w:firstRow="0" w:lastRow="0" w:firstColumn="0" w:lastColumn="0" w:oddVBand="0" w:evenVBand="0" w:oddHBand="0" w:evenHBand="0" w:firstRowFirstColumn="0" w:firstRowLastColumn="0" w:lastRowFirstColumn="0" w:lastRowLastColumn="0"/>
             </w:pPr>
             <w:r>
-              <w:t xml:space="preserve">ρ = 0.653, p &lt; 0.001; 10% </w:t>
-            </w:r>
-            <w:proofErr w:type="gramStart"/>
-            <w:r>
-              <w:t>Top-20</w:t>
-            </w:r>
-            <w:proofErr w:type="gramEnd"/>
-            <w:r>
-              <w:t xml:space="preserve"> overlap</w:t>
+              <w:t>ρ = 0.653, p &lt; 0.001; 10% Top-20 overlap</w:t>
             </w:r>
           </w:p>
         </w:tc>
@@ -18135,15 +17845,7 @@
         <w:t>were found to be having</w:t>
       </w:r>
       <w:r>
-        <w:t xml:space="preserve"> relatively lower number of health facilities while a few districts have </w:t>
-      </w:r>
-      <w:proofErr w:type="gramStart"/>
-      <w:r>
-        <w:t>a large number of</w:t>
-      </w:r>
-      <w:proofErr w:type="gramEnd"/>
-      <w:r>
-        <w:t xml:space="preserve"> health care infrastructure. This pattern suggests that there is a lot of disparity in the availability of health care infrastructure across districts.</w:t>
+        <w:t xml:space="preserve"> relatively lower number of health facilities while a few districts have a large number of health care infrastructure. This pattern suggests that there is a lot of disparity in the availability of health care infrastructure across districts.</w:t>
       </w:r>
     </w:p>
     <w:p>
@@ -19328,11 +19030,9 @@
             <w:hideMark/>
           </w:tcPr>
           <w:p>
-            <w:proofErr w:type="spellStart"/>
             <w:r>
               <w:t>Anjaw</w:t>
             </w:r>
-            <w:proofErr w:type="spellEnd"/>
             <w:r>
               <w:t xml:space="preserve"> (AR)</w:t>
             </w:r>
@@ -19365,11 +19065,9 @@
             <w:hideMark/>
           </w:tcPr>
           <w:p>
-            <w:proofErr w:type="spellStart"/>
             <w:r>
               <w:t>Tawang</w:t>
             </w:r>
-            <w:proofErr w:type="spellEnd"/>
             <w:r>
               <w:t xml:space="preserve"> (AR)</w:t>
             </w:r>
@@ -19467,15 +19165,7 @@
           </w:tcPr>
           <w:p>
             <w:r>
-              <w:t xml:space="preserve">Lower </w:t>
-            </w:r>
-            <w:proofErr w:type="spellStart"/>
-            <w:r>
-              <w:t>Dibang</w:t>
-            </w:r>
-            <w:proofErr w:type="spellEnd"/>
-            <w:r>
-              <w:t xml:space="preserve"> Valley</w:t>
+              <w:t>Lower Dibang Valley</w:t>
             </w:r>
             <w:r>
               <w:t xml:space="preserve"> (AR)</w:t>
@@ -19509,13 +19199,8 @@
             <w:hideMark/>
           </w:tcPr>
           <w:p>
-            <w:proofErr w:type="spellStart"/>
-            <w:r>
-              <w:t>Dibang</w:t>
-            </w:r>
-            <w:proofErr w:type="spellEnd"/>
-            <w:r>
-              <w:t xml:space="preserve"> Valley</w:t>
+            <w:r>
+              <w:t>Dibang Valley</w:t>
             </w:r>
             <w:r>
               <w:t xml:space="preserve"> (AR)</w:t>
@@ -19883,13 +19568,8 @@
           </w:tcPr>
           <w:p>
             <w:r>
-              <w:t xml:space="preserve">Women </w:t>
-            </w:r>
-            <w:proofErr w:type="spellStart"/>
-            <w:r>
-              <w:t>Anaemia</w:t>
-            </w:r>
-            <w:proofErr w:type="spellEnd"/>
+              <w:t>Women Anaemia</w:t>
+            </w:r>
           </w:p>
         </w:tc>
         <w:tc>
@@ -21030,13 +20710,8 @@
         </w:numPr>
         <w:spacing w:before="100" w:beforeAutospacing="1" w:after="100" w:afterAutospacing="1"/>
       </w:pPr>
-      <w:proofErr w:type="gramStart"/>
-      <w:r>
-        <w:t>Top-20</w:t>
-      </w:r>
-      <w:proofErr w:type="gramEnd"/>
-      <w:r>
-        <w:t xml:space="preserve"> district overlap = 2 districts (10%) </w:t>
+      <w:r>
+        <w:t xml:space="preserve">Top-20 district overlap = 2 districts (10%) </w:t>
       </w:r>
     </w:p>
     <w:p>
@@ -21045,15 +20720,7 @@
         <w:ind w:firstLine="720"/>
       </w:pPr>
       <w:r>
-        <w:t xml:space="preserve">The moderate rank correlation indicates overall agreement between the two approaches, while the low </w:t>
-      </w:r>
-      <w:proofErr w:type="gramStart"/>
-      <w:r>
-        <w:t>top-20</w:t>
-      </w:r>
-      <w:proofErr w:type="gramEnd"/>
-      <w:r>
-        <w:t xml:space="preserve"> overlap shows that the AI-assisted approach identifies a substantially different set of highest-priority districts.</w:t>
+        <w:t>The moderate rank correlation indicates overall agreement between the two approaches, while the low top-20 overlap shows that the AI-assisted approach identifies a substantially different set of highest-priority districts.</w:t>
       </w:r>
     </w:p>
     <w:p>
@@ -21524,15 +21191,7 @@
               <w:t>ρ = 0.653, p &lt; 0.001</w:t>
             </w:r>
             <w:r>
-              <w:t xml:space="preserve">; </w:t>
-            </w:r>
-            <w:proofErr w:type="gramStart"/>
-            <w:r>
-              <w:t>Top-20</w:t>
-            </w:r>
-            <w:proofErr w:type="gramEnd"/>
-            <w:r>
-              <w:t xml:space="preserve"> overlap </w:t>
+              <w:t xml:space="preserve">; Top-20 overlap </w:t>
             </w:r>
             <w:r>
               <w:t>= 10%</w:t>
@@ -21715,19 +21374,9 @@
       <w:r>
         <w:t xml:space="preserve">The framework is therefore intended to support, rather than automate, healthcare infrastructure allocation decisions. It can provide a common analytical basis for comparison across districts while retaining the role of policymakers and </w:t>
       </w:r>
-      <w:proofErr w:type="gramStart"/>
-      <w:r>
-        <w:t>officers</w:t>
-      </w:r>
-      <w:proofErr w:type="gramEnd"/>
-      <w:r>
-        <w:t xml:space="preserve"> </w:t>
-      </w:r>
-      <w:proofErr w:type="spellStart"/>
-      <w:r>
-        <w:t>incharge</w:t>
-      </w:r>
-      <w:proofErr w:type="spellEnd"/>
+      <w:r>
+        <w:t>officers incharge</w:t>
+      </w:r>
       <w:r>
         <w:t xml:space="preserve"> in final decision-making.</w:t>
       </w:r>
@@ -21801,13 +21450,8 @@
         <w:spacing w:before="100" w:beforeAutospacing="1" w:after="100" w:afterAutospacing="1" w:line="480" w:lineRule="auto"/>
         <w:ind w:firstLine="720"/>
       </w:pPr>
-      <w:proofErr w:type="gramStart"/>
-      <w:r>
-        <w:t>So</w:t>
-      </w:r>
-      <w:proofErr w:type="gramEnd"/>
-      <w:r>
-        <w:t xml:space="preserve"> the framework has value as a decision-support mechanism: HIGI could provide the main infrastructure-gap signal, clustering could provide context segmentation, and machine learning could provide an alternative prioritization perspective.</w:t>
+      <w:r>
+        <w:t>So the framework has value as a decision-support mechanism: HIGI could provide the main infrastructure-gap signal, clustering could provide context segmentation, and machine learning could provide an alternative prioritization perspective.</w:t>
       </w:r>
     </w:p>
     <w:p>
@@ -22106,23 +21750,7 @@
                 <w:b w:val="0"/>
                 <w:bCs w:val="0"/>
               </w:rPr>
-              <w:t xml:space="preserve">Low </w:t>
-            </w:r>
-            <w:proofErr w:type="gramStart"/>
-            <w:r>
-              <w:rPr>
-                <w:b w:val="0"/>
-                <w:bCs w:val="0"/>
-              </w:rPr>
-              <w:t>top-20</w:t>
-            </w:r>
-            <w:proofErr w:type="gramEnd"/>
-            <w:r>
-              <w:rPr>
-                <w:b w:val="0"/>
-                <w:bCs w:val="0"/>
-              </w:rPr>
-              <w:t xml:space="preserve"> overlap between methods</w:t>
+              <w:t>Low top-20 overlap between methods</w:t>
             </w:r>
           </w:p>
         </w:tc>
@@ -22383,14 +22011,12 @@
       <w:r>
         <w:t xml:space="preserve">, </w:t>
       </w:r>
-      <w:proofErr w:type="gramStart"/>
       <w:r>
         <w:t>and</w:t>
       </w:r>
       <w:r>
         <w:t>,</w:t>
       </w:r>
-      <w:proofErr w:type="gramEnd"/>
       <w:r>
         <w:t xml:space="preserve"> </w:t>
       </w:r>
@@ -22606,15 +22232,7 @@
     </w:p>
     <w:p>
       <w:r>
-        <w:t xml:space="preserve">James, G., Witten, D., Hastie, T., &amp; </w:t>
-      </w:r>
-      <w:proofErr w:type="spellStart"/>
-      <w:r>
-        <w:t>Tibshirani</w:t>
-      </w:r>
-      <w:proofErr w:type="spellEnd"/>
-      <w:r>
-        <w:t xml:space="preserve">, R. (2021). </w:t>
+        <w:t xml:space="preserve">James, G., Witten, D., Hastie, T., &amp; Tibshirani, R. (2021). </w:t>
       </w:r>
       <w:r>
         <w:rPr>
@@ -22673,13 +22291,8 @@
       </w:r>
     </w:p>
     <w:p>
-      <w:proofErr w:type="spellStart"/>
-      <w:r>
-        <w:t>Organisation</w:t>
-      </w:r>
-      <w:proofErr w:type="spellEnd"/>
-      <w:r>
-        <w:t xml:space="preserve"> for Economic Co-operation and Development, &amp; Joint Research Centre. (2008). </w:t>
+      <w:r>
+        <w:t xml:space="preserve">Organisation for Economic Co-operation and Development, &amp; Joint Research Centre. (2008). </w:t>
       </w:r>
       <w:r>
         <w:rPr>
@@ -22709,15 +22322,7 @@
     </w:p>
     <w:p>
       <w:r>
-        <w:t xml:space="preserve">Sehgal, M., </w:t>
-      </w:r>
-      <w:proofErr w:type="spellStart"/>
-      <w:r>
-        <w:t>Jatrana</w:t>
-      </w:r>
-      <w:proofErr w:type="spellEnd"/>
-      <w:r>
-        <w:t xml:space="preserve">, S., &amp; Johnson, L. (2024). A comprehensive health index for India: Development, validation, and spatial variation. </w:t>
+        <w:t xml:space="preserve">Sehgal, M., Jatrana, S., &amp; Johnson, L. (2024). A comprehensive health index for India: Development, validation, and spatial variation. </w:t>
       </w:r>
       <w:r>
         <w:rPr>
@@ -22747,15 +22352,7 @@
     </w:p>
     <w:p>
       <w:r>
-        <w:t xml:space="preserve">Sharma, A., </w:t>
-      </w:r>
-      <w:proofErr w:type="spellStart"/>
-      <w:r>
-        <w:t>Prinja</w:t>
-      </w:r>
-      <w:proofErr w:type="spellEnd"/>
-      <w:r>
-        <w:t xml:space="preserve">, S., &amp; Aggarwal, A. K. (2017). Measurement of health system performance at district level: A study protocol. </w:t>
+        <w:t xml:space="preserve">Sharma, A., Prinja, S., &amp; Aggarwal, A. K. (2017). Measurement of health system performance at district level: A study protocol. </w:t>
       </w:r>
       <w:r>
         <w:rPr>
@@ -22770,15 +22367,7 @@
     </w:p>
     <w:p>
       <w:r>
-        <w:t xml:space="preserve">Sharma, A., </w:t>
-      </w:r>
-      <w:proofErr w:type="spellStart"/>
-      <w:r>
-        <w:t>Prinja</w:t>
-      </w:r>
-      <w:proofErr w:type="spellEnd"/>
-      <w:r>
-        <w:t xml:space="preserve">, S., &amp; Aggarwal, A. K. (2019). Comprehensive measurement of health system performance at district level in India: Generation of a composite index. </w:t>
+        <w:t xml:space="preserve">Sharma, A., Prinja, S., &amp; Aggarwal, A. K. (2019). Comprehensive measurement of health system performance at district level in India: Generation of a composite index. </w:t>
       </w:r>
       <w:r>
         <w:rPr>
@@ -22807,21 +22396,8 @@
       </w:r>
     </w:p>
     <w:p>
-      <w:proofErr w:type="spellStart"/>
-      <w:r>
-        <w:t>Saragadam</w:t>
-      </w:r>
-      <w:proofErr w:type="spellEnd"/>
-      <w:r>
-        <w:t xml:space="preserve">, S. K., </w:t>
-      </w:r>
-      <w:proofErr w:type="spellStart"/>
-      <w:r>
-        <w:t>Saragadam</w:t>
-      </w:r>
-      <w:proofErr w:type="spellEnd"/>
-      <w:r>
-        <w:t xml:space="preserve">, S. H., Kumari, K. S. S., &amp; Kasturi, G. V. K. (2025). Explainable machine learning on health management information system data to unveil health factors affecting maternal mortality ratio of districts in India towards achieving sustainable development goals. </w:t>
+      <w:r>
+        <w:t xml:space="preserve">Saragadam, S. K., Saragadam, S. H., Kumari, K. S. S., &amp; Kasturi, G. V. K. (2025). Explainable machine learning on health management information system data to unveil health factors affecting maternal mortality ratio of districts in India towards achieving sustainable development goals. </w:t>
       </w:r>
       <w:r>
         <w:rPr>
@@ -27935,10 +27511,10 @@
     <w:rsid w:val="002470DB"/>
     <w:rsid w:val="00322422"/>
     <w:rsid w:val="004F284F"/>
-    <w:rsid w:val="00532522"/>
     <w:rsid w:val="00533277"/>
     <w:rsid w:val="00660F03"/>
     <w:rsid w:val="00726ECD"/>
+    <w:rsid w:val="0072710E"/>
     <w:rsid w:val="008C531E"/>
     <w:rsid w:val="0091578F"/>
     <w:rsid w:val="00B065BC"/>
